--- a/backend/templates/relatorio_servico_remunerado.docx
+++ b/backend/templates/relatorio_servico_remunerado.docx
@@ -14,9 +14,6 @@
           <w:szCs w:val="18"/>
         </w:rPr>
       </w:pPr>
-      <w:r>
-        <w:t>RELATÓRIO DE SERVIÇO REMUNERADO</w:t>
-      </w:r>
     </w:p>
     <w:p>
       <w:pPr>
@@ -31,7 +28,13 @@
         </w:rPr>
       </w:pPr>
       <w:r>
-        <w:t>Data/hora da elaboração do presente relatório: {{ generated_at }}</w:t>
+        <w:rPr>
+          <w:rFonts w:ascii="Calibri" w:hAnsi="Calibri" w:cs="Tahoma"/>
+          <w:b/>
+          <w:sz w:val="24"/>
+          <w:szCs w:val="18"/>
+        </w:rPr>
+        <w:t>RELATÓRIO DE SERVIÇO REMUNERADO</w:t>
       </w:r>
     </w:p>
     <w:tbl>
@@ -54,12 +57,12 @@
       </w:tblPr>
       <w:tblGrid>
         <w:gridCol w:w="2840"/>
-        <w:gridCol w:w="1083"/>
+        <w:gridCol w:w="961"/>
         <w:gridCol w:w="960"/>
         <w:gridCol w:w="960"/>
         <w:gridCol w:w="960"/>
         <w:gridCol w:w="960"/>
-        <w:gridCol w:w="1798"/>
+        <w:gridCol w:w="1920"/>
         <w:gridCol w:w="589"/>
       </w:tblGrid>
       <w:tr>
@@ -254,75 +257,9 @@
             <w:hideMark/>
           </w:tcPr>
           <w:p>
-            <w:pPr>
-              <w:rPr>
-                <w:rFonts w:ascii="Calibri" w:hAnsi="Calibri" w:cs="Calibri"/>
-                <w:color w:val="000000"/>
-              </w:rPr>
-            </w:pPr>
-            <w:r>
-              <w:rPr>
-                <w:rFonts w:ascii="Calibri" w:hAnsi="Calibri" w:cs="Calibri"/>
-                <w:color w:val="000000"/>
-              </w:rPr>
-              <w:fldChar w:fldCharType="begin">
-                <w:ffData>
-                  <w:name w:val="Texto8"/>
-                  <w:enabled/>
-                  <w:calcOnExit w:val="0"/>
-                  <w:statusText w:type="text" w:val="número"/>
-                  <w:textInput>
-                    <w:type w:val="number"/>
-                    <w:maxLength w:val="2"/>
-                  </w:textInput>
-                </w:ffData>
-              </w:fldChar>
-            </w:r>
-            <w:bookmarkStart w:id="1" w:name="Texto8"/>
-            <w:r>
-              <w:rPr>
-                <w:rFonts w:ascii="Calibri" w:hAnsi="Calibri" w:cs="Calibri"/>
-                <w:color w:val="000000"/>
-              </w:rPr>
-              <w:instrText xml:space="preserve"> FORMTEXT </w:instrText>
-            </w:r>
-            <w:r>
-              <w:rPr>
-                <w:rFonts w:ascii="Calibri" w:hAnsi="Calibri" w:cs="Calibri"/>
-                <w:color w:val="000000"/>
-              </w:rPr>
-            </w:r>
-            <w:r>
-              <w:rPr>
-                <w:rFonts w:ascii="Calibri" w:hAnsi="Calibri" w:cs="Calibri"/>
-                <w:color w:val="000000"/>
-              </w:rPr>
-              <w:fldChar w:fldCharType="separate"/>
-            </w:r>
-            <w:r>
-              <w:rPr>
-                <w:rFonts w:ascii="Calibri" w:hAnsi="Calibri" w:cs="Calibri"/>
-                <w:noProof/>
-                <w:color w:val="000000"/>
-              </w:rPr>
-              <w:t> </w:t>
-            </w:r>
-            <w:r>
-              <w:rPr>
-                <w:rFonts w:ascii="Calibri" w:hAnsi="Calibri" w:cs="Calibri"/>
-                <w:noProof/>
-                <w:color w:val="000000"/>
-              </w:rPr>
-              <w:t> </w:t>
-            </w:r>
-            <w:r>
-              <w:rPr>
-                <w:rFonts w:ascii="Calibri" w:hAnsi="Calibri" w:cs="Calibri"/>
-                <w:color w:val="000000"/>
-              </w:rPr>
-              <w:fldChar w:fldCharType="end"/>
-            </w:r>
-            <w:bookmarkEnd w:id="1"/>
+            <w:r>
+              <w:t>{{ oficiais_count }}</w:t>
+            </w:r>
           </w:p>
         </w:tc>
         <w:tc>
@@ -333,6 +270,26 @@
             <w:hideMark/>
           </w:tcPr>
           <w:p>
+            <w:pPr>
+              <w:rPr>
+                <w:rFonts w:ascii="Calibri" w:hAnsi="Calibri" w:cs="Calibri"/>
+                <w:color w:val="000000"/>
+              </w:rPr>
+            </w:pPr>
+            <w:r>
+              <w:rPr>
+                <w:rFonts w:ascii="Calibri" w:hAnsi="Calibri" w:cs="Calibri"/>
+                <w:color w:val="000000"/>
+              </w:rPr>
+              <w:t>Chefes:</w:t>
+            </w:r>
+          </w:p>
+        </w:tc>
+        <w:tc>
+          <w:tcPr>
+            <w:tcW w:w="960" w:type="dxa"/>
+          </w:tcPr>
+          <w:p>
             <w:r>
               <w:t>{{ chefes_count }}</w:t>
             </w:r>
@@ -354,67 +311,13 @@
                 <w:rFonts w:ascii="Calibri" w:hAnsi="Calibri" w:cs="Calibri"/>
                 <w:color w:val="000000"/>
               </w:rPr>
-              <w:fldChar w:fldCharType="begin">
-                <w:ffData>
-                  <w:name w:val="Texto8"/>
-                  <w:enabled/>
-                  <w:calcOnExit w:val="0"/>
-                  <w:statusText w:type="text" w:val="número"/>
-                  <w:textInput>
-                    <w:type w:val="number"/>
-                    <w:maxLength w:val="2"/>
-                  </w:textInput>
-                </w:ffData>
-              </w:fldChar>
-            </w:r>
-            <w:r>
-              <w:rPr>
-                <w:rFonts w:ascii="Calibri" w:hAnsi="Calibri" w:cs="Calibri"/>
-                <w:color w:val="000000"/>
-              </w:rPr>
-              <w:instrText xml:space="preserve"> FORMTEXT </w:instrText>
-            </w:r>
-            <w:r>
-              <w:rPr>
-                <w:rFonts w:ascii="Calibri" w:hAnsi="Calibri" w:cs="Calibri"/>
-                <w:color w:val="000000"/>
-              </w:rPr>
-            </w:r>
-            <w:r>
-              <w:rPr>
-                <w:rFonts w:ascii="Calibri" w:hAnsi="Calibri" w:cs="Calibri"/>
-                <w:color w:val="000000"/>
-              </w:rPr>
-              <w:fldChar w:fldCharType="separate"/>
-            </w:r>
-            <w:r>
-              <w:rPr>
-                <w:rFonts w:ascii="Calibri" w:hAnsi="Calibri" w:cs="Calibri"/>
-                <w:noProof/>
-                <w:color w:val="000000"/>
-              </w:rPr>
-              <w:t> </w:t>
-            </w:r>
-            <w:r>
-              <w:rPr>
-                <w:rFonts w:ascii="Calibri" w:hAnsi="Calibri" w:cs="Calibri"/>
-                <w:noProof/>
-                <w:color w:val="000000"/>
-              </w:rPr>
-              <w:t> </w:t>
-            </w:r>
-            <w:r>
-              <w:rPr>
-                <w:rFonts w:ascii="Calibri" w:hAnsi="Calibri" w:cs="Calibri"/>
-                <w:color w:val="000000"/>
-              </w:rPr>
-              <w:fldChar w:fldCharType="end"/>
-            </w:r>
-          </w:p>
-        </w:tc>
-        <w:tc>
-          <w:tcPr>
-            <w:tcW w:w="960" w:type="dxa"/>
+              <w:t>Agentes:</w:t>
+            </w:r>
+          </w:p>
+        </w:tc>
+        <w:tc>
+          <w:tcPr>
+            <w:tcW w:w="1920" w:type="dxa"/>
           </w:tcPr>
           <w:p>
             <w:r>
@@ -424,31 +327,11 @@
         </w:tc>
         <w:tc>
           <w:tcPr>
-            <w:tcW w:w="1920" w:type="dxa"/>
+            <w:tcW w:w="589" w:type="dxa"/>
           </w:tcPr>
           <w:p>
             <w:r>
               <w:t>{{ efetivo_total }}</w:t>
-            </w:r>
-          </w:p>
-        </w:tc>
-        <w:tc>
-          <w:tcPr>
-            <w:tcW w:w="589" w:type="dxa"/>
-          </w:tcPr>
-          <w:p>
-            <w:pPr>
-              <w:rPr>
-                <w:rFonts w:ascii="Calibri" w:hAnsi="Calibri" w:cs="Calibri"/>
-                <w:color w:val="000000"/>
-              </w:rPr>
-            </w:pPr>
-            <w:r>
-              <w:rPr>
-                <w:rFonts w:ascii="Calibri" w:hAnsi="Calibri" w:cs="Calibri"/>
-                <w:color w:val="000000"/>
-              </w:rPr>
-              <w:t>E/R:</w:t>
             </w:r>
           </w:p>
         </w:tc>
@@ -605,8 +488,33 @@
             <w:hideMark/>
           </w:tcPr>
           <w:p>
-            <w:r>
-              <w:t>{% for item in demais_efetivo %}</w:t>
+            <w:pPr>
+              <w:jc w:val="center"/>
+              <w:rPr>
+                <w:rFonts w:ascii="Calibri" w:hAnsi="Calibri" w:cs="Calibri"/>
+                <w:color w:val="000000"/>
+              </w:rPr>
+            </w:pPr>
+            <w:r>
+              <w:rPr>
+                <w:rFonts w:ascii="Calibri" w:hAnsi="Calibri" w:cs="Calibri"/>
+                <w:color w:val="000000"/>
+              </w:rPr>
+              <w:t>Demais efe</w:t>
+            </w:r>
+            <w:r>
+              <w:rPr>
+                <w:rFonts w:ascii="Calibri" w:hAnsi="Calibri" w:cs="Calibri"/>
+                <w:color w:val="000000"/>
+              </w:rPr>
+              <w:t>c</w:t>
+            </w:r>
+            <w:r>
+              <w:rPr>
+                <w:rFonts w:ascii="Calibri" w:hAnsi="Calibri" w:cs="Calibri"/>
+                <w:color w:val="000000"/>
+              </w:rPr>
+              <w:t>tivo policial:</w:t>
             </w:r>
           </w:p>
         </w:tc>
@@ -619,7 +527,7 @@
           </w:tcPr>
           <w:p>
             <w:r>
-              <w:t>{{ item.matricula }}</w:t>
+              <w:t>{% for item in demais_efetivo %}{{ item.matricula }}</w:t>
             </w:r>
           </w:p>
         </w:tc>
@@ -715,7 +623,7 @@
           </w:tcPr>
           <w:p>
             <w:r>
-              <w:t>{{ item.nome }} ({{ item.matricula }}){% endfor %}</w:t>
+              <w:t>{{ item.posto }}{% endfor %}</w:t>
             </w:r>
           </w:p>
         </w:tc>
@@ -750,7 +658,99 @@
             <w:hideMark/>
           </w:tcPr>
           <w:p>
-            <w:r/>
+            <w:pPr>
+              <w:rPr>
+                <w:rFonts w:ascii="Calibri" w:hAnsi="Calibri" w:cs="Calibri"/>
+                <w:color w:val="000000"/>
+              </w:rPr>
+            </w:pPr>
+            <w:r>
+              <w:rPr>
+                <w:rFonts w:ascii="Calibri" w:hAnsi="Calibri" w:cs="Calibri"/>
+                <w:color w:val="000000"/>
+              </w:rPr>
+              <w:t>M/</w:t>
+            </w:r>
+            <w:r>
+              <w:rPr>
+                <w:rFonts w:ascii="Calibri" w:hAnsi="Calibri" w:cs="Calibri"/>
+                <w:color w:val="000000"/>
+              </w:rPr>
+              <w:fldChar w:fldCharType="begin">
+                <w:ffData>
+                  <w:name w:val="Texto7"/>
+                  <w:enabled/>
+                  <w:calcOnExit w:val="0"/>
+                  <w:statusText w:type="text" w:val="mecanográfico"/>
+                  <w:textInput>
+                    <w:type w:val="number"/>
+                    <w:maxLength w:val="6"/>
+                  </w:textInput>
+                </w:ffData>
+              </w:fldChar>
+            </w:r>
+            <w:r>
+              <w:rPr>
+                <w:rFonts w:ascii="Calibri" w:hAnsi="Calibri" w:cs="Calibri"/>
+                <w:color w:val="000000"/>
+              </w:rPr>
+              <w:instrText xml:space="preserve"> FORMTEXT </w:instrText>
+            </w:r>
+            <w:r>
+              <w:rPr>
+                <w:rFonts w:ascii="Calibri" w:hAnsi="Calibri" w:cs="Calibri"/>
+                <w:color w:val="000000"/>
+              </w:rPr>
+            </w:r>
+            <w:r>
+              <w:rPr>
+                <w:rFonts w:ascii="Calibri" w:hAnsi="Calibri" w:cs="Calibri"/>
+                <w:color w:val="000000"/>
+              </w:rPr>
+              <w:fldChar w:fldCharType="separate"/>
+            </w:r>
+            <w:r>
+              <w:rPr>
+                <w:rFonts w:ascii="Calibri" w:hAnsi="Calibri" w:cs="Calibri"/>
+                <w:color w:val="000000"/>
+              </w:rPr>
+              <w:t> </w:t>
+            </w:r>
+            <w:r>
+              <w:rPr>
+                <w:rFonts w:ascii="Calibri" w:hAnsi="Calibri" w:cs="Calibri"/>
+                <w:color w:val="000000"/>
+              </w:rPr>
+              <w:t> </w:t>
+            </w:r>
+            <w:r>
+              <w:rPr>
+                <w:rFonts w:ascii="Calibri" w:hAnsi="Calibri" w:cs="Calibri"/>
+                <w:color w:val="000000"/>
+              </w:rPr>
+              <w:t> </w:t>
+            </w:r>
+            <w:r>
+              <w:rPr>
+                <w:rFonts w:ascii="Calibri" w:hAnsi="Calibri" w:cs="Calibri"/>
+                <w:color w:val="000000"/>
+              </w:rPr>
+              <w:t> </w:t>
+            </w:r>
+            <w:r>
+              <w:rPr>
+                <w:rFonts w:ascii="Calibri" w:hAnsi="Calibri" w:cs="Calibri"/>
+                <w:color w:val="000000"/>
+              </w:rPr>
+              <w:t> </w:t>
+            </w:r>
+            <w:r>
+              <w:rPr>
+                <w:rFonts w:ascii="Calibri" w:hAnsi="Calibri" w:cs="Calibri"/>
+                <w:color w:val="000000"/>
+              </w:rPr>
+              <w:fldChar w:fldCharType="end"/>
+            </w:r>
           </w:p>
         </w:tc>
         <w:tc>
@@ -762,7 +762,70 @@
             <w:hideMark/>
           </w:tcPr>
           <w:p>
-            <w:r/>
+            <w:pPr>
+              <w:jc w:val="center"/>
+              <w:rPr>
+                <w:rFonts w:ascii="Calibri" w:hAnsi="Calibri" w:cs="Calibri"/>
+                <w:color w:val="000000"/>
+              </w:rPr>
+            </w:pPr>
+            <w:r>
+              <w:rPr>
+                <w:rFonts w:ascii="Calibri" w:hAnsi="Calibri" w:cs="Tahoma"/>
+                <w:sz w:val="18"/>
+                <w:szCs w:val="18"/>
+              </w:rPr>
+              <w:fldChar w:fldCharType="begin">
+                <w:ffData>
+                  <w:name w:val=""/>
+                  <w:enabled/>
+                  <w:calcOnExit w:val="0"/>
+                  <w:statusText w:type="text" w:val="Categoria"/>
+                  <w:ddList>
+                    <w:listEntry w:val="Agente"/>
+                    <w:listEntry w:val="Agente Principal"/>
+                    <w:listEntry w:val="Agente Coordenador"/>
+                    <w:listEntry w:val="Chefe"/>
+                    <w:listEntry w:val="Chefe Principal"/>
+                    <w:listEntry w:val="Chefe Coordenador"/>
+                    <w:listEntry w:val="Subcomissário"/>
+                    <w:listEntry w:val="Comissário"/>
+                    <w:listEntry w:val="Subintendente"/>
+                  </w:ddList>
+                </w:ffData>
+              </w:fldChar>
+            </w:r>
+            <w:r>
+              <w:rPr>
+                <w:rFonts w:ascii="Calibri" w:hAnsi="Calibri" w:cs="Tahoma"/>
+                <w:sz w:val="18"/>
+                <w:szCs w:val="18"/>
+              </w:rPr>
+              <w:instrText xml:space="preserve"> FORMDROPDOWN </w:instrText>
+            </w:r>
+            <w:r>
+              <w:rPr>
+                <w:rFonts w:ascii="Calibri" w:hAnsi="Calibri" w:cs="Tahoma"/>
+                <w:sz w:val="18"/>
+                <w:szCs w:val="18"/>
+              </w:rPr>
+            </w:r>
+            <w:r>
+              <w:rPr>
+                <w:rFonts w:ascii="Calibri" w:hAnsi="Calibri" w:cs="Tahoma"/>
+                <w:sz w:val="18"/>
+                <w:szCs w:val="18"/>
+              </w:rPr>
+              <w:fldChar w:fldCharType="separate"/>
+            </w:r>
+            <w:r>
+              <w:rPr>
+                <w:rFonts w:ascii="Calibri" w:hAnsi="Calibri" w:cs="Tahoma"/>
+                <w:sz w:val="18"/>
+                <w:szCs w:val="18"/>
+              </w:rPr>
+              <w:fldChar w:fldCharType="end"/>
+            </w:r>
           </w:p>
         </w:tc>
         <w:tc>
@@ -771,7 +834,70 @@
             <w:gridSpan w:val="2"/>
           </w:tcPr>
           <w:p>
-            <w:r/>
+            <w:pPr>
+              <w:jc w:val="center"/>
+              <w:rPr>
+                <w:rFonts w:ascii="Calibri" w:hAnsi="Calibri" w:cs="Calibri"/>
+                <w:color w:val="000000"/>
+              </w:rPr>
+            </w:pPr>
+            <w:r>
+              <w:rPr>
+                <w:rFonts w:ascii="Calibri" w:hAnsi="Calibri" w:cs="Tahoma"/>
+                <w:sz w:val="18"/>
+                <w:szCs w:val="18"/>
+              </w:rPr>
+              <w:fldChar w:fldCharType="begin">
+                <w:ffData>
+                  <w:name w:val="Texto1"/>
+                  <w:enabled/>
+                  <w:calcOnExit w:val="0"/>
+                  <w:textInput>
+                    <w:default w:val="primeiro e último nome"/>
+                    <w:maxLength w:val="35"/>
+                  </w:textInput>
+                </w:ffData>
+              </w:fldChar>
+            </w:r>
+            <w:r>
+              <w:rPr>
+                <w:rFonts w:ascii="Calibri" w:hAnsi="Calibri" w:cs="Tahoma"/>
+                <w:sz w:val="18"/>
+                <w:szCs w:val="18"/>
+              </w:rPr>
+              <w:instrText xml:space="preserve"> FORMTEXT </w:instrText>
+            </w:r>
+            <w:r>
+              <w:rPr>
+                <w:rFonts w:ascii="Calibri" w:hAnsi="Calibri" w:cs="Tahoma"/>
+                <w:sz w:val="18"/>
+                <w:szCs w:val="18"/>
+              </w:rPr>
+            </w:r>
+            <w:r>
+              <w:rPr>
+                <w:rFonts w:ascii="Calibri" w:hAnsi="Calibri" w:cs="Tahoma"/>
+                <w:sz w:val="18"/>
+                <w:szCs w:val="18"/>
+              </w:rPr>
+              <w:fldChar w:fldCharType="separate"/>
+            </w:r>
+            <w:r>
+              <w:rPr>
+                <w:rFonts w:ascii="Calibri" w:hAnsi="Calibri" w:cs="Tahoma"/>
+                <w:sz w:val="18"/>
+                <w:szCs w:val="18"/>
+              </w:rPr>
+              <w:t>primeiro e último nome</w:t>
+            </w:r>
+            <w:r>
+              <w:rPr>
+                <w:rFonts w:ascii="Calibri" w:hAnsi="Calibri" w:cs="Tahoma"/>
+                <w:sz w:val="18"/>
+                <w:szCs w:val="18"/>
+              </w:rPr>
+              <w:fldChar w:fldCharType="end"/>
+            </w:r>
           </w:p>
         </w:tc>
         <w:tc>
@@ -779,7 +905,106 @@
             <w:tcW w:w="589" w:type="dxa"/>
           </w:tcPr>
           <w:p>
-            <w:r/>
+            <w:pPr>
+              <w:rPr>
+                <w:rFonts w:ascii="Calibri" w:hAnsi="Calibri" w:cs="Tahoma"/>
+                <w:sz w:val="18"/>
+                <w:szCs w:val="18"/>
+              </w:rPr>
+            </w:pPr>
+            <w:r>
+              <w:rPr>
+                <w:rFonts w:ascii="Calibri" w:hAnsi="Calibri" w:cs="Tahoma"/>
+                <w:sz w:val="18"/>
+                <w:szCs w:val="18"/>
+              </w:rPr>
+              <w:fldChar w:fldCharType="begin">
+                <w:ffData>
+                  <w:name w:val="Texto10"/>
+                  <w:enabled/>
+                  <w:calcOnExit w:val="0"/>
+                  <w:textInput>
+                    <w:maxLength w:val="10"/>
+                  </w:textInput>
+                </w:ffData>
+              </w:fldChar>
+            </w:r>
+            <w:r>
+              <w:rPr>
+                <w:rFonts w:ascii="Calibri" w:hAnsi="Calibri" w:cs="Tahoma"/>
+                <w:sz w:val="18"/>
+                <w:szCs w:val="18"/>
+              </w:rPr>
+              <w:instrText xml:space="preserve"> FORMTEXT </w:instrText>
+            </w:r>
+            <w:r>
+              <w:rPr>
+                <w:rFonts w:ascii="Calibri" w:hAnsi="Calibri" w:cs="Tahoma"/>
+                <w:sz w:val="18"/>
+                <w:szCs w:val="18"/>
+              </w:rPr>
+            </w:r>
+            <w:r>
+              <w:rPr>
+                <w:rFonts w:ascii="Calibri" w:hAnsi="Calibri" w:cs="Tahoma"/>
+                <w:sz w:val="18"/>
+                <w:szCs w:val="18"/>
+              </w:rPr>
+              <w:fldChar w:fldCharType="separate"/>
+            </w:r>
+            <w:r>
+              <w:rPr>
+                <w:rFonts w:ascii="Calibri" w:hAnsi="Calibri" w:cs="Tahoma"/>
+                <w:noProof/>
+                <w:sz w:val="18"/>
+                <w:szCs w:val="18"/>
+              </w:rPr>
+              <w:t> </w:t>
+            </w:r>
+            <w:r>
+              <w:rPr>
+                <w:rFonts w:ascii="Calibri" w:hAnsi="Calibri" w:cs="Tahoma"/>
+                <w:noProof/>
+                <w:sz w:val="18"/>
+                <w:szCs w:val="18"/>
+              </w:rPr>
+              <w:t> </w:t>
+            </w:r>
+            <w:r>
+              <w:rPr>
+                <w:rFonts w:ascii="Calibri" w:hAnsi="Calibri" w:cs="Tahoma"/>
+                <w:noProof/>
+                <w:sz w:val="18"/>
+                <w:szCs w:val="18"/>
+              </w:rPr>
+              <w:t> </w:t>
+            </w:r>
+            <w:r>
+              <w:rPr>
+                <w:rFonts w:ascii="Calibri" w:hAnsi="Calibri" w:cs="Tahoma"/>
+                <w:noProof/>
+                <w:sz w:val="18"/>
+                <w:szCs w:val="18"/>
+              </w:rPr>
+              <w:t> </w:t>
+            </w:r>
+            <w:r>
+              <w:rPr>
+                <w:rFonts w:ascii="Calibri" w:hAnsi="Calibri" w:cs="Tahoma"/>
+                <w:noProof/>
+                <w:sz w:val="18"/>
+                <w:szCs w:val="18"/>
+              </w:rPr>
+              <w:t> </w:t>
+            </w:r>
+            <w:r>
+              <w:rPr>
+                <w:rFonts w:ascii="Calibri" w:hAnsi="Calibri" w:cs="Tahoma"/>
+                <w:sz w:val="18"/>
+                <w:szCs w:val="18"/>
+              </w:rPr>
+              <w:fldChar w:fldCharType="end"/>
+            </w:r>
           </w:p>
         </w:tc>
       </w:tr>
@@ -813,7 +1038,104 @@
             <w:hideMark/>
           </w:tcPr>
           <w:p>
-            <w:r/>
+            <w:pPr>
+              <w:rPr>
+                <w:rFonts w:ascii="Calibri" w:hAnsi="Calibri" w:cs="Calibri"/>
+                <w:color w:val="000000"/>
+              </w:rPr>
+            </w:pPr>
+            <w:r>
+              <w:rPr>
+                <w:rFonts w:ascii="Calibri" w:hAnsi="Calibri" w:cs="Calibri"/>
+                <w:color w:val="000000"/>
+              </w:rPr>
+              <w:t>M/</w:t>
+            </w:r>
+            <w:r>
+              <w:rPr>
+                <w:rFonts w:ascii="Calibri" w:hAnsi="Calibri" w:cs="Calibri"/>
+                <w:color w:val="000000"/>
+              </w:rPr>
+              <w:fldChar w:fldCharType="begin">
+                <w:ffData>
+                  <w:name w:val="Texto7"/>
+                  <w:enabled/>
+                  <w:calcOnExit w:val="0"/>
+                  <w:statusText w:type="text" w:val="mecanográfico"/>
+                  <w:textInput>
+                    <w:type w:val="number"/>
+                    <w:maxLength w:val="6"/>
+                  </w:textInput>
+                </w:ffData>
+              </w:fldChar>
+            </w:r>
+            <w:r>
+              <w:rPr>
+                <w:rFonts w:ascii="Calibri" w:hAnsi="Calibri" w:cs="Calibri"/>
+                <w:color w:val="000000"/>
+              </w:rPr>
+              <w:instrText xml:space="preserve"> FORMTEXT </w:instrText>
+            </w:r>
+            <w:r>
+              <w:rPr>
+                <w:rFonts w:ascii="Calibri" w:hAnsi="Calibri" w:cs="Calibri"/>
+                <w:color w:val="000000"/>
+              </w:rPr>
+            </w:r>
+            <w:r>
+              <w:rPr>
+                <w:rFonts w:ascii="Calibri" w:hAnsi="Calibri" w:cs="Calibri"/>
+                <w:color w:val="000000"/>
+              </w:rPr>
+              <w:fldChar w:fldCharType="separate"/>
+            </w:r>
+            <w:r>
+              <w:rPr>
+                <w:rFonts w:ascii="Calibri" w:hAnsi="Calibri" w:cs="Calibri"/>
+                <w:noProof/>
+                <w:color w:val="000000"/>
+              </w:rPr>
+              <w:t> </w:t>
+            </w:r>
+            <w:r>
+              <w:rPr>
+                <w:rFonts w:ascii="Calibri" w:hAnsi="Calibri" w:cs="Calibri"/>
+                <w:noProof/>
+                <w:color w:val="000000"/>
+              </w:rPr>
+              <w:t> </w:t>
+            </w:r>
+            <w:r>
+              <w:rPr>
+                <w:rFonts w:ascii="Calibri" w:hAnsi="Calibri" w:cs="Calibri"/>
+                <w:noProof/>
+                <w:color w:val="000000"/>
+              </w:rPr>
+              <w:t> </w:t>
+            </w:r>
+            <w:r>
+              <w:rPr>
+                <w:rFonts w:ascii="Calibri" w:hAnsi="Calibri" w:cs="Calibri"/>
+                <w:noProof/>
+                <w:color w:val="000000"/>
+              </w:rPr>
+              <w:t> </w:t>
+            </w:r>
+            <w:r>
+              <w:rPr>
+                <w:rFonts w:ascii="Calibri" w:hAnsi="Calibri" w:cs="Calibri"/>
+                <w:noProof/>
+                <w:color w:val="000000"/>
+              </w:rPr>
+              <w:t> </w:t>
+            </w:r>
+            <w:r>
+              <w:rPr>
+                <w:rFonts w:ascii="Calibri" w:hAnsi="Calibri" w:cs="Calibri"/>
+                <w:color w:val="000000"/>
+              </w:rPr>
+              <w:fldChar w:fldCharType="end"/>
+            </w:r>
           </w:p>
         </w:tc>
         <w:tc>
@@ -825,7 +1147,70 @@
             <w:hideMark/>
           </w:tcPr>
           <w:p>
-            <w:r/>
+            <w:pPr>
+              <w:jc w:val="center"/>
+              <w:rPr>
+                <w:rFonts w:ascii="Calibri" w:hAnsi="Calibri" w:cs="Calibri"/>
+                <w:color w:val="000000"/>
+              </w:rPr>
+            </w:pPr>
+            <w:r>
+              <w:rPr>
+                <w:rFonts w:ascii="Calibri" w:hAnsi="Calibri" w:cs="Tahoma"/>
+                <w:sz w:val="18"/>
+                <w:szCs w:val="18"/>
+              </w:rPr>
+              <w:fldChar w:fldCharType="begin">
+                <w:ffData>
+                  <w:name w:val=""/>
+                  <w:enabled/>
+                  <w:calcOnExit w:val="0"/>
+                  <w:statusText w:type="text" w:val="Categoria"/>
+                  <w:ddList>
+                    <w:listEntry w:val="Agente"/>
+                    <w:listEntry w:val="Agente Principal"/>
+                    <w:listEntry w:val="Agente Coordenador"/>
+                    <w:listEntry w:val="Chefe"/>
+                    <w:listEntry w:val="Chefe Principal"/>
+                    <w:listEntry w:val="Chefe Coordenador"/>
+                    <w:listEntry w:val="Subcomissário"/>
+                    <w:listEntry w:val="Comissário"/>
+                    <w:listEntry w:val="Subintendente"/>
+                  </w:ddList>
+                </w:ffData>
+              </w:fldChar>
+            </w:r>
+            <w:r>
+              <w:rPr>
+                <w:rFonts w:ascii="Calibri" w:hAnsi="Calibri" w:cs="Tahoma"/>
+                <w:sz w:val="18"/>
+                <w:szCs w:val="18"/>
+              </w:rPr>
+              <w:instrText xml:space="preserve"> FORMDROPDOWN </w:instrText>
+            </w:r>
+            <w:r>
+              <w:rPr>
+                <w:rFonts w:ascii="Calibri" w:hAnsi="Calibri" w:cs="Tahoma"/>
+                <w:sz w:val="18"/>
+                <w:szCs w:val="18"/>
+              </w:rPr>
+            </w:r>
+            <w:r>
+              <w:rPr>
+                <w:rFonts w:ascii="Calibri" w:hAnsi="Calibri" w:cs="Tahoma"/>
+                <w:sz w:val="18"/>
+                <w:szCs w:val="18"/>
+              </w:rPr>
+              <w:fldChar w:fldCharType="separate"/>
+            </w:r>
+            <w:r>
+              <w:rPr>
+                <w:rFonts w:ascii="Calibri" w:hAnsi="Calibri" w:cs="Tahoma"/>
+                <w:sz w:val="18"/>
+                <w:szCs w:val="18"/>
+              </w:rPr>
+              <w:fldChar w:fldCharType="end"/>
+            </w:r>
           </w:p>
         </w:tc>
         <w:tc>
@@ -834,7 +1219,71 @@
             <w:gridSpan w:val="2"/>
           </w:tcPr>
           <w:p>
-            <w:r/>
+            <w:pPr>
+              <w:jc w:val="center"/>
+              <w:rPr>
+                <w:rFonts w:ascii="Calibri" w:hAnsi="Calibri" w:cs="Calibri"/>
+                <w:color w:val="000000"/>
+              </w:rPr>
+            </w:pPr>
+            <w:r>
+              <w:rPr>
+                <w:rFonts w:ascii="Calibri" w:hAnsi="Calibri" w:cs="Tahoma"/>
+                <w:sz w:val="18"/>
+                <w:szCs w:val="18"/>
+              </w:rPr>
+              <w:fldChar w:fldCharType="begin">
+                <w:ffData>
+                  <w:name w:val="Texto1"/>
+                  <w:enabled/>
+                  <w:calcOnExit w:val="0"/>
+                  <w:textInput>
+                    <w:default w:val="primeiro e último nome"/>
+                    <w:maxLength w:val="35"/>
+                  </w:textInput>
+                </w:ffData>
+              </w:fldChar>
+            </w:r>
+            <w:r>
+              <w:rPr>
+                <w:rFonts w:ascii="Calibri" w:hAnsi="Calibri" w:cs="Tahoma"/>
+                <w:sz w:val="18"/>
+                <w:szCs w:val="18"/>
+              </w:rPr>
+              <w:instrText xml:space="preserve"> FORMTEXT </w:instrText>
+            </w:r>
+            <w:r>
+              <w:rPr>
+                <w:rFonts w:ascii="Calibri" w:hAnsi="Calibri" w:cs="Tahoma"/>
+                <w:sz w:val="18"/>
+                <w:szCs w:val="18"/>
+              </w:rPr>
+            </w:r>
+            <w:r>
+              <w:rPr>
+                <w:rFonts w:ascii="Calibri" w:hAnsi="Calibri" w:cs="Tahoma"/>
+                <w:sz w:val="18"/>
+                <w:szCs w:val="18"/>
+              </w:rPr>
+              <w:fldChar w:fldCharType="separate"/>
+            </w:r>
+            <w:r>
+              <w:rPr>
+                <w:rFonts w:ascii="Calibri" w:hAnsi="Calibri" w:cs="Tahoma"/>
+                <w:noProof/>
+                <w:sz w:val="18"/>
+                <w:szCs w:val="18"/>
+              </w:rPr>
+              <w:t>primeiro e último nome</w:t>
+            </w:r>
+            <w:r>
+              <w:rPr>
+                <w:rFonts w:ascii="Calibri" w:hAnsi="Calibri" w:cs="Tahoma"/>
+                <w:sz w:val="18"/>
+                <w:szCs w:val="18"/>
+              </w:rPr>
+              <w:fldChar w:fldCharType="end"/>
+            </w:r>
           </w:p>
         </w:tc>
         <w:tc>
@@ -842,7 +1291,106 @@
             <w:tcW w:w="589" w:type="dxa"/>
           </w:tcPr>
           <w:p>
-            <w:r/>
+            <w:pPr>
+              <w:rPr>
+                <w:rFonts w:ascii="Calibri" w:hAnsi="Calibri" w:cs="Tahoma"/>
+                <w:sz w:val="18"/>
+                <w:szCs w:val="18"/>
+              </w:rPr>
+            </w:pPr>
+            <w:r>
+              <w:rPr>
+                <w:rFonts w:ascii="Calibri" w:hAnsi="Calibri" w:cs="Tahoma"/>
+                <w:sz w:val="18"/>
+                <w:szCs w:val="18"/>
+              </w:rPr>
+              <w:fldChar w:fldCharType="begin">
+                <w:ffData>
+                  <w:name w:val="Texto10"/>
+                  <w:enabled/>
+                  <w:calcOnExit w:val="0"/>
+                  <w:textInput>
+                    <w:maxLength w:val="10"/>
+                  </w:textInput>
+                </w:ffData>
+              </w:fldChar>
+            </w:r>
+            <w:r>
+              <w:rPr>
+                <w:rFonts w:ascii="Calibri" w:hAnsi="Calibri" w:cs="Tahoma"/>
+                <w:sz w:val="18"/>
+                <w:szCs w:val="18"/>
+              </w:rPr>
+              <w:instrText xml:space="preserve"> FORMTEXT </w:instrText>
+            </w:r>
+            <w:r>
+              <w:rPr>
+                <w:rFonts w:ascii="Calibri" w:hAnsi="Calibri" w:cs="Tahoma"/>
+                <w:sz w:val="18"/>
+                <w:szCs w:val="18"/>
+              </w:rPr>
+            </w:r>
+            <w:r>
+              <w:rPr>
+                <w:rFonts w:ascii="Calibri" w:hAnsi="Calibri" w:cs="Tahoma"/>
+                <w:sz w:val="18"/>
+                <w:szCs w:val="18"/>
+              </w:rPr>
+              <w:fldChar w:fldCharType="separate"/>
+            </w:r>
+            <w:r>
+              <w:rPr>
+                <w:rFonts w:ascii="Calibri" w:hAnsi="Calibri" w:cs="Tahoma"/>
+                <w:noProof/>
+                <w:sz w:val="18"/>
+                <w:szCs w:val="18"/>
+              </w:rPr>
+              <w:t> </w:t>
+            </w:r>
+            <w:r>
+              <w:rPr>
+                <w:rFonts w:ascii="Calibri" w:hAnsi="Calibri" w:cs="Tahoma"/>
+                <w:noProof/>
+                <w:sz w:val="18"/>
+                <w:szCs w:val="18"/>
+              </w:rPr>
+              <w:t> </w:t>
+            </w:r>
+            <w:r>
+              <w:rPr>
+                <w:rFonts w:ascii="Calibri" w:hAnsi="Calibri" w:cs="Tahoma"/>
+                <w:noProof/>
+                <w:sz w:val="18"/>
+                <w:szCs w:val="18"/>
+              </w:rPr>
+              <w:t> </w:t>
+            </w:r>
+            <w:r>
+              <w:rPr>
+                <w:rFonts w:ascii="Calibri" w:hAnsi="Calibri" w:cs="Tahoma"/>
+                <w:noProof/>
+                <w:sz w:val="18"/>
+                <w:szCs w:val="18"/>
+              </w:rPr>
+              <w:t> </w:t>
+            </w:r>
+            <w:r>
+              <w:rPr>
+                <w:rFonts w:ascii="Calibri" w:hAnsi="Calibri" w:cs="Tahoma"/>
+                <w:noProof/>
+                <w:sz w:val="18"/>
+                <w:szCs w:val="18"/>
+              </w:rPr>
+              <w:t> </w:t>
+            </w:r>
+            <w:r>
+              <w:rPr>
+                <w:rFonts w:ascii="Calibri" w:hAnsi="Calibri" w:cs="Tahoma"/>
+                <w:sz w:val="18"/>
+                <w:szCs w:val="18"/>
+              </w:rPr>
+              <w:fldChar w:fldCharType="end"/>
+            </w:r>
           </w:p>
         </w:tc>
       </w:tr>
@@ -876,7 +1424,104 @@
             <w:hideMark/>
           </w:tcPr>
           <w:p>
-            <w:r/>
+            <w:pPr>
+              <w:rPr>
+                <w:rFonts w:ascii="Calibri" w:hAnsi="Calibri" w:cs="Calibri"/>
+                <w:color w:val="000000"/>
+              </w:rPr>
+            </w:pPr>
+            <w:r>
+              <w:rPr>
+                <w:rFonts w:ascii="Calibri" w:hAnsi="Calibri" w:cs="Calibri"/>
+                <w:color w:val="000000"/>
+              </w:rPr>
+              <w:t>M/</w:t>
+            </w:r>
+            <w:r>
+              <w:rPr>
+                <w:rFonts w:ascii="Calibri" w:hAnsi="Calibri" w:cs="Calibri"/>
+                <w:color w:val="000000"/>
+              </w:rPr>
+              <w:fldChar w:fldCharType="begin">
+                <w:ffData>
+                  <w:name w:val="Texto7"/>
+                  <w:enabled/>
+                  <w:calcOnExit w:val="0"/>
+                  <w:statusText w:type="text" w:val="mecanográfico"/>
+                  <w:textInput>
+                    <w:type w:val="number"/>
+                    <w:maxLength w:val="6"/>
+                  </w:textInput>
+                </w:ffData>
+              </w:fldChar>
+            </w:r>
+            <w:r>
+              <w:rPr>
+                <w:rFonts w:ascii="Calibri" w:hAnsi="Calibri" w:cs="Calibri"/>
+                <w:color w:val="000000"/>
+              </w:rPr>
+              <w:instrText xml:space="preserve"> FORMTEXT </w:instrText>
+            </w:r>
+            <w:r>
+              <w:rPr>
+                <w:rFonts w:ascii="Calibri" w:hAnsi="Calibri" w:cs="Calibri"/>
+                <w:color w:val="000000"/>
+              </w:rPr>
+            </w:r>
+            <w:r>
+              <w:rPr>
+                <w:rFonts w:ascii="Calibri" w:hAnsi="Calibri" w:cs="Calibri"/>
+                <w:color w:val="000000"/>
+              </w:rPr>
+              <w:fldChar w:fldCharType="separate"/>
+            </w:r>
+            <w:r>
+              <w:rPr>
+                <w:rFonts w:ascii="Calibri" w:hAnsi="Calibri" w:cs="Calibri"/>
+                <w:noProof/>
+                <w:color w:val="000000"/>
+              </w:rPr>
+              <w:t> </w:t>
+            </w:r>
+            <w:r>
+              <w:rPr>
+                <w:rFonts w:ascii="Calibri" w:hAnsi="Calibri" w:cs="Calibri"/>
+                <w:noProof/>
+                <w:color w:val="000000"/>
+              </w:rPr>
+              <w:t> </w:t>
+            </w:r>
+            <w:r>
+              <w:rPr>
+                <w:rFonts w:ascii="Calibri" w:hAnsi="Calibri" w:cs="Calibri"/>
+                <w:noProof/>
+                <w:color w:val="000000"/>
+              </w:rPr>
+              <w:t> </w:t>
+            </w:r>
+            <w:r>
+              <w:rPr>
+                <w:rFonts w:ascii="Calibri" w:hAnsi="Calibri" w:cs="Calibri"/>
+                <w:noProof/>
+                <w:color w:val="000000"/>
+              </w:rPr>
+              <w:t> </w:t>
+            </w:r>
+            <w:r>
+              <w:rPr>
+                <w:rFonts w:ascii="Calibri" w:hAnsi="Calibri" w:cs="Calibri"/>
+                <w:noProof/>
+                <w:color w:val="000000"/>
+              </w:rPr>
+              <w:t> </w:t>
+            </w:r>
+            <w:r>
+              <w:rPr>
+                <w:rFonts w:ascii="Calibri" w:hAnsi="Calibri" w:cs="Calibri"/>
+                <w:color w:val="000000"/>
+              </w:rPr>
+              <w:fldChar w:fldCharType="end"/>
+            </w:r>
           </w:p>
         </w:tc>
         <w:tc>
@@ -888,7 +1533,70 @@
             <w:hideMark/>
           </w:tcPr>
           <w:p>
-            <w:r/>
+            <w:pPr>
+              <w:jc w:val="center"/>
+              <w:rPr>
+                <w:rFonts w:ascii="Calibri" w:hAnsi="Calibri" w:cs="Calibri"/>
+                <w:color w:val="000000"/>
+              </w:rPr>
+            </w:pPr>
+            <w:r>
+              <w:rPr>
+                <w:rFonts w:ascii="Calibri" w:hAnsi="Calibri" w:cs="Tahoma"/>
+                <w:sz w:val="18"/>
+                <w:szCs w:val="18"/>
+              </w:rPr>
+              <w:fldChar w:fldCharType="begin">
+                <w:ffData>
+                  <w:name w:val=""/>
+                  <w:enabled/>
+                  <w:calcOnExit w:val="0"/>
+                  <w:statusText w:type="text" w:val="Categoria"/>
+                  <w:ddList>
+                    <w:listEntry w:val="Agente"/>
+                    <w:listEntry w:val="Agente Principal"/>
+                    <w:listEntry w:val="Agente Coordenador"/>
+                    <w:listEntry w:val="Chefe"/>
+                    <w:listEntry w:val="Chefe Principal"/>
+                    <w:listEntry w:val="Chefe Coordenador"/>
+                    <w:listEntry w:val="Subcomissário"/>
+                    <w:listEntry w:val="Comissário"/>
+                    <w:listEntry w:val="Subintendente"/>
+                  </w:ddList>
+                </w:ffData>
+              </w:fldChar>
+            </w:r>
+            <w:r>
+              <w:rPr>
+                <w:rFonts w:ascii="Calibri" w:hAnsi="Calibri" w:cs="Tahoma"/>
+                <w:sz w:val="18"/>
+                <w:szCs w:val="18"/>
+              </w:rPr>
+              <w:instrText xml:space="preserve"> FORMDROPDOWN </w:instrText>
+            </w:r>
+            <w:r>
+              <w:rPr>
+                <w:rFonts w:ascii="Calibri" w:hAnsi="Calibri" w:cs="Tahoma"/>
+                <w:sz w:val="18"/>
+                <w:szCs w:val="18"/>
+              </w:rPr>
+            </w:r>
+            <w:r>
+              <w:rPr>
+                <w:rFonts w:ascii="Calibri" w:hAnsi="Calibri" w:cs="Tahoma"/>
+                <w:sz w:val="18"/>
+                <w:szCs w:val="18"/>
+              </w:rPr>
+              <w:fldChar w:fldCharType="separate"/>
+            </w:r>
+            <w:r>
+              <w:rPr>
+                <w:rFonts w:ascii="Calibri" w:hAnsi="Calibri" w:cs="Tahoma"/>
+                <w:sz w:val="18"/>
+                <w:szCs w:val="18"/>
+              </w:rPr>
+              <w:fldChar w:fldCharType="end"/>
+            </w:r>
           </w:p>
         </w:tc>
         <w:tc>
@@ -897,7 +1605,71 @@
             <w:gridSpan w:val="2"/>
           </w:tcPr>
           <w:p>
-            <w:r/>
+            <w:pPr>
+              <w:jc w:val="center"/>
+              <w:rPr>
+                <w:rFonts w:ascii="Calibri" w:hAnsi="Calibri" w:cs="Calibri"/>
+                <w:color w:val="000000"/>
+              </w:rPr>
+            </w:pPr>
+            <w:r>
+              <w:rPr>
+                <w:rFonts w:ascii="Calibri" w:hAnsi="Calibri" w:cs="Tahoma"/>
+                <w:sz w:val="18"/>
+                <w:szCs w:val="18"/>
+              </w:rPr>
+              <w:fldChar w:fldCharType="begin">
+                <w:ffData>
+                  <w:name w:val="Texto1"/>
+                  <w:enabled/>
+                  <w:calcOnExit w:val="0"/>
+                  <w:textInput>
+                    <w:default w:val="primeiro e último nome"/>
+                    <w:maxLength w:val="35"/>
+                  </w:textInput>
+                </w:ffData>
+              </w:fldChar>
+            </w:r>
+            <w:r>
+              <w:rPr>
+                <w:rFonts w:ascii="Calibri" w:hAnsi="Calibri" w:cs="Tahoma"/>
+                <w:sz w:val="18"/>
+                <w:szCs w:val="18"/>
+              </w:rPr>
+              <w:instrText xml:space="preserve"> FORMTEXT </w:instrText>
+            </w:r>
+            <w:r>
+              <w:rPr>
+                <w:rFonts w:ascii="Calibri" w:hAnsi="Calibri" w:cs="Tahoma"/>
+                <w:sz w:val="18"/>
+                <w:szCs w:val="18"/>
+              </w:rPr>
+            </w:r>
+            <w:r>
+              <w:rPr>
+                <w:rFonts w:ascii="Calibri" w:hAnsi="Calibri" w:cs="Tahoma"/>
+                <w:sz w:val="18"/>
+                <w:szCs w:val="18"/>
+              </w:rPr>
+              <w:fldChar w:fldCharType="separate"/>
+            </w:r>
+            <w:r>
+              <w:rPr>
+                <w:rFonts w:ascii="Calibri" w:hAnsi="Calibri" w:cs="Tahoma"/>
+                <w:noProof/>
+                <w:sz w:val="18"/>
+                <w:szCs w:val="18"/>
+              </w:rPr>
+              <w:t>primeiro e último nome</w:t>
+            </w:r>
+            <w:r>
+              <w:rPr>
+                <w:rFonts w:ascii="Calibri" w:hAnsi="Calibri" w:cs="Tahoma"/>
+                <w:sz w:val="18"/>
+                <w:szCs w:val="18"/>
+              </w:rPr>
+              <w:fldChar w:fldCharType="end"/>
+            </w:r>
           </w:p>
         </w:tc>
         <w:tc>
@@ -905,7 +1677,106 @@
             <w:tcW w:w="589" w:type="dxa"/>
           </w:tcPr>
           <w:p>
-            <w:r/>
+            <w:pPr>
+              <w:rPr>
+                <w:rFonts w:ascii="Calibri" w:hAnsi="Calibri" w:cs="Tahoma"/>
+                <w:sz w:val="18"/>
+                <w:szCs w:val="18"/>
+              </w:rPr>
+            </w:pPr>
+            <w:r>
+              <w:rPr>
+                <w:rFonts w:ascii="Calibri" w:hAnsi="Calibri" w:cs="Tahoma"/>
+                <w:sz w:val="18"/>
+                <w:szCs w:val="18"/>
+              </w:rPr>
+              <w:fldChar w:fldCharType="begin">
+                <w:ffData>
+                  <w:name w:val="Texto10"/>
+                  <w:enabled/>
+                  <w:calcOnExit w:val="0"/>
+                  <w:textInput>
+                    <w:maxLength w:val="10"/>
+                  </w:textInput>
+                </w:ffData>
+              </w:fldChar>
+            </w:r>
+            <w:r>
+              <w:rPr>
+                <w:rFonts w:ascii="Calibri" w:hAnsi="Calibri" w:cs="Tahoma"/>
+                <w:sz w:val="18"/>
+                <w:szCs w:val="18"/>
+              </w:rPr>
+              <w:instrText xml:space="preserve"> FORMTEXT </w:instrText>
+            </w:r>
+            <w:r>
+              <w:rPr>
+                <w:rFonts w:ascii="Calibri" w:hAnsi="Calibri" w:cs="Tahoma"/>
+                <w:sz w:val="18"/>
+                <w:szCs w:val="18"/>
+              </w:rPr>
+            </w:r>
+            <w:r>
+              <w:rPr>
+                <w:rFonts w:ascii="Calibri" w:hAnsi="Calibri" w:cs="Tahoma"/>
+                <w:sz w:val="18"/>
+                <w:szCs w:val="18"/>
+              </w:rPr>
+              <w:fldChar w:fldCharType="separate"/>
+            </w:r>
+            <w:r>
+              <w:rPr>
+                <w:rFonts w:ascii="Calibri" w:hAnsi="Calibri" w:cs="Tahoma"/>
+                <w:noProof/>
+                <w:sz w:val="18"/>
+                <w:szCs w:val="18"/>
+              </w:rPr>
+              <w:t> </w:t>
+            </w:r>
+            <w:r>
+              <w:rPr>
+                <w:rFonts w:ascii="Calibri" w:hAnsi="Calibri" w:cs="Tahoma"/>
+                <w:noProof/>
+                <w:sz w:val="18"/>
+                <w:szCs w:val="18"/>
+              </w:rPr>
+              <w:t> </w:t>
+            </w:r>
+            <w:r>
+              <w:rPr>
+                <w:rFonts w:ascii="Calibri" w:hAnsi="Calibri" w:cs="Tahoma"/>
+                <w:noProof/>
+                <w:sz w:val="18"/>
+                <w:szCs w:val="18"/>
+              </w:rPr>
+              <w:t> </w:t>
+            </w:r>
+            <w:r>
+              <w:rPr>
+                <w:rFonts w:ascii="Calibri" w:hAnsi="Calibri" w:cs="Tahoma"/>
+                <w:noProof/>
+                <w:sz w:val="18"/>
+                <w:szCs w:val="18"/>
+              </w:rPr>
+              <w:t> </w:t>
+            </w:r>
+            <w:r>
+              <w:rPr>
+                <w:rFonts w:ascii="Calibri" w:hAnsi="Calibri" w:cs="Tahoma"/>
+                <w:noProof/>
+                <w:sz w:val="18"/>
+                <w:szCs w:val="18"/>
+              </w:rPr>
+              <w:t> </w:t>
+            </w:r>
+            <w:r>
+              <w:rPr>
+                <w:rFonts w:ascii="Calibri" w:hAnsi="Calibri" w:cs="Tahoma"/>
+                <w:sz w:val="18"/>
+                <w:szCs w:val="18"/>
+              </w:rPr>
+              <w:fldChar w:fldCharType="end"/>
+            </w:r>
           </w:p>
         </w:tc>
       </w:tr>
@@ -1088,6 +1959,69 @@
                 <w:color w:val="000000"/>
               </w:rPr>
               <w:t>Local:</w:t>
+            </w:r>
+          </w:p>
+        </w:tc>
+      </w:tr>
+      <w:tr>
+        <w:trPr>
+          <w:trHeight w:val="290"/>
+          <w:jc w:val="center"/>
+        </w:trPr>
+        <w:tc>
+          <w:tcPr>
+            <w:tcW w:w="2840" w:type="dxa"/>
+            <w:vMerge/>
+            <w:noWrap/>
+            <w:vAlign w:val="center"/>
+            <w:hideMark/>
+          </w:tcPr>
+          <w:p>
+            <w:pPr>
+              <w:jc w:val="center"/>
+              <w:rPr>
+                <w:rFonts w:ascii="Calibri" w:hAnsi="Calibri" w:cs="Calibri"/>
+                <w:color w:val="000000"/>
+              </w:rPr>
+            </w:pPr>
+          </w:p>
+        </w:tc>
+        <w:tc>
+          <w:tcPr>
+            <w:tcW w:w="1921" w:type="dxa"/>
+            <w:gridSpan w:val="2"/>
+            <w:noWrap/>
+            <w:vAlign w:val="bottom"/>
+            <w:hideMark/>
+          </w:tcPr>
+          <w:p>
+            <w:r>
+              <w:t>{% for item in contactados %}{{ item.hora }}</w:t>
+            </w:r>
+          </w:p>
+        </w:tc>
+        <w:tc>
+          <w:tcPr>
+            <w:tcW w:w="2880" w:type="dxa"/>
+            <w:gridSpan w:val="3"/>
+            <w:noWrap/>
+            <w:vAlign w:val="bottom"/>
+            <w:hideMark/>
+          </w:tcPr>
+          <w:p>
+            <w:r>
+              <w:t>{{ item.nome }}</w:t>
+            </w:r>
+          </w:p>
+        </w:tc>
+        <w:tc>
+          <w:tcPr>
+            <w:tcW w:w="2509" w:type="dxa"/>
+            <w:gridSpan w:val="2"/>
+          </w:tcPr>
+          <w:p>
+            <w:r>
+              <w:t>{{ item.local }}{% endfor %}</w:t>
             </w:r>
           </w:p>
         </w:tc>
@@ -1148,7 +2082,6 @@
                 </w:ffData>
               </w:fldChar>
             </w:r>
-            <w:bookmarkStart w:id="4" w:name="Texto11"/>
             <w:r>
               <w:rPr>
                 <w:rFonts w:ascii="Calibri" w:hAnsi="Calibri" w:cs="Calibri"/>
@@ -1172,15 +2105,13 @@
             <w:r>
               <w:rPr>
                 <w:rFonts w:ascii="Calibri" w:hAnsi="Calibri" w:cs="Calibri"/>
-                <w:noProof/>
-                <w:color w:val="000000"/>
-              </w:rPr>
-              <w:t> </w:t>
-            </w:r>
-            <w:r>
-              <w:rPr>
-                <w:rFonts w:ascii="Calibri" w:hAnsi="Calibri" w:cs="Calibri"/>
-                <w:noProof/>
+                <w:color w:val="000000"/>
+              </w:rPr>
+              <w:t> </w:t>
+            </w:r>
+            <w:r>
+              <w:rPr>
+                <w:rFonts w:ascii="Calibri" w:hAnsi="Calibri" w:cs="Calibri"/>
                 <w:color w:val="000000"/>
               </w:rPr>
               <w:t> </w:t>
@@ -1192,7 +2123,6 @@
               </w:rPr>
               <w:fldChar w:fldCharType="end"/>
             </w:r>
-            <w:bookmarkEnd w:id="4"/>
             <w:r>
               <w:rPr>
                 <w:rFonts w:ascii="Calibri" w:hAnsi="Calibri" w:cs="Calibri"/>
@@ -1320,7 +2250,6 @@
             <w:r>
               <w:rPr>
                 <w:rFonts w:ascii="Calibri" w:hAnsi="Calibri" w:cs="Tahoma"/>
-                <w:noProof/>
                 <w:sz w:val="18"/>
                 <w:szCs w:val="18"/>
               </w:rPr>
@@ -1363,7 +2292,6 @@
                 </w:ffData>
               </w:fldChar>
             </w:r>
-            <w:bookmarkStart w:id="5" w:name="Texto12"/>
             <w:r>
               <w:rPr>
                 <w:rFonts w:ascii="Calibri" w:hAnsi="Calibri" w:cs="Calibri"/>
@@ -1387,39 +2315,34 @@
             <w:r>
               <w:rPr>
                 <w:rFonts w:ascii="Calibri" w:hAnsi="Calibri" w:cs="Calibri"/>
-                <w:noProof/>
-                <w:color w:val="000000"/>
-              </w:rPr>
-              <w:t> </w:t>
-            </w:r>
-            <w:r>
-              <w:rPr>
-                <w:rFonts w:ascii="Calibri" w:hAnsi="Calibri" w:cs="Calibri"/>
-                <w:noProof/>
-                <w:color w:val="000000"/>
-              </w:rPr>
-              <w:t> </w:t>
-            </w:r>
-            <w:r>
-              <w:rPr>
-                <w:rFonts w:ascii="Calibri" w:hAnsi="Calibri" w:cs="Calibri"/>
-                <w:noProof/>
-                <w:color w:val="000000"/>
-              </w:rPr>
-              <w:t> </w:t>
-            </w:r>
-            <w:r>
-              <w:rPr>
-                <w:rFonts w:ascii="Calibri" w:hAnsi="Calibri" w:cs="Calibri"/>
-                <w:noProof/>
-                <w:color w:val="000000"/>
-              </w:rPr>
-              <w:t> </w:t>
-            </w:r>
-            <w:r>
-              <w:rPr>
-                <w:rFonts w:ascii="Calibri" w:hAnsi="Calibri" w:cs="Calibri"/>
-                <w:noProof/>
+                <w:color w:val="000000"/>
+              </w:rPr>
+              <w:t> </w:t>
+            </w:r>
+            <w:r>
+              <w:rPr>
+                <w:rFonts w:ascii="Calibri" w:hAnsi="Calibri" w:cs="Calibri"/>
+                <w:color w:val="000000"/>
+              </w:rPr>
+              <w:t> </w:t>
+            </w:r>
+            <w:r>
+              <w:rPr>
+                <w:rFonts w:ascii="Calibri" w:hAnsi="Calibri" w:cs="Calibri"/>
+                <w:color w:val="000000"/>
+              </w:rPr>
+              <w:t> </w:t>
+            </w:r>
+            <w:r>
+              <w:rPr>
+                <w:rFonts w:ascii="Calibri" w:hAnsi="Calibri" w:cs="Calibri"/>
+                <w:color w:val="000000"/>
+              </w:rPr>
+              <w:t> </w:t>
+            </w:r>
+            <w:r>
+              <w:rPr>
+                <w:rFonts w:ascii="Calibri" w:hAnsi="Calibri" w:cs="Calibri"/>
                 <w:color w:val="000000"/>
               </w:rPr>
               <w:t> </w:t>
@@ -1431,7 +2354,6 @@
               </w:rPr>
               <w:fldChar w:fldCharType="end"/>
             </w:r>
-            <w:bookmarkEnd w:id="5"/>
           </w:p>
         </w:tc>
       </w:tr>
@@ -1514,13 +2436,15 @@
             <w:r>
               <w:rPr>
                 <w:rFonts w:ascii="Calibri" w:hAnsi="Calibri" w:cs="Calibri"/>
-                <w:color w:val="000000"/>
-              </w:rPr>
-              <w:t> </w:t>
-            </w:r>
-            <w:r>
-              <w:rPr>
-                <w:rFonts w:ascii="Calibri" w:hAnsi="Calibri" w:cs="Calibri"/>
+                <w:noProof/>
+                <w:color w:val="000000"/>
+              </w:rPr>
+              <w:t> </w:t>
+            </w:r>
+            <w:r>
+              <w:rPr>
+                <w:rFonts w:ascii="Calibri" w:hAnsi="Calibri" w:cs="Calibri"/>
+                <w:noProof/>
                 <w:color w:val="000000"/>
               </w:rPr>
               <w:t> </w:t>
@@ -1579,13 +2503,15 @@
             <w:r>
               <w:rPr>
                 <w:rFonts w:ascii="Calibri" w:hAnsi="Calibri" w:cs="Calibri"/>
-                <w:color w:val="000000"/>
-              </w:rPr>
-              <w:t> </w:t>
-            </w:r>
-            <w:r>
-              <w:rPr>
-                <w:rFonts w:ascii="Calibri" w:hAnsi="Calibri" w:cs="Calibri"/>
+                <w:noProof/>
+                <w:color w:val="000000"/>
+              </w:rPr>
+              <w:t> </w:t>
+            </w:r>
+            <w:r>
+              <w:rPr>
+                <w:rFonts w:ascii="Calibri" w:hAnsi="Calibri" w:cs="Calibri"/>
+                <w:noProof/>
                 <w:color w:val="000000"/>
               </w:rPr>
               <w:t> </w:t>
@@ -1659,6 +2585,7 @@
             <w:r>
               <w:rPr>
                 <w:rFonts w:ascii="Calibri" w:hAnsi="Calibri" w:cs="Tahoma"/>
+                <w:noProof/>
                 <w:sz w:val="18"/>
                 <w:szCs w:val="18"/>
               </w:rPr>
@@ -1724,34 +2651,39 @@
             <w:r>
               <w:rPr>
                 <w:rFonts w:ascii="Calibri" w:hAnsi="Calibri" w:cs="Calibri"/>
-                <w:color w:val="000000"/>
-              </w:rPr>
-              <w:t> </w:t>
-            </w:r>
-            <w:r>
-              <w:rPr>
-                <w:rFonts w:ascii="Calibri" w:hAnsi="Calibri" w:cs="Calibri"/>
-                <w:color w:val="000000"/>
-              </w:rPr>
-              <w:t> </w:t>
-            </w:r>
-            <w:r>
-              <w:rPr>
-                <w:rFonts w:ascii="Calibri" w:hAnsi="Calibri" w:cs="Calibri"/>
-                <w:color w:val="000000"/>
-              </w:rPr>
-              <w:t> </w:t>
-            </w:r>
-            <w:r>
-              <w:rPr>
-                <w:rFonts w:ascii="Calibri" w:hAnsi="Calibri" w:cs="Calibri"/>
-                <w:color w:val="000000"/>
-              </w:rPr>
-              <w:t> </w:t>
-            </w:r>
-            <w:r>
-              <w:rPr>
-                <w:rFonts w:ascii="Calibri" w:hAnsi="Calibri" w:cs="Calibri"/>
+                <w:noProof/>
+                <w:color w:val="000000"/>
+              </w:rPr>
+              <w:t> </w:t>
+            </w:r>
+            <w:r>
+              <w:rPr>
+                <w:rFonts w:ascii="Calibri" w:hAnsi="Calibri" w:cs="Calibri"/>
+                <w:noProof/>
+                <w:color w:val="000000"/>
+              </w:rPr>
+              <w:t> </w:t>
+            </w:r>
+            <w:r>
+              <w:rPr>
+                <w:rFonts w:ascii="Calibri" w:hAnsi="Calibri" w:cs="Calibri"/>
+                <w:noProof/>
+                <w:color w:val="000000"/>
+              </w:rPr>
+              <w:t> </w:t>
+            </w:r>
+            <w:r>
+              <w:rPr>
+                <w:rFonts w:ascii="Calibri" w:hAnsi="Calibri" w:cs="Calibri"/>
+                <w:noProof/>
+                <w:color w:val="000000"/>
+              </w:rPr>
+              <w:t> </w:t>
+            </w:r>
+            <w:r>
+              <w:rPr>
+                <w:rFonts w:ascii="Calibri" w:hAnsi="Calibri" w:cs="Calibri"/>
+                <w:noProof/>
                 <w:color w:val="000000"/>
               </w:rPr>
               <w:t> </w:t>
@@ -2186,15 +3118,13 @@
             <w:r>
               <w:rPr>
                 <w:rFonts w:ascii="Calibri" w:hAnsi="Calibri" w:cs="Calibri"/>
-                <w:noProof/>
-                <w:color w:val="000000"/>
-              </w:rPr>
-              <w:t> </w:t>
-            </w:r>
-            <w:r>
-              <w:rPr>
-                <w:rFonts w:ascii="Calibri" w:hAnsi="Calibri" w:cs="Calibri"/>
-                <w:noProof/>
+                <w:color w:val="000000"/>
+              </w:rPr>
+              <w:t> </w:t>
+            </w:r>
+            <w:r>
+              <w:rPr>
+                <w:rFonts w:ascii="Calibri" w:hAnsi="Calibri" w:cs="Calibri"/>
                 <w:color w:val="000000"/>
               </w:rPr>
               <w:t> </w:t>
@@ -2253,15 +3183,13 @@
             <w:r>
               <w:rPr>
                 <w:rFonts w:ascii="Calibri" w:hAnsi="Calibri" w:cs="Calibri"/>
-                <w:noProof/>
-                <w:color w:val="000000"/>
-              </w:rPr>
-              <w:t> </w:t>
-            </w:r>
-            <w:r>
-              <w:rPr>
-                <w:rFonts w:ascii="Calibri" w:hAnsi="Calibri" w:cs="Calibri"/>
-                <w:noProof/>
+                <w:color w:val="000000"/>
+              </w:rPr>
+              <w:t> </w:t>
+            </w:r>
+            <w:r>
+              <w:rPr>
+                <w:rFonts w:ascii="Calibri" w:hAnsi="Calibri" w:cs="Calibri"/>
                 <w:color w:val="000000"/>
               </w:rPr>
               <w:t> </w:t>
@@ -2335,7 +3263,6 @@
             <w:r>
               <w:rPr>
                 <w:rFonts w:ascii="Calibri" w:hAnsi="Calibri" w:cs="Tahoma"/>
-                <w:noProof/>
                 <w:sz w:val="18"/>
                 <w:szCs w:val="18"/>
               </w:rPr>
@@ -2401,39 +3328,34 @@
             <w:r>
               <w:rPr>
                 <w:rFonts w:ascii="Calibri" w:hAnsi="Calibri" w:cs="Calibri"/>
-                <w:noProof/>
-                <w:color w:val="000000"/>
-              </w:rPr>
-              <w:t> </w:t>
-            </w:r>
-            <w:r>
-              <w:rPr>
-                <w:rFonts w:ascii="Calibri" w:hAnsi="Calibri" w:cs="Calibri"/>
-                <w:noProof/>
-                <w:color w:val="000000"/>
-              </w:rPr>
-              <w:t> </w:t>
-            </w:r>
-            <w:r>
-              <w:rPr>
-                <w:rFonts w:ascii="Calibri" w:hAnsi="Calibri" w:cs="Calibri"/>
-                <w:noProof/>
-                <w:color w:val="000000"/>
-              </w:rPr>
-              <w:t> </w:t>
-            </w:r>
-            <w:r>
-              <w:rPr>
-                <w:rFonts w:ascii="Calibri" w:hAnsi="Calibri" w:cs="Calibri"/>
-                <w:noProof/>
-                <w:color w:val="000000"/>
-              </w:rPr>
-              <w:t> </w:t>
-            </w:r>
-            <w:r>
-              <w:rPr>
-                <w:rFonts w:ascii="Calibri" w:hAnsi="Calibri" w:cs="Calibri"/>
-                <w:noProof/>
+                <w:color w:val="000000"/>
+              </w:rPr>
+              <w:t> </w:t>
+            </w:r>
+            <w:r>
+              <w:rPr>
+                <w:rFonts w:ascii="Calibri" w:hAnsi="Calibri" w:cs="Calibri"/>
+                <w:color w:val="000000"/>
+              </w:rPr>
+              <w:t> </w:t>
+            </w:r>
+            <w:r>
+              <w:rPr>
+                <w:rFonts w:ascii="Calibri" w:hAnsi="Calibri" w:cs="Calibri"/>
+                <w:color w:val="000000"/>
+              </w:rPr>
+              <w:t> </w:t>
+            </w:r>
+            <w:r>
+              <w:rPr>
+                <w:rFonts w:ascii="Calibri" w:hAnsi="Calibri" w:cs="Calibri"/>
+                <w:color w:val="000000"/>
+              </w:rPr>
+              <w:t> </w:t>
+            </w:r>
+            <w:r>
+              <w:rPr>
+                <w:rFonts w:ascii="Calibri" w:hAnsi="Calibri" w:cs="Calibri"/>
                 <w:color w:val="000000"/>
               </w:rPr>
               <w:t> </w:t>
@@ -2527,13 +3449,15 @@
             <w:r>
               <w:rPr>
                 <w:rFonts w:ascii="Calibri" w:hAnsi="Calibri" w:cs="Calibri"/>
-                <w:color w:val="000000"/>
-              </w:rPr>
-              <w:t> </w:t>
-            </w:r>
-            <w:r>
-              <w:rPr>
-                <w:rFonts w:ascii="Calibri" w:hAnsi="Calibri" w:cs="Calibri"/>
+                <w:noProof/>
+                <w:color w:val="000000"/>
+              </w:rPr>
+              <w:t> </w:t>
+            </w:r>
+            <w:r>
+              <w:rPr>
+                <w:rFonts w:ascii="Calibri" w:hAnsi="Calibri" w:cs="Calibri"/>
+                <w:noProof/>
                 <w:color w:val="000000"/>
               </w:rPr>
               <w:t> </w:t>
@@ -2592,13 +3516,15 @@
             <w:r>
               <w:rPr>
                 <w:rFonts w:ascii="Calibri" w:hAnsi="Calibri" w:cs="Calibri"/>
-                <w:color w:val="000000"/>
-              </w:rPr>
-              <w:t> </w:t>
-            </w:r>
-            <w:r>
-              <w:rPr>
-                <w:rFonts w:ascii="Calibri" w:hAnsi="Calibri" w:cs="Calibri"/>
+                <w:noProof/>
+                <w:color w:val="000000"/>
+              </w:rPr>
+              <w:t> </w:t>
+            </w:r>
+            <w:r>
+              <w:rPr>
+                <w:rFonts w:ascii="Calibri" w:hAnsi="Calibri" w:cs="Calibri"/>
+                <w:noProof/>
                 <w:color w:val="000000"/>
               </w:rPr>
               <w:t> </w:t>
@@ -2672,6 +3598,7 @@
             <w:r>
               <w:rPr>
                 <w:rFonts w:ascii="Calibri" w:hAnsi="Calibri" w:cs="Tahoma"/>
+                <w:noProof/>
                 <w:sz w:val="18"/>
                 <w:szCs w:val="18"/>
               </w:rPr>
@@ -2737,34 +3664,39 @@
             <w:r>
               <w:rPr>
                 <w:rFonts w:ascii="Calibri" w:hAnsi="Calibri" w:cs="Calibri"/>
-                <w:color w:val="000000"/>
-              </w:rPr>
-              <w:t> </w:t>
-            </w:r>
-            <w:r>
-              <w:rPr>
-                <w:rFonts w:ascii="Calibri" w:hAnsi="Calibri" w:cs="Calibri"/>
-                <w:color w:val="000000"/>
-              </w:rPr>
-              <w:t> </w:t>
-            </w:r>
-            <w:r>
-              <w:rPr>
-                <w:rFonts w:ascii="Calibri" w:hAnsi="Calibri" w:cs="Calibri"/>
-                <w:color w:val="000000"/>
-              </w:rPr>
-              <w:t> </w:t>
-            </w:r>
-            <w:r>
-              <w:rPr>
-                <w:rFonts w:ascii="Calibri" w:hAnsi="Calibri" w:cs="Calibri"/>
-                <w:color w:val="000000"/>
-              </w:rPr>
-              <w:t> </w:t>
-            </w:r>
-            <w:r>
-              <w:rPr>
-                <w:rFonts w:ascii="Calibri" w:hAnsi="Calibri" w:cs="Calibri"/>
+                <w:noProof/>
+                <w:color w:val="000000"/>
+              </w:rPr>
+              <w:t> </w:t>
+            </w:r>
+            <w:r>
+              <w:rPr>
+                <w:rFonts w:ascii="Calibri" w:hAnsi="Calibri" w:cs="Calibri"/>
+                <w:noProof/>
+                <w:color w:val="000000"/>
+              </w:rPr>
+              <w:t> </w:t>
+            </w:r>
+            <w:r>
+              <w:rPr>
+                <w:rFonts w:ascii="Calibri" w:hAnsi="Calibri" w:cs="Calibri"/>
+                <w:noProof/>
+                <w:color w:val="000000"/>
+              </w:rPr>
+              <w:t> </w:t>
+            </w:r>
+            <w:r>
+              <w:rPr>
+                <w:rFonts w:ascii="Calibri" w:hAnsi="Calibri" w:cs="Calibri"/>
+                <w:noProof/>
+                <w:color w:val="000000"/>
+              </w:rPr>
+              <w:t> </w:t>
+            </w:r>
+            <w:r>
+              <w:rPr>
+                <w:rFonts w:ascii="Calibri" w:hAnsi="Calibri" w:cs="Calibri"/>
+                <w:noProof/>
                 <w:color w:val="000000"/>
               </w:rPr>
               <w:t> </w:t>
@@ -2858,15 +3790,13 @@
             <w:r>
               <w:rPr>
                 <w:rFonts w:ascii="Calibri" w:hAnsi="Calibri" w:cs="Calibri"/>
-                <w:noProof/>
-                <w:color w:val="000000"/>
-              </w:rPr>
-              <w:t> </w:t>
-            </w:r>
-            <w:r>
-              <w:rPr>
-                <w:rFonts w:ascii="Calibri" w:hAnsi="Calibri" w:cs="Calibri"/>
-                <w:noProof/>
+                <w:color w:val="000000"/>
+              </w:rPr>
+              <w:t> </w:t>
+            </w:r>
+            <w:r>
+              <w:rPr>
+                <w:rFonts w:ascii="Calibri" w:hAnsi="Calibri" w:cs="Calibri"/>
                 <w:color w:val="000000"/>
               </w:rPr>
               <w:t> </w:t>
@@ -2925,15 +3855,13 @@
             <w:r>
               <w:rPr>
                 <w:rFonts w:ascii="Calibri" w:hAnsi="Calibri" w:cs="Calibri"/>
-                <w:noProof/>
-                <w:color w:val="000000"/>
-              </w:rPr>
-              <w:t> </w:t>
-            </w:r>
-            <w:r>
-              <w:rPr>
-                <w:rFonts w:ascii="Calibri" w:hAnsi="Calibri" w:cs="Calibri"/>
-                <w:noProof/>
+                <w:color w:val="000000"/>
+              </w:rPr>
+              <w:t> </w:t>
+            </w:r>
+            <w:r>
+              <w:rPr>
+                <w:rFonts w:ascii="Calibri" w:hAnsi="Calibri" w:cs="Calibri"/>
                 <w:color w:val="000000"/>
               </w:rPr>
               <w:t> </w:t>
@@ -3073,39 +4001,34 @@
             <w:r>
               <w:rPr>
                 <w:rFonts w:ascii="Calibri" w:hAnsi="Calibri" w:cs="Calibri"/>
-                <w:noProof/>
-                <w:color w:val="000000"/>
-              </w:rPr>
-              <w:t> </w:t>
-            </w:r>
-            <w:r>
-              <w:rPr>
-                <w:rFonts w:ascii="Calibri" w:hAnsi="Calibri" w:cs="Calibri"/>
-                <w:noProof/>
-                <w:color w:val="000000"/>
-              </w:rPr>
-              <w:t> </w:t>
-            </w:r>
-            <w:r>
-              <w:rPr>
-                <w:rFonts w:ascii="Calibri" w:hAnsi="Calibri" w:cs="Calibri"/>
-                <w:noProof/>
-                <w:color w:val="000000"/>
-              </w:rPr>
-              <w:t> </w:t>
-            </w:r>
-            <w:r>
-              <w:rPr>
-                <w:rFonts w:ascii="Calibri" w:hAnsi="Calibri" w:cs="Calibri"/>
-                <w:noProof/>
-                <w:color w:val="000000"/>
-              </w:rPr>
-              <w:t> </w:t>
-            </w:r>
-            <w:r>
-              <w:rPr>
-                <w:rFonts w:ascii="Calibri" w:hAnsi="Calibri" w:cs="Calibri"/>
-                <w:noProof/>
+                <w:color w:val="000000"/>
+              </w:rPr>
+              <w:t> </w:t>
+            </w:r>
+            <w:r>
+              <w:rPr>
+                <w:rFonts w:ascii="Calibri" w:hAnsi="Calibri" w:cs="Calibri"/>
+                <w:color w:val="000000"/>
+              </w:rPr>
+              <w:t> </w:t>
+            </w:r>
+            <w:r>
+              <w:rPr>
+                <w:rFonts w:ascii="Calibri" w:hAnsi="Calibri" w:cs="Calibri"/>
+                <w:color w:val="000000"/>
+              </w:rPr>
+              <w:t> </w:t>
+            </w:r>
+            <w:r>
+              <w:rPr>
+                <w:rFonts w:ascii="Calibri" w:hAnsi="Calibri" w:cs="Calibri"/>
+                <w:color w:val="000000"/>
+              </w:rPr>
+              <w:t> </w:t>
+            </w:r>
+            <w:r>
+              <w:rPr>
+                <w:rFonts w:ascii="Calibri" w:hAnsi="Calibri" w:cs="Calibri"/>
                 <w:color w:val="000000"/>
               </w:rPr>
               <w:t> </w:t>
@@ -3410,34 +4333,39 @@
             <w:r>
               <w:rPr>
                 <w:rFonts w:ascii="Calibri" w:hAnsi="Calibri" w:cs="Calibri"/>
-                <w:color w:val="000000"/>
-              </w:rPr>
-              <w:t> </w:t>
-            </w:r>
-            <w:r>
-              <w:rPr>
-                <w:rFonts w:ascii="Calibri" w:hAnsi="Calibri" w:cs="Calibri"/>
-                <w:color w:val="000000"/>
-              </w:rPr>
-              <w:t> </w:t>
-            </w:r>
-            <w:r>
-              <w:rPr>
-                <w:rFonts w:ascii="Calibri" w:hAnsi="Calibri" w:cs="Calibri"/>
-                <w:color w:val="000000"/>
-              </w:rPr>
-              <w:t> </w:t>
-            </w:r>
-            <w:r>
-              <w:rPr>
-                <w:rFonts w:ascii="Calibri" w:hAnsi="Calibri" w:cs="Calibri"/>
-                <w:color w:val="000000"/>
-              </w:rPr>
-              <w:t> </w:t>
-            </w:r>
-            <w:r>
-              <w:rPr>
-                <w:rFonts w:ascii="Calibri" w:hAnsi="Calibri" w:cs="Calibri"/>
+                <w:noProof/>
+                <w:color w:val="000000"/>
+              </w:rPr>
+              <w:t> </w:t>
+            </w:r>
+            <w:r>
+              <w:rPr>
+                <w:rFonts w:ascii="Calibri" w:hAnsi="Calibri" w:cs="Calibri"/>
+                <w:noProof/>
+                <w:color w:val="000000"/>
+              </w:rPr>
+              <w:t> </w:t>
+            </w:r>
+            <w:r>
+              <w:rPr>
+                <w:rFonts w:ascii="Calibri" w:hAnsi="Calibri" w:cs="Calibri"/>
+                <w:noProof/>
+                <w:color w:val="000000"/>
+              </w:rPr>
+              <w:t> </w:t>
+            </w:r>
+            <w:r>
+              <w:rPr>
+                <w:rFonts w:ascii="Calibri" w:hAnsi="Calibri" w:cs="Calibri"/>
+                <w:noProof/>
+                <w:color w:val="000000"/>
+              </w:rPr>
+              <w:t> </w:t>
+            </w:r>
+            <w:r>
+              <w:rPr>
+                <w:rFonts w:ascii="Calibri" w:hAnsi="Calibri" w:cs="Calibri"/>
+                <w:noProof/>
                 <w:color w:val="000000"/>
               </w:rPr>
               <w:t> </w:t>
@@ -3531,13 +4459,15 @@
             <w:r>
               <w:rPr>
                 <w:rFonts w:ascii="Calibri" w:hAnsi="Calibri" w:cs="Calibri"/>
-                <w:color w:val="000000"/>
-              </w:rPr>
-              <w:t> </w:t>
-            </w:r>
-            <w:r>
-              <w:rPr>
-                <w:rFonts w:ascii="Calibri" w:hAnsi="Calibri" w:cs="Calibri"/>
+                <w:noProof/>
+                <w:color w:val="000000"/>
+              </w:rPr>
+              <w:t> </w:t>
+            </w:r>
+            <w:r>
+              <w:rPr>
+                <w:rFonts w:ascii="Calibri" w:hAnsi="Calibri" w:cs="Calibri"/>
+                <w:noProof/>
                 <w:color w:val="000000"/>
               </w:rPr>
               <w:t> </w:t>
@@ -3596,13 +4526,15 @@
             <w:r>
               <w:rPr>
                 <w:rFonts w:ascii="Calibri" w:hAnsi="Calibri" w:cs="Calibri"/>
-                <w:color w:val="000000"/>
-              </w:rPr>
-              <w:t> </w:t>
-            </w:r>
-            <w:r>
-              <w:rPr>
-                <w:rFonts w:ascii="Calibri" w:hAnsi="Calibri" w:cs="Calibri"/>
+                <w:noProof/>
+                <w:color w:val="000000"/>
+              </w:rPr>
+              <w:t> </w:t>
+            </w:r>
+            <w:r>
+              <w:rPr>
+                <w:rFonts w:ascii="Calibri" w:hAnsi="Calibri" w:cs="Calibri"/>
+                <w:noProof/>
                 <w:color w:val="000000"/>
               </w:rPr>
               <w:t> </w:t>
@@ -3797,7 +4729,7 @@
         <w:tc>
           <w:tcPr>
             <w:tcW w:w="2840" w:type="dxa"/>
-            <w:vMerge/>
+            <w:vMerge w:val="restart"/>
             <w:noWrap/>
             <w:vAlign w:val="center"/>
             <w:hideMark/>
@@ -3810,6 +4742,13 @@
                 <w:color w:val="000000"/>
               </w:rPr>
             </w:pPr>
+            <w:r>
+              <w:rPr>
+                <w:rFonts w:ascii="Calibri" w:hAnsi="Calibri" w:cs="Calibri"/>
+                <w:color w:val="000000"/>
+              </w:rPr>
+              <w:t>Expediente efetuado:</w:t>
+            </w:r>
           </w:p>
         </w:tc>
         <w:tc>
@@ -3833,134 +4772,14 @@
                 <w:rFonts w:ascii="Calibri" w:hAnsi="Calibri" w:cs="Calibri"/>
                 <w:color w:val="000000"/>
               </w:rPr>
-              <w:fldChar w:fldCharType="begin">
-                <w:ffData>
-                  <w:name w:val="Texto11"/>
-                  <w:enabled/>
-                  <w:calcOnExit w:val="0"/>
-                  <w:textInput>
-                    <w:type w:val="number"/>
-                    <w:maxLength w:val="2"/>
-                  </w:textInput>
-                </w:ffData>
-              </w:fldChar>
-            </w:r>
-            <w:r>
-              <w:rPr>
-                <w:rFonts w:ascii="Calibri" w:hAnsi="Calibri" w:cs="Calibri"/>
-                <w:color w:val="000000"/>
-              </w:rPr>
-              <w:instrText xml:space="preserve"> FORMTEXT </w:instrText>
-            </w:r>
-            <w:r>
-              <w:rPr>
-                <w:rFonts w:ascii="Calibri" w:hAnsi="Calibri" w:cs="Calibri"/>
-                <w:color w:val="000000"/>
-              </w:rPr>
-            </w:r>
-            <w:r>
-              <w:rPr>
-                <w:rFonts w:ascii="Calibri" w:hAnsi="Calibri" w:cs="Calibri"/>
-                <w:color w:val="000000"/>
-              </w:rPr>
-              <w:fldChar w:fldCharType="separate"/>
-            </w:r>
-            <w:r>
-              <w:rPr>
-                <w:rFonts w:ascii="Calibri" w:hAnsi="Calibri" w:cs="Calibri"/>
-                <w:noProof/>
-                <w:color w:val="000000"/>
-              </w:rPr>
-              <w:t> </w:t>
-            </w:r>
-            <w:r>
-              <w:rPr>
-                <w:rFonts w:ascii="Calibri" w:hAnsi="Calibri" w:cs="Calibri"/>
-                <w:noProof/>
-                <w:color w:val="000000"/>
-              </w:rPr>
-              <w:t> </w:t>
-            </w:r>
-            <w:r>
-              <w:rPr>
-                <w:rFonts w:ascii="Calibri" w:hAnsi="Calibri" w:cs="Calibri"/>
-                <w:color w:val="000000"/>
-              </w:rPr>
-              <w:fldChar w:fldCharType="end"/>
-            </w:r>
-            <w:r>
-              <w:rPr>
-                <w:rFonts w:ascii="Calibri" w:hAnsi="Calibri" w:cs="Calibri"/>
-                <w:color w:val="000000"/>
-              </w:rPr>
-              <w:t>H</w:t>
-            </w:r>
-            <w:r>
-              <w:rPr>
-                <w:rFonts w:ascii="Calibri" w:hAnsi="Calibri" w:cs="Calibri"/>
-                <w:color w:val="000000"/>
-              </w:rPr>
-              <w:fldChar w:fldCharType="begin">
-                <w:ffData>
-                  <w:name w:val="Texto11"/>
-                  <w:enabled/>
-                  <w:calcOnExit w:val="0"/>
-                  <w:textInput>
-                    <w:type w:val="number"/>
-                    <w:maxLength w:val="2"/>
-                  </w:textInput>
-                </w:ffData>
-              </w:fldChar>
-            </w:r>
-            <w:r>
-              <w:rPr>
-                <w:rFonts w:ascii="Calibri" w:hAnsi="Calibri" w:cs="Calibri"/>
-                <w:color w:val="000000"/>
-              </w:rPr>
-              <w:instrText xml:space="preserve"> FORMTEXT </w:instrText>
-            </w:r>
-            <w:r>
-              <w:rPr>
-                <w:rFonts w:ascii="Calibri" w:hAnsi="Calibri" w:cs="Calibri"/>
-                <w:color w:val="000000"/>
-              </w:rPr>
-            </w:r>
-            <w:r>
-              <w:rPr>
-                <w:rFonts w:ascii="Calibri" w:hAnsi="Calibri" w:cs="Calibri"/>
-                <w:color w:val="000000"/>
-              </w:rPr>
-              <w:fldChar w:fldCharType="separate"/>
-            </w:r>
-            <w:r>
-              <w:rPr>
-                <w:rFonts w:ascii="Calibri" w:hAnsi="Calibri" w:cs="Calibri"/>
-                <w:noProof/>
-                <w:color w:val="000000"/>
-              </w:rPr>
-              <w:t> </w:t>
-            </w:r>
-            <w:r>
-              <w:rPr>
-                <w:rFonts w:ascii="Calibri" w:hAnsi="Calibri" w:cs="Calibri"/>
-                <w:noProof/>
-                <w:color w:val="000000"/>
-              </w:rPr>
-              <w:t> </w:t>
-            </w:r>
-            <w:r>
-              <w:rPr>
-                <w:rFonts w:ascii="Calibri" w:hAnsi="Calibri" w:cs="Calibri"/>
-                <w:color w:val="000000"/>
-              </w:rPr>
-              <w:fldChar w:fldCharType="end"/>
-            </w:r>
-          </w:p>
-        </w:tc>
-        <w:tc>
-          <w:tcPr>
-            <w:tcW w:w="2880" w:type="dxa"/>
-            <w:gridSpan w:val="3"/>
+              <w:t>NPP:</w:t>
+            </w:r>
+          </w:p>
+        </w:tc>
+        <w:tc>
+          <w:tcPr>
+            <w:tcW w:w="1920" w:type="dxa"/>
+            <w:gridSpan w:val="2"/>
             <w:noWrap/>
             <w:vAlign w:val="bottom"/>
             <w:hideMark/>
@@ -3975,68 +4794,17 @@
             </w:pPr>
             <w:r>
               <w:rPr>
-                <w:rFonts w:ascii="Calibri" w:hAnsi="Calibri" w:cs="Tahoma"/>
-                <w:sz w:val="18"/>
-                <w:szCs w:val="18"/>
-              </w:rPr>
-              <w:fldChar w:fldCharType="begin">
-                <w:ffData>
-                  <w:name w:val="Texto1"/>
-                  <w:enabled/>
-                  <w:calcOnExit w:val="0"/>
-                  <w:textInput>
-                    <w:default w:val="primeiro e último nome"/>
-                    <w:maxLength w:val="35"/>
-                  </w:textInput>
-                </w:ffData>
-              </w:fldChar>
-            </w:r>
-            <w:r>
-              <w:rPr>
-                <w:rFonts w:ascii="Calibri" w:hAnsi="Calibri" w:cs="Tahoma"/>
-                <w:sz w:val="18"/>
-                <w:szCs w:val="18"/>
-              </w:rPr>
-              <w:instrText xml:space="preserve"> FORMTEXT </w:instrText>
-            </w:r>
-            <w:r>
-              <w:rPr>
-                <w:rFonts w:ascii="Calibri" w:hAnsi="Calibri" w:cs="Tahoma"/>
-                <w:sz w:val="18"/>
-                <w:szCs w:val="18"/>
-              </w:rPr>
-            </w:r>
-            <w:r>
-              <w:rPr>
-                <w:rFonts w:ascii="Calibri" w:hAnsi="Calibri" w:cs="Tahoma"/>
-                <w:sz w:val="18"/>
-                <w:szCs w:val="18"/>
-              </w:rPr>
-              <w:fldChar w:fldCharType="separate"/>
-            </w:r>
-            <w:r>
-              <w:rPr>
-                <w:rFonts w:ascii="Calibri" w:hAnsi="Calibri" w:cs="Tahoma"/>
-                <w:noProof/>
-                <w:sz w:val="18"/>
-                <w:szCs w:val="18"/>
-              </w:rPr>
-              <w:t>primeiro e último nome</w:t>
-            </w:r>
-            <w:r>
-              <w:rPr>
-                <w:rFonts w:ascii="Calibri" w:hAnsi="Calibri" w:cs="Tahoma"/>
-                <w:sz w:val="18"/>
-                <w:szCs w:val="18"/>
-              </w:rPr>
-              <w:fldChar w:fldCharType="end"/>
-            </w:r>
-          </w:p>
-        </w:tc>
-        <w:tc>
-          <w:tcPr>
-            <w:tcW w:w="2509" w:type="dxa"/>
-            <w:gridSpan w:val="2"/>
+                <w:rFonts w:ascii="Calibri" w:hAnsi="Calibri" w:cs="Calibri"/>
+                <w:color w:val="000000"/>
+              </w:rPr>
+              <w:t>NUIPC:</w:t>
+            </w:r>
+          </w:p>
+        </w:tc>
+        <w:tc>
+          <w:tcPr>
+            <w:tcW w:w="3469" w:type="dxa"/>
+            <w:gridSpan w:val="3"/>
           </w:tcPr>
           <w:p>
             <w:pPr>
@@ -4051,81 +4819,7 @@
                 <w:rFonts w:ascii="Calibri" w:hAnsi="Calibri" w:cs="Calibri"/>
                 <w:color w:val="000000"/>
               </w:rPr>
-              <w:fldChar w:fldCharType="begin">
-                <w:ffData>
-                  <w:name w:val="Texto12"/>
-                  <w:enabled/>
-                  <w:calcOnExit w:val="0"/>
-                  <w:textInput/>
-                </w:ffData>
-              </w:fldChar>
-            </w:r>
-            <w:r>
-              <w:rPr>
-                <w:rFonts w:ascii="Calibri" w:hAnsi="Calibri" w:cs="Calibri"/>
-                <w:color w:val="000000"/>
-              </w:rPr>
-              <w:instrText xml:space="preserve"> FORMTEXT </w:instrText>
-            </w:r>
-            <w:r>
-              <w:rPr>
-                <w:rFonts w:ascii="Calibri" w:hAnsi="Calibri" w:cs="Calibri"/>
-                <w:color w:val="000000"/>
-              </w:rPr>
-            </w:r>
-            <w:r>
-              <w:rPr>
-                <w:rFonts w:ascii="Calibri" w:hAnsi="Calibri" w:cs="Calibri"/>
-                <w:color w:val="000000"/>
-              </w:rPr>
-              <w:fldChar w:fldCharType="separate"/>
-            </w:r>
-            <w:r>
-              <w:rPr>
-                <w:rFonts w:ascii="Calibri" w:hAnsi="Calibri" w:cs="Calibri"/>
-                <w:noProof/>
-                <w:color w:val="000000"/>
-              </w:rPr>
-              <w:t> </w:t>
-            </w:r>
-            <w:r>
-              <w:rPr>
-                <w:rFonts w:ascii="Calibri" w:hAnsi="Calibri" w:cs="Calibri"/>
-                <w:noProof/>
-                <w:color w:val="000000"/>
-              </w:rPr>
-              <w:t> </w:t>
-            </w:r>
-            <w:r>
-              <w:rPr>
-                <w:rFonts w:ascii="Calibri" w:hAnsi="Calibri" w:cs="Calibri"/>
-                <w:noProof/>
-                <w:color w:val="000000"/>
-              </w:rPr>
-              <w:t> </w:t>
-            </w:r>
-            <w:r>
-              <w:rPr>
-                <w:rFonts w:ascii="Calibri" w:hAnsi="Calibri" w:cs="Calibri"/>
-                <w:noProof/>
-                <w:color w:val="000000"/>
-              </w:rPr>
-              <w:t> </w:t>
-            </w:r>
-            <w:r>
-              <w:rPr>
-                <w:rFonts w:ascii="Calibri" w:hAnsi="Calibri" w:cs="Calibri"/>
-                <w:noProof/>
-                <w:color w:val="000000"/>
-              </w:rPr>
-              <w:t> </w:t>
-            </w:r>
-            <w:r>
-              <w:rPr>
-                <w:rFonts w:ascii="Calibri" w:hAnsi="Calibri" w:cs="Calibri"/>
-                <w:color w:val="000000"/>
-              </w:rPr>
-              <w:fldChar w:fldCharType="end"/>
+              <w:t>Tipificação:</w:t>
             </w:r>
           </w:p>
         </w:tc>
@@ -4138,15 +4832,18 @@
         <w:tc>
           <w:tcPr>
             <w:tcW w:w="2840" w:type="dxa"/>
-            <w:vMerge w:val="restart"/>
+            <w:vMerge/>
             <w:noWrap/>
-            <w:vAlign w:val="center"/>
+            <w:vAlign w:val="bottom"/>
             <w:hideMark/>
           </w:tcPr>
           <w:p>
-            <w:r>
-              <w:t>{% for item in expediente_efetuado %}</w:t>
-            </w:r>
+            <w:pPr>
+              <w:rPr>
+                <w:rFonts w:ascii="Calibri" w:hAnsi="Calibri" w:cs="Calibri"/>
+                <w:color w:val="000000"/>
+              </w:rPr>
+            </w:pPr>
           </w:p>
         </w:tc>
         <w:tc>
@@ -4158,19 +4855,8 @@
             <w:hideMark/>
           </w:tcPr>
           <w:p>
-            <w:pPr>
-              <w:jc w:val="center"/>
-              <w:rPr>
-                <w:rFonts w:ascii="Calibri" w:hAnsi="Calibri" w:cs="Calibri"/>
-                <w:color w:val="000000"/>
-              </w:rPr>
-            </w:pPr>
-            <w:r>
-              <w:rPr>
-                <w:rFonts w:ascii="Calibri" w:hAnsi="Calibri" w:cs="Calibri"/>
-                <w:color w:val="000000"/>
-              </w:rPr>
-              <w:t>NPP:</w:t>
+            <w:r>
+              <w:t>{% for item in expediente_efetuado %}{{ item.npp }}</w:t>
             </w:r>
           </w:p>
         </w:tc>
@@ -4183,19 +4869,8 @@
             <w:hideMark/>
           </w:tcPr>
           <w:p>
-            <w:pPr>
-              <w:jc w:val="center"/>
-              <w:rPr>
-                <w:rFonts w:ascii="Calibri" w:hAnsi="Calibri" w:cs="Calibri"/>
-                <w:color w:val="000000"/>
-              </w:rPr>
-            </w:pPr>
-            <w:r>
-              <w:rPr>
-                <w:rFonts w:ascii="Calibri" w:hAnsi="Calibri" w:cs="Calibri"/>
-                <w:color w:val="000000"/>
-              </w:rPr>
-              <w:t>NUIPC:</w:t>
+            <w:r>
+              <w:t>{{ item.nuipc }}</w:t>
             </w:r>
           </w:p>
         </w:tc>
@@ -4205,19 +4880,8 @@
             <w:gridSpan w:val="3"/>
           </w:tcPr>
           <w:p>
-            <w:pPr>
-              <w:jc w:val="center"/>
-              <w:rPr>
-                <w:rFonts w:ascii="Calibri" w:hAnsi="Calibri" w:cs="Calibri"/>
-                <w:color w:val="000000"/>
-              </w:rPr>
-            </w:pPr>
-            <w:r>
-              <w:rPr>
-                <w:rFonts w:ascii="Calibri" w:hAnsi="Calibri" w:cs="Calibri"/>
-                <w:color w:val="000000"/>
-              </w:rPr>
-              <w:t>Tipificação:</w:t>
+            <w:r>
+              <w:t>{{ item.tipificacao }}{% endfor %}</w:t>
             </w:r>
           </w:p>
         </w:tc>
@@ -4253,8 +4917,179 @@
             <w:hideMark/>
           </w:tcPr>
           <w:p>
-            <w:r>
-              <w:t>{{ item.referencia }}</w:t>
+            <w:pPr>
+              <w:jc w:val="center"/>
+              <w:rPr>
+                <w:rFonts w:ascii="Calibri" w:hAnsi="Calibri" w:cs="Calibri"/>
+                <w:color w:val="000000"/>
+              </w:rPr>
+            </w:pPr>
+            <w:r>
+              <w:rPr>
+                <w:rFonts w:ascii="Calibri" w:hAnsi="Calibri" w:cs="Calibri"/>
+                <w:color w:val="000000"/>
+              </w:rPr>
+              <w:fldChar w:fldCharType="begin">
+                <w:ffData>
+                  <w:name w:val="Texto14"/>
+                  <w:enabled/>
+                  <w:calcOnExit w:val="0"/>
+                  <w:textInput>
+                    <w:type w:val="number"/>
+                    <w:maxLength w:val="7"/>
+                  </w:textInput>
+                </w:ffData>
+              </w:fldChar>
+            </w:r>
+            <w:r>
+              <w:rPr>
+                <w:rFonts w:ascii="Calibri" w:hAnsi="Calibri" w:cs="Calibri"/>
+                <w:color w:val="000000"/>
+              </w:rPr>
+              <w:instrText xml:space="preserve"> FORMTEXT </w:instrText>
+            </w:r>
+            <w:r>
+              <w:rPr>
+                <w:rFonts w:ascii="Calibri" w:hAnsi="Calibri" w:cs="Calibri"/>
+                <w:color w:val="000000"/>
+              </w:rPr>
+            </w:r>
+            <w:r>
+              <w:rPr>
+                <w:rFonts w:ascii="Calibri" w:hAnsi="Calibri" w:cs="Calibri"/>
+                <w:color w:val="000000"/>
+              </w:rPr>
+              <w:fldChar w:fldCharType="separate"/>
+            </w:r>
+            <w:r>
+              <w:rPr>
+                <w:rFonts w:ascii="Calibri" w:hAnsi="Calibri" w:cs="Calibri"/>
+                <w:noProof/>
+                <w:color w:val="000000"/>
+              </w:rPr>
+              <w:t> </w:t>
+            </w:r>
+            <w:r>
+              <w:rPr>
+                <w:rFonts w:ascii="Calibri" w:hAnsi="Calibri" w:cs="Calibri"/>
+                <w:noProof/>
+                <w:color w:val="000000"/>
+              </w:rPr>
+              <w:t> </w:t>
+            </w:r>
+            <w:r>
+              <w:rPr>
+                <w:rFonts w:ascii="Calibri" w:hAnsi="Calibri" w:cs="Calibri"/>
+                <w:noProof/>
+                <w:color w:val="000000"/>
+              </w:rPr>
+              <w:t> </w:t>
+            </w:r>
+            <w:r>
+              <w:rPr>
+                <w:rFonts w:ascii="Calibri" w:hAnsi="Calibri" w:cs="Calibri"/>
+                <w:noProof/>
+                <w:color w:val="000000"/>
+              </w:rPr>
+              <w:t> </w:t>
+            </w:r>
+            <w:r>
+              <w:rPr>
+                <w:rFonts w:ascii="Calibri" w:hAnsi="Calibri" w:cs="Calibri"/>
+                <w:noProof/>
+                <w:color w:val="000000"/>
+              </w:rPr>
+              <w:t> </w:t>
+            </w:r>
+            <w:r>
+              <w:rPr>
+                <w:rFonts w:ascii="Calibri" w:hAnsi="Calibri" w:cs="Calibri"/>
+                <w:color w:val="000000"/>
+              </w:rPr>
+              <w:fldChar w:fldCharType="end"/>
+            </w:r>
+            <w:r>
+              <w:rPr>
+                <w:rFonts w:ascii="Calibri" w:hAnsi="Calibri" w:cs="Calibri"/>
+                <w:color w:val="000000"/>
+              </w:rPr>
+              <w:t>/</w:t>
+            </w:r>
+            <w:r>
+              <w:rPr>
+                <w:rFonts w:ascii="Calibri" w:hAnsi="Calibri" w:cs="Calibri"/>
+                <w:color w:val="000000"/>
+              </w:rPr>
+              <w:fldChar w:fldCharType="begin">
+                <w:ffData>
+                  <w:name w:val="Texto15"/>
+                  <w:enabled/>
+                  <w:calcOnExit w:val="0"/>
+                  <w:textInput>
+                    <w:type w:val="number"/>
+                    <w:maxLength w:val="4"/>
+                  </w:textInput>
+                </w:ffData>
+              </w:fldChar>
+            </w:r>
+            <w:r>
+              <w:rPr>
+                <w:rFonts w:ascii="Calibri" w:hAnsi="Calibri" w:cs="Calibri"/>
+                <w:color w:val="000000"/>
+              </w:rPr>
+              <w:instrText xml:space="preserve"> FORMTEXT </w:instrText>
+            </w:r>
+            <w:r>
+              <w:rPr>
+                <w:rFonts w:ascii="Calibri" w:hAnsi="Calibri" w:cs="Calibri"/>
+                <w:color w:val="000000"/>
+              </w:rPr>
+            </w:r>
+            <w:r>
+              <w:rPr>
+                <w:rFonts w:ascii="Calibri" w:hAnsi="Calibri" w:cs="Calibri"/>
+                <w:color w:val="000000"/>
+              </w:rPr>
+              <w:fldChar w:fldCharType="separate"/>
+            </w:r>
+            <w:r>
+              <w:rPr>
+                <w:rFonts w:ascii="Calibri" w:hAnsi="Calibri" w:cs="Calibri"/>
+                <w:noProof/>
+                <w:color w:val="000000"/>
+              </w:rPr>
+              <w:t> </w:t>
+            </w:r>
+            <w:r>
+              <w:rPr>
+                <w:rFonts w:ascii="Calibri" w:hAnsi="Calibri" w:cs="Calibri"/>
+                <w:noProof/>
+                <w:color w:val="000000"/>
+              </w:rPr>
+              <w:t> </w:t>
+            </w:r>
+            <w:r>
+              <w:rPr>
+                <w:rFonts w:ascii="Calibri" w:hAnsi="Calibri" w:cs="Calibri"/>
+                <w:noProof/>
+                <w:color w:val="000000"/>
+              </w:rPr>
+              <w:t> </w:t>
+            </w:r>
+            <w:r>
+              <w:rPr>
+                <w:rFonts w:ascii="Calibri" w:hAnsi="Calibri" w:cs="Calibri"/>
+                <w:noProof/>
+                <w:color w:val="000000"/>
+              </w:rPr>
+              <w:t> </w:t>
+            </w:r>
+            <w:r>
+              <w:rPr>
+                <w:rFonts w:ascii="Calibri" w:hAnsi="Calibri" w:cs="Calibri"/>
+                <w:color w:val="000000"/>
+              </w:rPr>
+              <w:fldChar w:fldCharType="end"/>
             </w:r>
           </w:p>
         </w:tc>
@@ -4290,7 +5125,6 @@
                 </w:ffData>
               </w:fldChar>
             </w:r>
-            <w:bookmarkStart w:id="8" w:name="Texto16"/>
             <w:r>
               <w:rPr>
                 <w:rFonts w:ascii="Calibri" w:hAnsi="Calibri" w:cs="Calibri"/>
@@ -4358,7 +5192,6 @@
               </w:rPr>
               <w:fldChar w:fldCharType="end"/>
             </w:r>
-            <w:bookmarkEnd w:id="8"/>
           </w:p>
         </w:tc>
         <w:tc>
@@ -4367,8 +5200,92 @@
             <w:gridSpan w:val="3"/>
           </w:tcPr>
           <w:p>
-            <w:r>
-              <w:t>{{ item.referencia }} - {{ item.descricao }}{% endfor %}</w:t>
+            <w:pPr>
+              <w:rPr>
+                <w:rFonts w:ascii="Calibri" w:hAnsi="Calibri" w:cs="Calibri"/>
+                <w:color w:val="000000"/>
+              </w:rPr>
+            </w:pPr>
+            <w:r>
+              <w:rPr>
+                <w:rFonts w:ascii="Calibri" w:hAnsi="Calibri" w:cs="Calibri"/>
+                <w:color w:val="000000"/>
+              </w:rPr>
+              <w:fldChar w:fldCharType="begin">
+                <w:ffData>
+                  <w:name w:val=""/>
+                  <w:enabled/>
+                  <w:calcOnExit w:val="0"/>
+                  <w:textInput/>
+                </w:ffData>
+              </w:fldChar>
+            </w:r>
+            <w:r>
+              <w:rPr>
+                <w:rFonts w:ascii="Calibri" w:hAnsi="Calibri" w:cs="Calibri"/>
+                <w:color w:val="000000"/>
+              </w:rPr>
+              <w:instrText xml:space="preserve"> FORMTEXT </w:instrText>
+            </w:r>
+            <w:r>
+              <w:rPr>
+                <w:rFonts w:ascii="Calibri" w:hAnsi="Calibri" w:cs="Calibri"/>
+                <w:color w:val="000000"/>
+              </w:rPr>
+            </w:r>
+            <w:r>
+              <w:rPr>
+                <w:rFonts w:ascii="Calibri" w:hAnsi="Calibri" w:cs="Calibri"/>
+                <w:color w:val="000000"/>
+              </w:rPr>
+              <w:fldChar w:fldCharType="separate"/>
+            </w:r>
+            <w:r>
+              <w:rPr>
+                <w:rFonts w:ascii="Calibri" w:hAnsi="Calibri" w:cs="Calibri"/>
+                <w:noProof/>
+                <w:color w:val="000000"/>
+              </w:rPr>
+              <w:t> </w:t>
+            </w:r>
+            <w:r>
+              <w:rPr>
+                <w:rFonts w:ascii="Calibri" w:hAnsi="Calibri" w:cs="Calibri"/>
+                <w:noProof/>
+                <w:color w:val="000000"/>
+              </w:rPr>
+              <w:t> </w:t>
+            </w:r>
+            <w:r>
+              <w:rPr>
+                <w:rFonts w:ascii="Calibri" w:hAnsi="Calibri" w:cs="Calibri"/>
+                <w:noProof/>
+                <w:color w:val="000000"/>
+              </w:rPr>
+              <w:t> </w:t>
+            </w:r>
+            <w:r>
+              <w:rPr>
+                <w:rFonts w:ascii="Calibri" w:hAnsi="Calibri" w:cs="Calibri"/>
+                <w:noProof/>
+                <w:color w:val="000000"/>
+              </w:rPr>
+              <w:t> </w:t>
+            </w:r>
+            <w:r>
+              <w:rPr>
+                <w:rFonts w:ascii="Calibri" w:hAnsi="Calibri" w:cs="Calibri"/>
+                <w:noProof/>
+                <w:color w:val="000000"/>
+              </w:rPr>
+              <w:t> </w:t>
+            </w:r>
+            <w:r>
+              <w:rPr>
+                <w:rFonts w:ascii="Calibri" w:hAnsi="Calibri" w:cs="Calibri"/>
+                <w:color w:val="000000"/>
+              </w:rPr>
+              <w:fldChar w:fldCharType="end"/>
             </w:r>
           </w:p>
         </w:tc>
@@ -4404,7 +5321,180 @@
             <w:hideMark/>
           </w:tcPr>
           <w:p>
-            <w:r/>
+            <w:pPr>
+              <w:jc w:val="center"/>
+              <w:rPr>
+                <w:rFonts w:ascii="Calibri" w:hAnsi="Calibri" w:cs="Calibri"/>
+                <w:color w:val="000000"/>
+              </w:rPr>
+            </w:pPr>
+            <w:r>
+              <w:rPr>
+                <w:rFonts w:ascii="Calibri" w:hAnsi="Calibri" w:cs="Calibri"/>
+                <w:color w:val="000000"/>
+              </w:rPr>
+              <w:fldChar w:fldCharType="begin">
+                <w:ffData>
+                  <w:name w:val="Texto14"/>
+                  <w:enabled/>
+                  <w:calcOnExit w:val="0"/>
+                  <w:textInput>
+                    <w:type w:val="number"/>
+                    <w:maxLength w:val="7"/>
+                  </w:textInput>
+                </w:ffData>
+              </w:fldChar>
+            </w:r>
+            <w:r>
+              <w:rPr>
+                <w:rFonts w:ascii="Calibri" w:hAnsi="Calibri" w:cs="Calibri"/>
+                <w:color w:val="000000"/>
+              </w:rPr>
+              <w:instrText xml:space="preserve"> FORMTEXT </w:instrText>
+            </w:r>
+            <w:r>
+              <w:rPr>
+                <w:rFonts w:ascii="Calibri" w:hAnsi="Calibri" w:cs="Calibri"/>
+                <w:color w:val="000000"/>
+              </w:rPr>
+            </w:r>
+            <w:r>
+              <w:rPr>
+                <w:rFonts w:ascii="Calibri" w:hAnsi="Calibri" w:cs="Calibri"/>
+                <w:color w:val="000000"/>
+              </w:rPr>
+              <w:fldChar w:fldCharType="separate"/>
+            </w:r>
+            <w:r>
+              <w:rPr>
+                <w:rFonts w:ascii="Calibri" w:hAnsi="Calibri" w:cs="Calibri"/>
+                <w:noProof/>
+                <w:color w:val="000000"/>
+              </w:rPr>
+              <w:t> </w:t>
+            </w:r>
+            <w:r>
+              <w:rPr>
+                <w:rFonts w:ascii="Calibri" w:hAnsi="Calibri" w:cs="Calibri"/>
+                <w:noProof/>
+                <w:color w:val="000000"/>
+              </w:rPr>
+              <w:t> </w:t>
+            </w:r>
+            <w:r>
+              <w:rPr>
+                <w:rFonts w:ascii="Calibri" w:hAnsi="Calibri" w:cs="Calibri"/>
+                <w:noProof/>
+                <w:color w:val="000000"/>
+              </w:rPr>
+              <w:t> </w:t>
+            </w:r>
+            <w:r>
+              <w:rPr>
+                <w:rFonts w:ascii="Calibri" w:hAnsi="Calibri" w:cs="Calibri"/>
+                <w:noProof/>
+                <w:color w:val="000000"/>
+              </w:rPr>
+              <w:t> </w:t>
+            </w:r>
+            <w:r>
+              <w:rPr>
+                <w:rFonts w:ascii="Calibri" w:hAnsi="Calibri" w:cs="Calibri"/>
+                <w:noProof/>
+                <w:color w:val="000000"/>
+              </w:rPr>
+              <w:t> </w:t>
+            </w:r>
+            <w:r>
+              <w:rPr>
+                <w:rFonts w:ascii="Calibri" w:hAnsi="Calibri" w:cs="Calibri"/>
+                <w:color w:val="000000"/>
+              </w:rPr>
+              <w:fldChar w:fldCharType="end"/>
+            </w:r>
+            <w:r>
+              <w:rPr>
+                <w:rFonts w:ascii="Calibri" w:hAnsi="Calibri" w:cs="Calibri"/>
+                <w:color w:val="000000"/>
+              </w:rPr>
+              <w:t>/</w:t>
+            </w:r>
+            <w:r>
+              <w:rPr>
+                <w:rFonts w:ascii="Calibri" w:hAnsi="Calibri" w:cs="Calibri"/>
+                <w:color w:val="000000"/>
+              </w:rPr>
+              <w:fldChar w:fldCharType="begin">
+                <w:ffData>
+                  <w:name w:val="Texto15"/>
+                  <w:enabled/>
+                  <w:calcOnExit w:val="0"/>
+                  <w:textInput>
+                    <w:type w:val="number"/>
+                    <w:maxLength w:val="4"/>
+                  </w:textInput>
+                </w:ffData>
+              </w:fldChar>
+            </w:r>
+            <w:r>
+              <w:rPr>
+                <w:rFonts w:ascii="Calibri" w:hAnsi="Calibri" w:cs="Calibri"/>
+                <w:color w:val="000000"/>
+              </w:rPr>
+              <w:instrText xml:space="preserve"> FORMTEXT </w:instrText>
+            </w:r>
+            <w:r>
+              <w:rPr>
+                <w:rFonts w:ascii="Calibri" w:hAnsi="Calibri" w:cs="Calibri"/>
+                <w:color w:val="000000"/>
+              </w:rPr>
+            </w:r>
+            <w:r>
+              <w:rPr>
+                <w:rFonts w:ascii="Calibri" w:hAnsi="Calibri" w:cs="Calibri"/>
+                <w:color w:val="000000"/>
+              </w:rPr>
+              <w:fldChar w:fldCharType="separate"/>
+            </w:r>
+            <w:r>
+              <w:rPr>
+                <w:rFonts w:ascii="Calibri" w:hAnsi="Calibri" w:cs="Calibri"/>
+                <w:noProof/>
+                <w:color w:val="000000"/>
+              </w:rPr>
+              <w:t> </w:t>
+            </w:r>
+            <w:r>
+              <w:rPr>
+                <w:rFonts w:ascii="Calibri" w:hAnsi="Calibri" w:cs="Calibri"/>
+                <w:noProof/>
+                <w:color w:val="000000"/>
+              </w:rPr>
+              <w:t> </w:t>
+            </w:r>
+            <w:r>
+              <w:rPr>
+                <w:rFonts w:ascii="Calibri" w:hAnsi="Calibri" w:cs="Calibri"/>
+                <w:noProof/>
+                <w:color w:val="000000"/>
+              </w:rPr>
+              <w:t> </w:t>
+            </w:r>
+            <w:r>
+              <w:rPr>
+                <w:rFonts w:ascii="Calibri" w:hAnsi="Calibri" w:cs="Calibri"/>
+                <w:noProof/>
+                <w:color w:val="000000"/>
+              </w:rPr>
+              <w:t> </w:t>
+            </w:r>
+            <w:r>
+              <w:rPr>
+                <w:rFonts w:ascii="Calibri" w:hAnsi="Calibri" w:cs="Calibri"/>
+                <w:color w:val="000000"/>
+              </w:rPr>
+              <w:fldChar w:fldCharType="end"/>
+            </w:r>
           </w:p>
         </w:tc>
         <w:tc>
@@ -4416,7 +5506,96 @@
             <w:hideMark/>
           </w:tcPr>
           <w:p>
-            <w:r/>
+            <w:pPr>
+              <w:jc w:val="center"/>
+              <w:rPr>
+                <w:rFonts w:ascii="Calibri" w:hAnsi="Calibri" w:cs="Calibri"/>
+                <w:color w:val="000000"/>
+              </w:rPr>
+            </w:pPr>
+            <w:r>
+              <w:rPr>
+                <w:rFonts w:ascii="Calibri" w:hAnsi="Calibri" w:cs="Calibri"/>
+                <w:color w:val="000000"/>
+              </w:rPr>
+              <w:fldChar w:fldCharType="begin">
+                <w:ffData>
+                  <w:name w:val="Texto16"/>
+                  <w:enabled/>
+                  <w:calcOnExit w:val="0"/>
+                  <w:textInput>
+                    <w:maxLength w:val="15"/>
+                  </w:textInput>
+                </w:ffData>
+              </w:fldChar>
+            </w:r>
+            <w:r>
+              <w:rPr>
+                <w:rFonts w:ascii="Calibri" w:hAnsi="Calibri" w:cs="Calibri"/>
+                <w:color w:val="000000"/>
+              </w:rPr>
+              <w:instrText xml:space="preserve"> FORMTEXT </w:instrText>
+            </w:r>
+            <w:r>
+              <w:rPr>
+                <w:rFonts w:ascii="Calibri" w:hAnsi="Calibri" w:cs="Calibri"/>
+                <w:color w:val="000000"/>
+              </w:rPr>
+            </w:r>
+            <w:r>
+              <w:rPr>
+                <w:rFonts w:ascii="Calibri" w:hAnsi="Calibri" w:cs="Calibri"/>
+                <w:color w:val="000000"/>
+              </w:rPr>
+              <w:fldChar w:fldCharType="separate"/>
+            </w:r>
+            <w:r>
+              <w:rPr>
+                <w:rFonts w:ascii="Calibri" w:hAnsi="Calibri" w:cs="Calibri"/>
+                <w:noProof/>
+                <w:color w:val="000000"/>
+              </w:rPr>
+              <w:t> </w:t>
+            </w:r>
+            <w:r>
+              <w:rPr>
+                <w:rFonts w:ascii="Calibri" w:hAnsi="Calibri" w:cs="Calibri"/>
+                <w:noProof/>
+                <w:color w:val="000000"/>
+              </w:rPr>
+              <w:t> </w:t>
+            </w:r>
+            <w:r>
+              <w:rPr>
+                <w:rFonts w:ascii="Calibri" w:hAnsi="Calibri" w:cs="Calibri"/>
+                <w:noProof/>
+                <w:color w:val="000000"/>
+              </w:rPr>
+              <w:t> </w:t>
+            </w:r>
+            <w:r>
+              <w:rPr>
+                <w:rFonts w:ascii="Calibri" w:hAnsi="Calibri" w:cs="Calibri"/>
+                <w:noProof/>
+                <w:color w:val="000000"/>
+              </w:rPr>
+              <w:t> </w:t>
+            </w:r>
+            <w:r>
+              <w:rPr>
+                <w:rFonts w:ascii="Calibri" w:hAnsi="Calibri" w:cs="Calibri"/>
+                <w:noProof/>
+                <w:color w:val="000000"/>
+              </w:rPr>
+              <w:t> </w:t>
+            </w:r>
+            <w:r>
+              <w:rPr>
+                <w:rFonts w:ascii="Calibri" w:hAnsi="Calibri" w:cs="Calibri"/>
+                <w:color w:val="000000"/>
+              </w:rPr>
+              <w:fldChar w:fldCharType="end"/>
+            </w:r>
           </w:p>
         </w:tc>
         <w:tc>
@@ -4425,7 +5604,93 @@
             <w:gridSpan w:val="3"/>
           </w:tcPr>
           <w:p>
-            <w:r/>
+            <w:pPr>
+              <w:rPr>
+                <w:rFonts w:ascii="Calibri" w:hAnsi="Calibri" w:cs="Calibri"/>
+                <w:color w:val="000000"/>
+              </w:rPr>
+            </w:pPr>
+            <w:r>
+              <w:rPr>
+                <w:rFonts w:ascii="Calibri" w:hAnsi="Calibri" w:cs="Calibri"/>
+                <w:color w:val="000000"/>
+              </w:rPr>
+              <w:fldChar w:fldCharType="begin">
+                <w:ffData>
+                  <w:name w:val=""/>
+                  <w:enabled/>
+                  <w:calcOnExit w:val="0"/>
+                  <w:textInput/>
+                </w:ffData>
+              </w:fldChar>
+            </w:r>
+            <w:r>
+              <w:rPr>
+                <w:rFonts w:ascii="Calibri" w:hAnsi="Calibri" w:cs="Calibri"/>
+                <w:color w:val="000000"/>
+              </w:rPr>
+              <w:instrText xml:space="preserve"> FORMTEXT </w:instrText>
+            </w:r>
+            <w:r>
+              <w:rPr>
+                <w:rFonts w:ascii="Calibri" w:hAnsi="Calibri" w:cs="Calibri"/>
+                <w:color w:val="000000"/>
+              </w:rPr>
+            </w:r>
+            <w:r>
+              <w:rPr>
+                <w:rFonts w:ascii="Calibri" w:hAnsi="Calibri" w:cs="Calibri"/>
+                <w:color w:val="000000"/>
+              </w:rPr>
+              <w:fldChar w:fldCharType="separate"/>
+            </w:r>
+            <w:r>
+              <w:rPr>
+                <w:rFonts w:ascii="Calibri" w:hAnsi="Calibri" w:cs="Calibri"/>
+                <w:noProof/>
+                <w:color w:val="000000"/>
+              </w:rPr>
+              <w:t> </w:t>
+            </w:r>
+            <w:r>
+              <w:rPr>
+                <w:rFonts w:ascii="Calibri" w:hAnsi="Calibri" w:cs="Calibri"/>
+                <w:noProof/>
+                <w:color w:val="000000"/>
+              </w:rPr>
+              <w:t> </w:t>
+            </w:r>
+            <w:r>
+              <w:rPr>
+                <w:rFonts w:ascii="Calibri" w:hAnsi="Calibri" w:cs="Calibri"/>
+                <w:noProof/>
+                <w:color w:val="000000"/>
+              </w:rPr>
+              <w:t> </w:t>
+            </w:r>
+            <w:r>
+              <w:rPr>
+                <w:rFonts w:ascii="Calibri" w:hAnsi="Calibri" w:cs="Calibri"/>
+                <w:noProof/>
+                <w:color w:val="000000"/>
+              </w:rPr>
+              <w:t> </w:t>
+            </w:r>
+            <w:r>
+              <w:rPr>
+                <w:rFonts w:ascii="Calibri" w:hAnsi="Calibri" w:cs="Calibri"/>
+                <w:noProof/>
+                <w:color w:val="000000"/>
+              </w:rPr>
+              <w:t> </w:t>
+            </w:r>
+            <w:r>
+              <w:rPr>
+                <w:rFonts w:ascii="Calibri" w:hAnsi="Calibri" w:cs="Calibri"/>
+                <w:color w:val="000000"/>
+              </w:rPr>
+              <w:fldChar w:fldCharType="end"/>
+            </w:r>
           </w:p>
         </w:tc>
       </w:tr>
@@ -4460,7 +5725,180 @@
             <w:hideMark/>
           </w:tcPr>
           <w:p>
-            <w:r/>
+            <w:pPr>
+              <w:jc w:val="center"/>
+              <w:rPr>
+                <w:rFonts w:ascii="Calibri" w:hAnsi="Calibri" w:cs="Calibri"/>
+                <w:color w:val="000000"/>
+              </w:rPr>
+            </w:pPr>
+            <w:r>
+              <w:rPr>
+                <w:rFonts w:ascii="Calibri" w:hAnsi="Calibri" w:cs="Calibri"/>
+                <w:color w:val="000000"/>
+              </w:rPr>
+              <w:fldChar w:fldCharType="begin">
+                <w:ffData>
+                  <w:name w:val="Texto14"/>
+                  <w:enabled/>
+                  <w:calcOnExit w:val="0"/>
+                  <w:textInput>
+                    <w:type w:val="number"/>
+                    <w:maxLength w:val="7"/>
+                  </w:textInput>
+                </w:ffData>
+              </w:fldChar>
+            </w:r>
+            <w:r>
+              <w:rPr>
+                <w:rFonts w:ascii="Calibri" w:hAnsi="Calibri" w:cs="Calibri"/>
+                <w:color w:val="000000"/>
+              </w:rPr>
+              <w:instrText xml:space="preserve"> FORMTEXT </w:instrText>
+            </w:r>
+            <w:r>
+              <w:rPr>
+                <w:rFonts w:ascii="Calibri" w:hAnsi="Calibri" w:cs="Calibri"/>
+                <w:color w:val="000000"/>
+              </w:rPr>
+            </w:r>
+            <w:r>
+              <w:rPr>
+                <w:rFonts w:ascii="Calibri" w:hAnsi="Calibri" w:cs="Calibri"/>
+                <w:color w:val="000000"/>
+              </w:rPr>
+              <w:fldChar w:fldCharType="separate"/>
+            </w:r>
+            <w:r>
+              <w:rPr>
+                <w:rFonts w:ascii="Calibri" w:hAnsi="Calibri" w:cs="Calibri"/>
+                <w:noProof/>
+                <w:color w:val="000000"/>
+              </w:rPr>
+              <w:t> </w:t>
+            </w:r>
+            <w:r>
+              <w:rPr>
+                <w:rFonts w:ascii="Calibri" w:hAnsi="Calibri" w:cs="Calibri"/>
+                <w:noProof/>
+                <w:color w:val="000000"/>
+              </w:rPr>
+              <w:t> </w:t>
+            </w:r>
+            <w:r>
+              <w:rPr>
+                <w:rFonts w:ascii="Calibri" w:hAnsi="Calibri" w:cs="Calibri"/>
+                <w:noProof/>
+                <w:color w:val="000000"/>
+              </w:rPr>
+              <w:t> </w:t>
+            </w:r>
+            <w:r>
+              <w:rPr>
+                <w:rFonts w:ascii="Calibri" w:hAnsi="Calibri" w:cs="Calibri"/>
+                <w:noProof/>
+                <w:color w:val="000000"/>
+              </w:rPr>
+              <w:t> </w:t>
+            </w:r>
+            <w:r>
+              <w:rPr>
+                <w:rFonts w:ascii="Calibri" w:hAnsi="Calibri" w:cs="Calibri"/>
+                <w:noProof/>
+                <w:color w:val="000000"/>
+              </w:rPr>
+              <w:t> </w:t>
+            </w:r>
+            <w:r>
+              <w:rPr>
+                <w:rFonts w:ascii="Calibri" w:hAnsi="Calibri" w:cs="Calibri"/>
+                <w:color w:val="000000"/>
+              </w:rPr>
+              <w:fldChar w:fldCharType="end"/>
+            </w:r>
+            <w:r>
+              <w:rPr>
+                <w:rFonts w:ascii="Calibri" w:hAnsi="Calibri" w:cs="Calibri"/>
+                <w:color w:val="000000"/>
+              </w:rPr>
+              <w:t>/</w:t>
+            </w:r>
+            <w:r>
+              <w:rPr>
+                <w:rFonts w:ascii="Calibri" w:hAnsi="Calibri" w:cs="Calibri"/>
+                <w:color w:val="000000"/>
+              </w:rPr>
+              <w:fldChar w:fldCharType="begin">
+                <w:ffData>
+                  <w:name w:val="Texto15"/>
+                  <w:enabled/>
+                  <w:calcOnExit w:val="0"/>
+                  <w:textInput>
+                    <w:type w:val="number"/>
+                    <w:maxLength w:val="4"/>
+                  </w:textInput>
+                </w:ffData>
+              </w:fldChar>
+            </w:r>
+            <w:r>
+              <w:rPr>
+                <w:rFonts w:ascii="Calibri" w:hAnsi="Calibri" w:cs="Calibri"/>
+                <w:color w:val="000000"/>
+              </w:rPr>
+              <w:instrText xml:space="preserve"> FORMTEXT </w:instrText>
+            </w:r>
+            <w:r>
+              <w:rPr>
+                <w:rFonts w:ascii="Calibri" w:hAnsi="Calibri" w:cs="Calibri"/>
+                <w:color w:val="000000"/>
+              </w:rPr>
+            </w:r>
+            <w:r>
+              <w:rPr>
+                <w:rFonts w:ascii="Calibri" w:hAnsi="Calibri" w:cs="Calibri"/>
+                <w:color w:val="000000"/>
+              </w:rPr>
+              <w:fldChar w:fldCharType="separate"/>
+            </w:r>
+            <w:r>
+              <w:rPr>
+                <w:rFonts w:ascii="Calibri" w:hAnsi="Calibri" w:cs="Calibri"/>
+                <w:noProof/>
+                <w:color w:val="000000"/>
+              </w:rPr>
+              <w:t> </w:t>
+            </w:r>
+            <w:r>
+              <w:rPr>
+                <w:rFonts w:ascii="Calibri" w:hAnsi="Calibri" w:cs="Calibri"/>
+                <w:noProof/>
+                <w:color w:val="000000"/>
+              </w:rPr>
+              <w:t> </w:t>
+            </w:r>
+            <w:r>
+              <w:rPr>
+                <w:rFonts w:ascii="Calibri" w:hAnsi="Calibri" w:cs="Calibri"/>
+                <w:noProof/>
+                <w:color w:val="000000"/>
+              </w:rPr>
+              <w:t> </w:t>
+            </w:r>
+            <w:r>
+              <w:rPr>
+                <w:rFonts w:ascii="Calibri" w:hAnsi="Calibri" w:cs="Calibri"/>
+                <w:noProof/>
+                <w:color w:val="000000"/>
+              </w:rPr>
+              <w:t> </w:t>
+            </w:r>
+            <w:r>
+              <w:rPr>
+                <w:rFonts w:ascii="Calibri" w:hAnsi="Calibri" w:cs="Calibri"/>
+                <w:color w:val="000000"/>
+              </w:rPr>
+              <w:fldChar w:fldCharType="end"/>
+            </w:r>
           </w:p>
         </w:tc>
         <w:tc>
@@ -4472,7 +5910,96 @@
             <w:hideMark/>
           </w:tcPr>
           <w:p>
-            <w:r/>
+            <w:pPr>
+              <w:jc w:val="center"/>
+              <w:rPr>
+                <w:rFonts w:ascii="Calibri" w:hAnsi="Calibri" w:cs="Calibri"/>
+                <w:color w:val="000000"/>
+              </w:rPr>
+            </w:pPr>
+            <w:r>
+              <w:rPr>
+                <w:rFonts w:ascii="Calibri" w:hAnsi="Calibri" w:cs="Calibri"/>
+                <w:color w:val="000000"/>
+              </w:rPr>
+              <w:fldChar w:fldCharType="begin">
+                <w:ffData>
+                  <w:name w:val="Texto16"/>
+                  <w:enabled/>
+                  <w:calcOnExit w:val="0"/>
+                  <w:textInput>
+                    <w:maxLength w:val="15"/>
+                  </w:textInput>
+                </w:ffData>
+              </w:fldChar>
+            </w:r>
+            <w:r>
+              <w:rPr>
+                <w:rFonts w:ascii="Calibri" w:hAnsi="Calibri" w:cs="Calibri"/>
+                <w:color w:val="000000"/>
+              </w:rPr>
+              <w:instrText xml:space="preserve"> FORMTEXT </w:instrText>
+            </w:r>
+            <w:r>
+              <w:rPr>
+                <w:rFonts w:ascii="Calibri" w:hAnsi="Calibri" w:cs="Calibri"/>
+                <w:color w:val="000000"/>
+              </w:rPr>
+            </w:r>
+            <w:r>
+              <w:rPr>
+                <w:rFonts w:ascii="Calibri" w:hAnsi="Calibri" w:cs="Calibri"/>
+                <w:color w:val="000000"/>
+              </w:rPr>
+              <w:fldChar w:fldCharType="separate"/>
+            </w:r>
+            <w:r>
+              <w:rPr>
+                <w:rFonts w:ascii="Calibri" w:hAnsi="Calibri" w:cs="Calibri"/>
+                <w:noProof/>
+                <w:color w:val="000000"/>
+              </w:rPr>
+              <w:t> </w:t>
+            </w:r>
+            <w:r>
+              <w:rPr>
+                <w:rFonts w:ascii="Calibri" w:hAnsi="Calibri" w:cs="Calibri"/>
+                <w:noProof/>
+                <w:color w:val="000000"/>
+              </w:rPr>
+              <w:t> </w:t>
+            </w:r>
+            <w:r>
+              <w:rPr>
+                <w:rFonts w:ascii="Calibri" w:hAnsi="Calibri" w:cs="Calibri"/>
+                <w:noProof/>
+                <w:color w:val="000000"/>
+              </w:rPr>
+              <w:t> </w:t>
+            </w:r>
+            <w:r>
+              <w:rPr>
+                <w:rFonts w:ascii="Calibri" w:hAnsi="Calibri" w:cs="Calibri"/>
+                <w:noProof/>
+                <w:color w:val="000000"/>
+              </w:rPr>
+              <w:t> </w:t>
+            </w:r>
+            <w:r>
+              <w:rPr>
+                <w:rFonts w:ascii="Calibri" w:hAnsi="Calibri" w:cs="Calibri"/>
+                <w:noProof/>
+                <w:color w:val="000000"/>
+              </w:rPr>
+              <w:t> </w:t>
+            </w:r>
+            <w:r>
+              <w:rPr>
+                <w:rFonts w:ascii="Calibri" w:hAnsi="Calibri" w:cs="Calibri"/>
+                <w:color w:val="000000"/>
+              </w:rPr>
+              <w:fldChar w:fldCharType="end"/>
+            </w:r>
           </w:p>
         </w:tc>
         <w:tc>
@@ -4481,63 +6008,93 @@
             <w:gridSpan w:val="3"/>
           </w:tcPr>
           <w:p>
-            <w:r/>
-          </w:p>
-        </w:tc>
-      </w:tr>
-      <w:tr>
-        <w:trPr>
-          <w:trHeight w:val="290"/>
-          <w:jc w:val="center"/>
-        </w:trPr>
-        <w:tc>
-          <w:tcPr>
-            <w:tcW w:w="2840" w:type="dxa"/>
-            <w:vMerge/>
-            <w:noWrap/>
-            <w:vAlign w:val="bottom"/>
-            <w:hideMark/>
-          </w:tcPr>
-          <w:p>
-            <w:pPr>
-              <w:rPr>
-                <w:rFonts w:ascii="Calibri" w:hAnsi="Calibri" w:cs="Calibri"/>
-                <w:color w:val="000000"/>
-              </w:rPr>
-            </w:pPr>
-          </w:p>
-        </w:tc>
-        <w:tc>
-          <w:tcPr>
-            <w:tcW w:w="1921" w:type="dxa"/>
-            <w:gridSpan w:val="2"/>
-            <w:noWrap/>
-            <w:vAlign w:val="bottom"/>
-            <w:hideMark/>
-          </w:tcPr>
-          <w:p>
-            <w:r/>
-          </w:p>
-        </w:tc>
-        <w:tc>
-          <w:tcPr>
-            <w:tcW w:w="1920" w:type="dxa"/>
-            <w:gridSpan w:val="2"/>
-            <w:noWrap/>
-            <w:vAlign w:val="bottom"/>
-            <w:hideMark/>
-          </w:tcPr>
-          <w:p>
-            <w:r/>
-          </w:p>
-        </w:tc>
-        <w:tc>
-          <w:tcPr>
-            <w:tcW w:w="3469" w:type="dxa"/>
-            <w:gridSpan w:val="3"/>
-          </w:tcPr>
-          <w:p>
-            <w:r/>
+            <w:pPr>
+              <w:rPr>
+                <w:rFonts w:ascii="Calibri" w:hAnsi="Calibri" w:cs="Calibri"/>
+                <w:color w:val="000000"/>
+              </w:rPr>
+            </w:pPr>
+            <w:r>
+              <w:rPr>
+                <w:rFonts w:ascii="Calibri" w:hAnsi="Calibri" w:cs="Calibri"/>
+                <w:color w:val="000000"/>
+              </w:rPr>
+              <w:fldChar w:fldCharType="begin">
+                <w:ffData>
+                  <w:name w:val=""/>
+                  <w:enabled/>
+                  <w:calcOnExit w:val="0"/>
+                  <w:textInput/>
+                </w:ffData>
+              </w:fldChar>
+            </w:r>
+            <w:r>
+              <w:rPr>
+                <w:rFonts w:ascii="Calibri" w:hAnsi="Calibri" w:cs="Calibri"/>
+                <w:color w:val="000000"/>
+              </w:rPr>
+              <w:instrText xml:space="preserve"> FORMTEXT </w:instrText>
+            </w:r>
+            <w:r>
+              <w:rPr>
+                <w:rFonts w:ascii="Calibri" w:hAnsi="Calibri" w:cs="Calibri"/>
+                <w:color w:val="000000"/>
+              </w:rPr>
+            </w:r>
+            <w:r>
+              <w:rPr>
+                <w:rFonts w:ascii="Calibri" w:hAnsi="Calibri" w:cs="Calibri"/>
+                <w:color w:val="000000"/>
+              </w:rPr>
+              <w:fldChar w:fldCharType="separate"/>
+            </w:r>
+            <w:r>
+              <w:rPr>
+                <w:rFonts w:ascii="Calibri" w:hAnsi="Calibri" w:cs="Calibri"/>
+                <w:noProof/>
+                <w:color w:val="000000"/>
+              </w:rPr>
+              <w:t> </w:t>
+            </w:r>
+            <w:r>
+              <w:rPr>
+                <w:rFonts w:ascii="Calibri" w:hAnsi="Calibri" w:cs="Calibri"/>
+                <w:noProof/>
+                <w:color w:val="000000"/>
+              </w:rPr>
+              <w:t> </w:t>
+            </w:r>
+            <w:r>
+              <w:rPr>
+                <w:rFonts w:ascii="Calibri" w:hAnsi="Calibri" w:cs="Calibri"/>
+                <w:noProof/>
+                <w:color w:val="000000"/>
+              </w:rPr>
+              <w:t> </w:t>
+            </w:r>
+            <w:r>
+              <w:rPr>
+                <w:rFonts w:ascii="Calibri" w:hAnsi="Calibri" w:cs="Calibri"/>
+                <w:noProof/>
+                <w:color w:val="000000"/>
+              </w:rPr>
+              <w:t> </w:t>
+            </w:r>
+            <w:r>
+              <w:rPr>
+                <w:rFonts w:ascii="Calibri" w:hAnsi="Calibri" w:cs="Calibri"/>
+                <w:noProof/>
+                <w:color w:val="000000"/>
+              </w:rPr>
+              <w:t> </w:t>
+            </w:r>
+            <w:r>
+              <w:rPr>
+                <w:rFonts w:ascii="Calibri" w:hAnsi="Calibri" w:cs="Calibri"/>
+                <w:color w:val="000000"/>
+              </w:rPr>
+              <w:fldChar w:fldCharType="end"/>
+            </w:r>
           </w:p>
         </w:tc>
       </w:tr>
@@ -4701,7 +6258,6 @@
                   <w14:uncheckedState w14:val="2610" w14:font="MS Gothic"/>
                 </w14:checkbox>
               </w:sdtPr>
-              <w:sdtEndPr/>
               <w:sdtContent>
                 <w:r>
                   <w:rPr>
@@ -4827,7 +6383,7 @@
             <w:enabled w:val="0"/>
             <w:calcOnExit w:val="0"/>
             <w:textInput>
-              <w:type w:val="currentTime"/>
+              <w:type w:val="currentDate"/>
               <w:format w:val="dd/MM/yyyy HH:mm:ss"/>
             </w:textInput>
           </w:ffData>
@@ -4850,7 +6406,7 @@
         <w:rPr>
           <w:noProof/>
         </w:rPr>
-        <w:instrText>21/04/2026 22:07:49</w:instrText>
+        <w:instrText>30/04/2026 21:40:41</w:instrText>
       </w:r>
       <w:r>
         <w:fldChar w:fldCharType="end"/>

--- a/backend/templates/relatorio_servico_remunerado.docx
+++ b/backend/templates/relatorio_servico_remunerado.docx
@@ -104,7 +104,7 @@
           </w:tcPr>
           <w:p>
             <w:r>
-              <w:t>{{ remunerated_name }}</w:t>
+              <w:t>{{ graduado_nome }}</w:t>
             </w:r>
           </w:p>
         </w:tc>
@@ -192,7 +192,7 @@
           </w:tcPr>
           <w:p>
             <w:r>
-              <w:t>{{ report_hour }}</w:t>
+              <w:t>{{ report_hour }} {{ servico_remunerado }}</w:t>
             </w:r>
           </w:p>
         </w:tc>
@@ -258,7 +258,7 @@
           </w:tcPr>
           <w:p>
             <w:r>
-              <w:t>{{ oficiais_count }}</w:t>
+              <w:t>{{ efetivo_oficiais }}</w:t>
             </w:r>
           </w:p>
         </w:tc>
@@ -291,7 +291,7 @@
           </w:tcPr>
           <w:p>
             <w:r>
-              <w:t>{{ chefes_count }}</w:t>
+              <w:t>{{ efetivo_chefes }}</w:t>
             </w:r>
           </w:p>
         </w:tc>
@@ -321,7 +321,7 @@
           </w:tcPr>
           <w:p>
             <w:r>
-              <w:t>{{ agentes_count }}</w:t>
+              <w:t>{{ efetivo_agentes }}</w:t>
             </w:r>
           </w:p>
         </w:tc>
@@ -331,7 +331,7 @@
           </w:tcPr>
           <w:p>
             <w:r>
-              <w:t>{{ efetivo_total }}</w:t>
+              <w:t/>
             </w:r>
           </w:p>
         </w:tc>
@@ -373,7 +373,7 @@
           </w:tcPr>
           <w:p>
             <w:r>
-              <w:t>{{ graduado_matricula }}</w:t>
+              <w:t>{{ graduado_matricula }} {{ graduado_radio }}</w:t>
             </w:r>
           </w:p>
         </w:tc>
@@ -469,7 +469,7 @@
           </w:tcPr>
           <w:p>
             <w:r>
-              <w:t>{{ graduado_comando }}</w:t>
+              <w:t/>
             </w:r>
           </w:p>
         </w:tc>
@@ -623,7 +623,7 @@
           </w:tcPr>
           <w:p>
             <w:r>
-              <w:t>{{ item.posto }}{% endfor %}</w:t>
+              <w:t>{{ item.categoria }}{% endfor %}</w:t>
             </w:r>
           </w:p>
         </w:tc>
@@ -6315,7 +6315,7 @@
           </w:tcPr>
           <w:p>
             <w:r>
-              <w:t>{{ justificacoes }}</w:t>
+              <w:t>{{ justificacao }}</w:t>
             </w:r>
           </w:p>
         </w:tc>
@@ -6358,7 +6358,7 @@
           </w:tcPr>
           <w:p>
             <w:r>
-              <w:t>{{ observacoes }}</w:t>
+              <w:t>{{ observacao }} {{ ordem_missao_cumprida }}</w:t>
             </w:r>
           </w:p>
         </w:tc>

--- a/backend/templates/relatorio_servico_remunerado.docx
+++ b/backend/templates/relatorio_servico_remunerado.docx
@@ -39,7 +39,7 @@
     </w:p>
     <w:tbl>
       <w:tblPr>
-        <w:tblW w:w="10150" w:type="dxa"/>
+        <w:tblW w:w="10456" w:type="dxa"/>
         <w:jc w:val="center"/>
         <w:tblBorders>
           <w:top w:val="single" w:sz="4" w:space="0" w:color="auto"/>
@@ -49,6 +49,7 @@
           <w:insideH w:val="single" w:sz="4" w:space="0" w:color="auto"/>
           <w:insideV w:val="single" w:sz="4" w:space="0" w:color="auto"/>
         </w:tblBorders>
+        <w:tblLayout w:type="fixed"/>
         <w:tblCellMar>
           <w:left w:w="70" w:type="dxa"/>
           <w:right w:w="70" w:type="dxa"/>
@@ -56,14 +57,14 @@
         <w:tblLook w:val="04A0" w:firstRow="1" w:lastRow="0" w:firstColumn="1" w:lastColumn="0" w:noHBand="0" w:noVBand="1"/>
       </w:tblPr>
       <w:tblGrid>
-        <w:gridCol w:w="2840"/>
-        <w:gridCol w:w="961"/>
-        <w:gridCol w:w="960"/>
-        <w:gridCol w:w="960"/>
-        <w:gridCol w:w="960"/>
-        <w:gridCol w:w="960"/>
-        <w:gridCol w:w="1920"/>
-        <w:gridCol w:w="589"/>
+        <w:gridCol w:w="2304"/>
+        <w:gridCol w:w="2086"/>
+        <w:gridCol w:w="992"/>
+        <w:gridCol w:w="535"/>
+        <w:gridCol w:w="1194"/>
+        <w:gridCol w:w="964"/>
+        <w:gridCol w:w="1097"/>
+        <w:gridCol w:w="1284"/>
       </w:tblGrid>
       <w:tr>
         <w:trPr>
@@ -72,7 +73,7 @@
         </w:trPr>
         <w:tc>
           <w:tcPr>
-            <w:tcW w:w="2840" w:type="dxa"/>
+            <w:tcW w:w="2304" w:type="dxa"/>
             <w:noWrap/>
             <w:vAlign w:val="center"/>
             <w:hideMark/>
@@ -96,7 +97,7 @@
         </w:tc>
         <w:tc>
           <w:tcPr>
-            <w:tcW w:w="7310" w:type="dxa"/>
+            <w:tcW w:w="8152" w:type="dxa"/>
             <w:gridSpan w:val="7"/>
             <w:noWrap/>
             <w:vAlign w:val="bottom"/>
@@ -104,7 +105,7 @@
           </w:tcPr>
           <w:p>
             <w:r>
-              <w:t>{{ graduado_nome }}</w:t>
+              <w:t xml:space="preserve">{{ servico_remunerado }}</w:t>
             </w:r>
           </w:p>
         </w:tc>
@@ -116,7 +117,7 @@
         </w:trPr>
         <w:tc>
           <w:tcPr>
-            <w:tcW w:w="2840" w:type="dxa"/>
+            <w:tcW w:w="2304" w:type="dxa"/>
             <w:noWrap/>
             <w:vAlign w:val="center"/>
             <w:hideMark/>
@@ -140,7 +141,7 @@
         </w:tc>
         <w:tc>
           <w:tcPr>
-            <w:tcW w:w="7310" w:type="dxa"/>
+            <w:tcW w:w="8152" w:type="dxa"/>
             <w:gridSpan w:val="7"/>
             <w:noWrap/>
             <w:vAlign w:val="bottom"/>
@@ -148,7 +149,7 @@
           </w:tcPr>
           <w:p>
             <w:r>
-              <w:t>{{ report_date }}</w:t>
+              <w:t xml:space="preserve">{{ report_date }}</w:t>
             </w:r>
           </w:p>
         </w:tc>
@@ -160,7 +161,7 @@
         </w:trPr>
         <w:tc>
           <w:tcPr>
-            <w:tcW w:w="2840" w:type="dxa"/>
+            <w:tcW w:w="2304" w:type="dxa"/>
             <w:noWrap/>
             <w:vAlign w:val="center"/>
             <w:hideMark/>
@@ -184,7 +185,7 @@
         </w:tc>
         <w:tc>
           <w:tcPr>
-            <w:tcW w:w="7310" w:type="dxa"/>
+            <w:tcW w:w="8152" w:type="dxa"/>
             <w:gridSpan w:val="7"/>
             <w:noWrap/>
             <w:vAlign w:val="bottom"/>
@@ -192,7 +193,16 @@
           </w:tcPr>
           <w:p>
             <w:r>
-              <w:t>{{ report_hour }} {{ servico_remunerado }}</w:t>
+              <w:t>{{ report</w:t>
+            </w:r>
+            <w:r>
+              <w:t>_</w:t>
+            </w:r>
+            <w:r>
+              <w:t>hour }</w:t>
+            </w:r>
+            <w:r>
+              <w:t xml:space="preserve">} </w:t>
             </w:r>
           </w:p>
         </w:tc>
@@ -204,7 +214,7 @@
         </w:trPr>
         <w:tc>
           <w:tcPr>
-            <w:tcW w:w="2840" w:type="dxa"/>
+            <w:tcW w:w="2304" w:type="dxa"/>
             <w:noWrap/>
             <w:vAlign w:val="center"/>
             <w:hideMark/>
@@ -222,13 +232,20 @@
                 <w:rFonts w:ascii="Calibri" w:hAnsi="Calibri" w:cs="Calibri"/>
                 <w:color w:val="000000"/>
               </w:rPr>
-              <w:t>Efectivo policial</w:t>
-            </w:r>
-          </w:p>
-        </w:tc>
-        <w:tc>
-          <w:tcPr>
-            <w:tcW w:w="961" w:type="dxa"/>
+              <w:t>Efectivo</w:t>
+            </w:r>
+            <w:r>
+              <w:rPr>
+                <w:rFonts w:ascii="Calibri" w:hAnsi="Calibri" w:cs="Calibri"/>
+                <w:color w:val="000000"/>
+              </w:rPr>
+              <w:t xml:space="preserve"> policial</w:t>
+            </w:r>
+          </w:p>
+        </w:tc>
+        <w:tc>
+          <w:tcPr>
+            <w:tcW w:w="2086" w:type="dxa"/>
             <w:noWrap/>
             <w:vAlign w:val="bottom"/>
             <w:hideMark/>
@@ -251,20 +268,20 @@
         </w:tc>
         <w:tc>
           <w:tcPr>
-            <w:tcW w:w="960" w:type="dxa"/>
+            <w:tcW w:w="992" w:type="dxa"/>
             <w:noWrap/>
             <w:vAlign w:val="bottom"/>
             <w:hideMark/>
           </w:tcPr>
           <w:p>
             <w:r>
-              <w:t>{{ efetivo_oficiais }}</w:t>
-            </w:r>
-          </w:p>
-        </w:tc>
-        <w:tc>
-          <w:tcPr>
-            <w:tcW w:w="960" w:type="dxa"/>
+              <w:t xml:space="preserve">{{ efetivo_oficiais }}</w:t>
+            </w:r>
+          </w:p>
+        </w:tc>
+        <w:tc>
+          <w:tcPr>
+            <w:tcW w:w="535" w:type="dxa"/>
             <w:noWrap/>
             <w:vAlign w:val="bottom"/>
             <w:hideMark/>
@@ -287,17 +304,17 @@
         </w:tc>
         <w:tc>
           <w:tcPr>
-            <w:tcW w:w="960" w:type="dxa"/>
-          </w:tcPr>
-          <w:p>
-            <w:r>
-              <w:t>{{ efetivo_chefes }}</w:t>
-            </w:r>
-          </w:p>
-        </w:tc>
-        <w:tc>
-          <w:tcPr>
-            <w:tcW w:w="960" w:type="dxa"/>
+            <w:tcW w:w="1194" w:type="dxa"/>
+          </w:tcPr>
+          <w:p>
+            <w:r>
+              <w:t xml:space="preserve">{{ efetivo_chefes }}</w:t>
+            </w:r>
+          </w:p>
+        </w:tc>
+        <w:tc>
+          <w:tcPr>
+            <w:tcW w:w="964" w:type="dxa"/>
           </w:tcPr>
           <w:p>
             <w:pPr>
@@ -317,21 +334,21 @@
         </w:tc>
         <w:tc>
           <w:tcPr>
-            <w:tcW w:w="1920" w:type="dxa"/>
-          </w:tcPr>
-          <w:p>
-            <w:r>
-              <w:t>{{ efetivo_agentes }}</w:t>
-            </w:r>
-          </w:p>
-        </w:tc>
-        <w:tc>
-          <w:tcPr>
-            <w:tcW w:w="589" w:type="dxa"/>
-          </w:tcPr>
-          <w:p>
-            <w:r>
-              <w:t/>
+            <w:tcW w:w="1097" w:type="dxa"/>
+          </w:tcPr>
+          <w:p>
+            <w:r>
+              <w:t xml:space="preserve">{{ efetivo_agentes }}</w:t>
+            </w:r>
+          </w:p>
+        </w:tc>
+        <w:tc>
+          <w:tcPr>
+            <w:tcW w:w="1284" w:type="dxa"/>
+          </w:tcPr>
+          <w:p>
+            <w:r>
+              <w:t>E/R</w:t>
             </w:r>
           </w:p>
         </w:tc>
@@ -343,7 +360,7 @@
         </w:trPr>
         <w:tc>
           <w:tcPr>
-            <w:tcW w:w="2840" w:type="dxa"/>
+            <w:tcW w:w="2304" w:type="dxa"/>
             <w:noWrap/>
             <w:vAlign w:val="bottom"/>
             <w:hideMark/>
@@ -366,20 +383,38 @@
         </w:tc>
         <w:tc>
           <w:tcPr>
-            <w:tcW w:w="961" w:type="dxa"/>
+            <w:tcW w:w="2086" w:type="dxa"/>
             <w:noWrap/>
             <w:vAlign w:val="bottom"/>
             <w:hideMark/>
           </w:tcPr>
           <w:p>
             <w:r>
-              <w:t>{{ graduado_matricula }} {{ graduado_radio }}</w:t>
-            </w:r>
-          </w:p>
-        </w:tc>
-        <w:tc>
-          <w:tcPr>
-            <w:tcW w:w="2880" w:type="dxa"/>
+              <w:t xml:space="preserve">{{ </w:t>
+            </w:r>
+            <w:r>
+              <w:t>graduado</w:t>
+            </w:r>
+            <w:r>
+              <w:t>_</w:t>
+            </w:r>
+            <w:r>
+              <w:t>matricula</w:t>
+            </w:r>
+            <w:r>
+              <w:t xml:space="preserve"> }</w:t>
+            </w:r>
+            <w:r>
+              <w:t xml:space="preserve">} </w:t>
+            </w:r>
+            <w:r>
+              <w:t xml:space="preserve">{{ graduado_radio }}</w:t>
+            </w:r>
+          </w:p>
+        </w:tc>
+        <w:tc>
+          <w:tcPr>
+            <w:tcW w:w="2721" w:type="dxa"/>
             <w:gridSpan w:val="3"/>
             <w:noWrap/>
             <w:vAlign w:val="bottom"/>
@@ -454,22 +489,22 @@
         </w:tc>
         <w:tc>
           <w:tcPr>
-            <w:tcW w:w="2880" w:type="dxa"/>
+            <w:tcW w:w="2061" w:type="dxa"/>
             <w:gridSpan w:val="2"/>
           </w:tcPr>
           <w:p>
             <w:r>
-              <w:t>{{ graduado_nome }}</w:t>
-            </w:r>
-          </w:p>
-        </w:tc>
-        <w:tc>
-          <w:tcPr>
-            <w:tcW w:w="589" w:type="dxa"/>
-          </w:tcPr>
-          <w:p>
-            <w:r>
-              <w:t/>
+              <w:t xml:space="preserve">{{ graduado_nome }}</w:t>
+            </w:r>
+          </w:p>
+        </w:tc>
+        <w:tc>
+          <w:tcPr>
+            <w:tcW w:w="1284" w:type="dxa"/>
+          </w:tcPr>
+          <w:p>
+            <w:r>
+              <w:t xml:space="preserve">{{ graduado_radio }}</w:t>
             </w:r>
           </w:p>
         </w:tc>
@@ -481,7 +516,7 @@
         </w:trPr>
         <w:tc>
           <w:tcPr>
-            <w:tcW w:w="2840" w:type="dxa"/>
+            <w:tcW w:w="2304" w:type="dxa"/>
             <w:vMerge w:val="restart"/>
             <w:noWrap/>
             <w:vAlign w:val="center"/>
@@ -520,7 +555,7 @@
         </w:tc>
         <w:tc>
           <w:tcPr>
-            <w:tcW w:w="961" w:type="dxa"/>
+            <w:tcW w:w="2086" w:type="dxa"/>
             <w:noWrap/>
             <w:vAlign w:val="bottom"/>
             <w:hideMark/>
@@ -533,7 +568,7 @@
         </w:tc>
         <w:tc>
           <w:tcPr>
-            <w:tcW w:w="2880" w:type="dxa"/>
+            <w:tcW w:w="2721" w:type="dxa"/>
             <w:gridSpan w:val="3"/>
             <w:noWrap/>
             <w:vAlign w:val="bottom"/>
@@ -604,11 +639,28 @@
               </w:rPr>
               <w:fldChar w:fldCharType="end"/>
             </w:r>
-          </w:p>
-        </w:tc>
-        <w:tc>
-          <w:tcPr>
-            <w:tcW w:w="2880" w:type="dxa"/>
+            <w:r>
+              <w:rPr>
+                <w:rFonts w:ascii="Calibri" w:hAnsi="Calibri" w:cs="Tahoma"/>
+                <w:sz w:val="18"/>
+                <w:szCs w:val="18"/>
+              </w:rPr>
+              <w:t xml:space="preserve"> </w:t>
+            </w:r>
+            <w:r>
+              <w:t xml:space="preserve">{{ item.categoria }}{% </w:t>
+            </w:r>
+            <w:r>
+              <w:t>endfor</w:t>
+            </w:r>
+            <w:r>
+              <w:t xml:space="preserve"> %}</w:t>
+            </w:r>
+          </w:p>
+        </w:tc>
+        <w:tc>
+          <w:tcPr>
+            <w:tcW w:w="2061" w:type="dxa"/>
             <w:gridSpan w:val="2"/>
           </w:tcPr>
           <w:p>
@@ -619,13 +671,9 @@
         </w:tc>
         <w:tc>
           <w:tcPr>
-            <w:tcW w:w="589" w:type="dxa"/>
-          </w:tcPr>
-          <w:p>
-            <w:r>
-              <w:t>{{ item.categoria }}{% endfor %}</w:t>
-            </w:r>
-          </w:p>
+            <w:tcW w:w="1284" w:type="dxa"/>
+          </w:tcPr>
+          <w:p/>
         </w:tc>
       </w:tr>
       <w:tr>
@@ -635,7 +683,7 @@
         </w:trPr>
         <w:tc>
           <w:tcPr>
-            <w:tcW w:w="2840" w:type="dxa"/>
+            <w:tcW w:w="2304" w:type="dxa"/>
             <w:vMerge/>
             <w:noWrap/>
             <w:vAlign w:val="bottom"/>
@@ -652,7 +700,7 @@
         </w:tc>
         <w:tc>
           <w:tcPr>
-            <w:tcW w:w="961" w:type="dxa"/>
+            <w:tcW w:w="2086" w:type="dxa"/>
             <w:noWrap/>
             <w:vAlign w:val="bottom"/>
             <w:hideMark/>
@@ -755,7 +803,7 @@
         </w:tc>
         <w:tc>
           <w:tcPr>
-            <w:tcW w:w="2880" w:type="dxa"/>
+            <w:tcW w:w="2721" w:type="dxa"/>
             <w:gridSpan w:val="3"/>
             <w:noWrap/>
             <w:vAlign w:val="bottom"/>
@@ -830,7 +878,7 @@
         </w:tc>
         <w:tc>
           <w:tcPr>
-            <w:tcW w:w="2880" w:type="dxa"/>
+            <w:tcW w:w="2061" w:type="dxa"/>
             <w:gridSpan w:val="2"/>
           </w:tcPr>
           <w:p>
@@ -902,7 +950,7 @@
         </w:tc>
         <w:tc>
           <w:tcPr>
-            <w:tcW w:w="589" w:type="dxa"/>
+            <w:tcW w:w="1284" w:type="dxa"/>
           </w:tcPr>
           <w:p>
             <w:pPr>
@@ -1015,7 +1063,7 @@
         </w:trPr>
         <w:tc>
           <w:tcPr>
-            <w:tcW w:w="2840" w:type="dxa"/>
+            <w:tcW w:w="2304" w:type="dxa"/>
             <w:vMerge/>
             <w:noWrap/>
             <w:vAlign w:val="bottom"/>
@@ -1032,7 +1080,7 @@
         </w:tc>
         <w:tc>
           <w:tcPr>
-            <w:tcW w:w="961" w:type="dxa"/>
+            <w:tcW w:w="2086" w:type="dxa"/>
             <w:noWrap/>
             <w:vAlign w:val="bottom"/>
             <w:hideMark/>
@@ -1140,7 +1188,7 @@
         </w:tc>
         <w:tc>
           <w:tcPr>
-            <w:tcW w:w="2880" w:type="dxa"/>
+            <w:tcW w:w="2721" w:type="dxa"/>
             <w:gridSpan w:val="3"/>
             <w:noWrap/>
             <w:vAlign w:val="bottom"/>
@@ -1215,7 +1263,7 @@
         </w:tc>
         <w:tc>
           <w:tcPr>
-            <w:tcW w:w="2880" w:type="dxa"/>
+            <w:tcW w:w="2061" w:type="dxa"/>
             <w:gridSpan w:val="2"/>
           </w:tcPr>
           <w:p>
@@ -1288,7 +1336,7 @@
         </w:tc>
         <w:tc>
           <w:tcPr>
-            <w:tcW w:w="589" w:type="dxa"/>
+            <w:tcW w:w="1284" w:type="dxa"/>
           </w:tcPr>
           <w:p>
             <w:pPr>
@@ -1401,7 +1449,7 @@
         </w:trPr>
         <w:tc>
           <w:tcPr>
-            <w:tcW w:w="2840" w:type="dxa"/>
+            <w:tcW w:w="2304" w:type="dxa"/>
             <w:vMerge/>
             <w:noWrap/>
             <w:vAlign w:val="bottom"/>
@@ -1418,7 +1466,7 @@
         </w:tc>
         <w:tc>
           <w:tcPr>
-            <w:tcW w:w="961" w:type="dxa"/>
+            <w:tcW w:w="2086" w:type="dxa"/>
             <w:noWrap/>
             <w:vAlign w:val="bottom"/>
             <w:hideMark/>
@@ -1526,7 +1574,7 @@
         </w:tc>
         <w:tc>
           <w:tcPr>
-            <w:tcW w:w="2880" w:type="dxa"/>
+            <w:tcW w:w="2721" w:type="dxa"/>
             <w:gridSpan w:val="3"/>
             <w:noWrap/>
             <w:vAlign w:val="bottom"/>
@@ -1601,7 +1649,7 @@
         </w:tc>
         <w:tc>
           <w:tcPr>
-            <w:tcW w:w="2880" w:type="dxa"/>
+            <w:tcW w:w="2061" w:type="dxa"/>
             <w:gridSpan w:val="2"/>
           </w:tcPr>
           <w:p>
@@ -1674,7 +1722,7 @@
         </w:tc>
         <w:tc>
           <w:tcPr>
-            <w:tcW w:w="589" w:type="dxa"/>
+            <w:tcW w:w="1284" w:type="dxa"/>
           </w:tcPr>
           <w:p>
             <w:pPr>
@@ -1787,7 +1835,7 @@
         </w:trPr>
         <w:tc>
           <w:tcPr>
-            <w:tcW w:w="2840" w:type="dxa"/>
+            <w:tcW w:w="2304" w:type="dxa"/>
             <w:vMerge w:val="restart"/>
             <w:noWrap/>
             <w:vAlign w:val="center"/>
@@ -1892,7 +1940,7 @@
         </w:tc>
         <w:tc>
           <w:tcPr>
-            <w:tcW w:w="1921" w:type="dxa"/>
+            <w:tcW w:w="3078" w:type="dxa"/>
             <w:gridSpan w:val="2"/>
             <w:noWrap/>
             <w:vAlign w:val="bottom"/>
@@ -1917,7 +1965,7 @@
         </w:tc>
         <w:tc>
           <w:tcPr>
-            <w:tcW w:w="2880" w:type="dxa"/>
+            <w:tcW w:w="2693" w:type="dxa"/>
             <w:gridSpan w:val="3"/>
             <w:noWrap/>
             <w:vAlign w:val="bottom"/>
@@ -1942,7 +1990,7 @@
         </w:tc>
         <w:tc>
           <w:tcPr>
-            <w:tcW w:w="2509" w:type="dxa"/>
+            <w:tcW w:w="2381" w:type="dxa"/>
             <w:gridSpan w:val="2"/>
           </w:tcPr>
           <w:p>
@@ -1970,7 +2018,7 @@
         </w:trPr>
         <w:tc>
           <w:tcPr>
-            <w:tcW w:w="2840" w:type="dxa"/>
+            <w:tcW w:w="2304" w:type="dxa"/>
             <w:vMerge/>
             <w:noWrap/>
             <w:vAlign w:val="center"/>
@@ -1988,7 +2036,7 @@
         </w:tc>
         <w:tc>
           <w:tcPr>
-            <w:tcW w:w="1921" w:type="dxa"/>
+            <w:tcW w:w="3078" w:type="dxa"/>
             <w:gridSpan w:val="2"/>
             <w:noWrap/>
             <w:vAlign w:val="bottom"/>
@@ -2002,7 +2050,7 @@
         </w:tc>
         <w:tc>
           <w:tcPr>
-            <w:tcW w:w="2880" w:type="dxa"/>
+            <w:tcW w:w="2693" w:type="dxa"/>
             <w:gridSpan w:val="3"/>
             <w:noWrap/>
             <w:vAlign w:val="bottom"/>
@@ -2016,7 +2064,7 @@
         </w:tc>
         <w:tc>
           <w:tcPr>
-            <w:tcW w:w="2509" w:type="dxa"/>
+            <w:tcW w:w="2381" w:type="dxa"/>
             <w:gridSpan w:val="2"/>
           </w:tcPr>
           <w:p>
@@ -2033,7 +2081,7 @@
         </w:trPr>
         <w:tc>
           <w:tcPr>
-            <w:tcW w:w="2840" w:type="dxa"/>
+            <w:tcW w:w="2304" w:type="dxa"/>
             <w:vMerge/>
             <w:noWrap/>
             <w:vAlign w:val="center"/>
@@ -2051,7 +2099,7 @@
         </w:tc>
         <w:tc>
           <w:tcPr>
-            <w:tcW w:w="1921" w:type="dxa"/>
+            <w:tcW w:w="3078" w:type="dxa"/>
             <w:gridSpan w:val="2"/>
             <w:noWrap/>
             <w:vAlign w:val="bottom"/>
@@ -2192,7 +2240,7 @@
         </w:tc>
         <w:tc>
           <w:tcPr>
-            <w:tcW w:w="2880" w:type="dxa"/>
+            <w:tcW w:w="2693" w:type="dxa"/>
             <w:gridSpan w:val="3"/>
             <w:noWrap/>
             <w:vAlign w:val="bottom"/>
@@ -2267,7 +2315,7 @@
         </w:tc>
         <w:tc>
           <w:tcPr>
-            <w:tcW w:w="2509" w:type="dxa"/>
+            <w:tcW w:w="2381" w:type="dxa"/>
             <w:gridSpan w:val="2"/>
           </w:tcPr>
           <w:p>
@@ -2364,7 +2412,7 @@
         </w:trPr>
         <w:tc>
           <w:tcPr>
-            <w:tcW w:w="2840" w:type="dxa"/>
+            <w:tcW w:w="2304" w:type="dxa"/>
             <w:vMerge/>
             <w:noWrap/>
             <w:vAlign w:val="center"/>
@@ -2382,7 +2430,7 @@
         </w:tc>
         <w:tc>
           <w:tcPr>
-            <w:tcW w:w="1921" w:type="dxa"/>
+            <w:tcW w:w="3078" w:type="dxa"/>
             <w:gridSpan w:val="2"/>
             <w:noWrap/>
             <w:vAlign w:val="bottom"/>
@@ -2527,7 +2575,7 @@
         </w:tc>
         <w:tc>
           <w:tcPr>
-            <w:tcW w:w="2880" w:type="dxa"/>
+            <w:tcW w:w="2693" w:type="dxa"/>
             <w:gridSpan w:val="3"/>
             <w:noWrap/>
             <w:vAlign w:val="bottom"/>
@@ -2603,7 +2651,7 @@
         </w:tc>
         <w:tc>
           <w:tcPr>
-            <w:tcW w:w="2509" w:type="dxa"/>
+            <w:tcW w:w="2381" w:type="dxa"/>
             <w:gridSpan w:val="2"/>
           </w:tcPr>
           <w:p>
@@ -2705,7 +2753,7 @@
         </w:trPr>
         <w:tc>
           <w:tcPr>
-            <w:tcW w:w="2840" w:type="dxa"/>
+            <w:tcW w:w="2304" w:type="dxa"/>
             <w:vMerge/>
             <w:noWrap/>
             <w:vAlign w:val="center"/>
@@ -2723,7 +2771,7 @@
         </w:tc>
         <w:tc>
           <w:tcPr>
-            <w:tcW w:w="1921" w:type="dxa"/>
+            <w:tcW w:w="3078" w:type="dxa"/>
             <w:gridSpan w:val="2"/>
             <w:noWrap/>
             <w:vAlign w:val="bottom"/>
@@ -2868,7 +2916,7 @@
         </w:tc>
         <w:tc>
           <w:tcPr>
-            <w:tcW w:w="2880" w:type="dxa"/>
+            <w:tcW w:w="2693" w:type="dxa"/>
             <w:gridSpan w:val="3"/>
             <w:noWrap/>
             <w:vAlign w:val="bottom"/>
@@ -2944,7 +2992,7 @@
         </w:tc>
         <w:tc>
           <w:tcPr>
-            <w:tcW w:w="2509" w:type="dxa"/>
+            <w:tcW w:w="2381" w:type="dxa"/>
             <w:gridSpan w:val="2"/>
           </w:tcPr>
           <w:p>
@@ -3046,7 +3094,7 @@
         </w:trPr>
         <w:tc>
           <w:tcPr>
-            <w:tcW w:w="2840" w:type="dxa"/>
+            <w:tcW w:w="2304" w:type="dxa"/>
             <w:vMerge/>
             <w:noWrap/>
             <w:vAlign w:val="center"/>
@@ -3064,7 +3112,7 @@
         </w:tc>
         <w:tc>
           <w:tcPr>
-            <w:tcW w:w="1921" w:type="dxa"/>
+            <w:tcW w:w="3078" w:type="dxa"/>
             <w:gridSpan w:val="2"/>
             <w:noWrap/>
             <w:vAlign w:val="bottom"/>
@@ -3205,7 +3253,7 @@
         </w:tc>
         <w:tc>
           <w:tcPr>
-            <w:tcW w:w="2880" w:type="dxa"/>
+            <w:tcW w:w="2693" w:type="dxa"/>
             <w:gridSpan w:val="3"/>
             <w:noWrap/>
             <w:vAlign w:val="bottom"/>
@@ -3280,7 +3328,7 @@
         </w:tc>
         <w:tc>
           <w:tcPr>
-            <w:tcW w:w="2509" w:type="dxa"/>
+            <w:tcW w:w="2381" w:type="dxa"/>
             <w:gridSpan w:val="2"/>
           </w:tcPr>
           <w:p>
@@ -3377,7 +3425,7 @@
         </w:trPr>
         <w:tc>
           <w:tcPr>
-            <w:tcW w:w="2840" w:type="dxa"/>
+            <w:tcW w:w="2304" w:type="dxa"/>
             <w:vMerge/>
             <w:noWrap/>
             <w:vAlign w:val="center"/>
@@ -3395,7 +3443,7 @@
         </w:tc>
         <w:tc>
           <w:tcPr>
-            <w:tcW w:w="1921" w:type="dxa"/>
+            <w:tcW w:w="3078" w:type="dxa"/>
             <w:gridSpan w:val="2"/>
             <w:noWrap/>
             <w:vAlign w:val="bottom"/>
@@ -3540,7 +3588,7 @@
         </w:tc>
         <w:tc>
           <w:tcPr>
-            <w:tcW w:w="2880" w:type="dxa"/>
+            <w:tcW w:w="2693" w:type="dxa"/>
             <w:gridSpan w:val="3"/>
             <w:noWrap/>
             <w:vAlign w:val="bottom"/>
@@ -3616,7 +3664,7 @@
         </w:tc>
         <w:tc>
           <w:tcPr>
-            <w:tcW w:w="2509" w:type="dxa"/>
+            <w:tcW w:w="2381" w:type="dxa"/>
             <w:gridSpan w:val="2"/>
           </w:tcPr>
           <w:p>
@@ -3718,7 +3766,7 @@
         </w:trPr>
         <w:tc>
           <w:tcPr>
-            <w:tcW w:w="2840" w:type="dxa"/>
+            <w:tcW w:w="2304" w:type="dxa"/>
             <w:vMerge/>
             <w:noWrap/>
             <w:vAlign w:val="center"/>
@@ -3736,7 +3784,7 @@
         </w:tc>
         <w:tc>
           <w:tcPr>
-            <w:tcW w:w="1921" w:type="dxa"/>
+            <w:tcW w:w="3078" w:type="dxa"/>
             <w:gridSpan w:val="2"/>
             <w:noWrap/>
             <w:vAlign w:val="bottom"/>
@@ -3877,7 +3925,7 @@
         </w:tc>
         <w:tc>
           <w:tcPr>
-            <w:tcW w:w="2880" w:type="dxa"/>
+            <w:tcW w:w="2693" w:type="dxa"/>
             <w:gridSpan w:val="3"/>
             <w:noWrap/>
             <w:vAlign w:val="bottom"/>
@@ -3953,7 +4001,7 @@
         </w:tc>
         <w:tc>
           <w:tcPr>
-            <w:tcW w:w="2509" w:type="dxa"/>
+            <w:tcW w:w="2381" w:type="dxa"/>
             <w:gridSpan w:val="2"/>
           </w:tcPr>
           <w:p>
@@ -4050,7 +4098,7 @@
         </w:trPr>
         <w:tc>
           <w:tcPr>
-            <w:tcW w:w="2840" w:type="dxa"/>
+            <w:tcW w:w="2304" w:type="dxa"/>
             <w:vMerge/>
             <w:noWrap/>
             <w:vAlign w:val="center"/>
@@ -4068,7 +4116,7 @@
         </w:tc>
         <w:tc>
           <w:tcPr>
-            <w:tcW w:w="1921" w:type="dxa"/>
+            <w:tcW w:w="3078" w:type="dxa"/>
             <w:gridSpan w:val="2"/>
             <w:noWrap/>
             <w:vAlign w:val="bottom"/>
@@ -4209,7 +4257,7 @@
         </w:tc>
         <w:tc>
           <w:tcPr>
-            <w:tcW w:w="2880" w:type="dxa"/>
+            <w:tcW w:w="2693" w:type="dxa"/>
             <w:gridSpan w:val="3"/>
             <w:noWrap/>
             <w:vAlign w:val="bottom"/>
@@ -4285,7 +4333,7 @@
         </w:tc>
         <w:tc>
           <w:tcPr>
-            <w:tcW w:w="2509" w:type="dxa"/>
+            <w:tcW w:w="2381" w:type="dxa"/>
             <w:gridSpan w:val="2"/>
           </w:tcPr>
           <w:p>
@@ -4387,7 +4435,7 @@
         </w:trPr>
         <w:tc>
           <w:tcPr>
-            <w:tcW w:w="2840" w:type="dxa"/>
+            <w:tcW w:w="2304" w:type="dxa"/>
             <w:vMerge/>
             <w:noWrap/>
             <w:vAlign w:val="center"/>
@@ -4405,7 +4453,7 @@
         </w:tc>
         <w:tc>
           <w:tcPr>
-            <w:tcW w:w="1921" w:type="dxa"/>
+            <w:tcW w:w="3078" w:type="dxa"/>
             <w:gridSpan w:val="2"/>
             <w:noWrap/>
             <w:vAlign w:val="bottom"/>
@@ -4550,7 +4598,7 @@
         </w:tc>
         <w:tc>
           <w:tcPr>
-            <w:tcW w:w="2880" w:type="dxa"/>
+            <w:tcW w:w="2693" w:type="dxa"/>
             <w:gridSpan w:val="3"/>
             <w:noWrap/>
             <w:vAlign w:val="bottom"/>
@@ -4626,7 +4674,7 @@
         </w:tc>
         <w:tc>
           <w:tcPr>
-            <w:tcW w:w="2509" w:type="dxa"/>
+            <w:tcW w:w="2381" w:type="dxa"/>
             <w:gridSpan w:val="2"/>
           </w:tcPr>
           <w:p>
@@ -4728,7 +4776,7 @@
         </w:trPr>
         <w:tc>
           <w:tcPr>
-            <w:tcW w:w="2840" w:type="dxa"/>
+            <w:tcW w:w="2304" w:type="dxa"/>
             <w:vMerge w:val="restart"/>
             <w:noWrap/>
             <w:vAlign w:val="center"/>
@@ -4753,7 +4801,7 @@
         </w:tc>
         <w:tc>
           <w:tcPr>
-            <w:tcW w:w="1921" w:type="dxa"/>
+            <w:tcW w:w="3078" w:type="dxa"/>
             <w:gridSpan w:val="2"/>
             <w:noWrap/>
             <w:vAlign w:val="bottom"/>
@@ -4778,7 +4826,7 @@
         </w:tc>
         <w:tc>
           <w:tcPr>
-            <w:tcW w:w="1920" w:type="dxa"/>
+            <w:tcW w:w="1729" w:type="dxa"/>
             <w:gridSpan w:val="2"/>
             <w:noWrap/>
             <w:vAlign w:val="bottom"/>
@@ -4803,7 +4851,7 @@
         </w:tc>
         <w:tc>
           <w:tcPr>
-            <w:tcW w:w="3469" w:type="dxa"/>
+            <w:tcW w:w="3345" w:type="dxa"/>
             <w:gridSpan w:val="3"/>
           </w:tcPr>
           <w:p>
@@ -4831,7 +4879,7 @@
         </w:trPr>
         <w:tc>
           <w:tcPr>
-            <w:tcW w:w="2840" w:type="dxa"/>
+            <w:tcW w:w="2304" w:type="dxa"/>
             <w:vMerge/>
             <w:noWrap/>
             <w:vAlign w:val="bottom"/>
@@ -4848,7 +4896,7 @@
         </w:tc>
         <w:tc>
           <w:tcPr>
-            <w:tcW w:w="1921" w:type="dxa"/>
+            <w:tcW w:w="3078" w:type="dxa"/>
             <w:gridSpan w:val="2"/>
             <w:noWrap/>
             <w:vAlign w:val="bottom"/>
@@ -4862,7 +4910,7 @@
         </w:tc>
         <w:tc>
           <w:tcPr>
-            <w:tcW w:w="1920" w:type="dxa"/>
+            <w:tcW w:w="1729" w:type="dxa"/>
             <w:gridSpan w:val="2"/>
             <w:noWrap/>
             <w:vAlign w:val="bottom"/>
@@ -4876,7 +4924,7 @@
         </w:tc>
         <w:tc>
           <w:tcPr>
-            <w:tcW w:w="3469" w:type="dxa"/>
+            <w:tcW w:w="3345" w:type="dxa"/>
             <w:gridSpan w:val="3"/>
           </w:tcPr>
           <w:p>
@@ -4893,7 +4941,7 @@
         </w:trPr>
         <w:tc>
           <w:tcPr>
-            <w:tcW w:w="2840" w:type="dxa"/>
+            <w:tcW w:w="2304" w:type="dxa"/>
             <w:vMerge/>
             <w:noWrap/>
             <w:vAlign w:val="bottom"/>
@@ -4910,7 +4958,7 @@
         </w:tc>
         <w:tc>
           <w:tcPr>
-            <w:tcW w:w="1921" w:type="dxa"/>
+            <w:tcW w:w="3078" w:type="dxa"/>
             <w:gridSpan w:val="2"/>
             <w:noWrap/>
             <w:vAlign w:val="bottom"/>
@@ -5095,7 +5143,7 @@
         </w:tc>
         <w:tc>
           <w:tcPr>
-            <w:tcW w:w="1920" w:type="dxa"/>
+            <w:tcW w:w="1729" w:type="dxa"/>
             <w:gridSpan w:val="2"/>
             <w:noWrap/>
             <w:vAlign w:val="bottom"/>
@@ -5196,7 +5244,7 @@
         </w:tc>
         <w:tc>
           <w:tcPr>
-            <w:tcW w:w="3469" w:type="dxa"/>
+            <w:tcW w:w="3345" w:type="dxa"/>
             <w:gridSpan w:val="3"/>
           </w:tcPr>
           <w:p>
@@ -5297,7 +5345,7 @@
         </w:trPr>
         <w:tc>
           <w:tcPr>
-            <w:tcW w:w="2840" w:type="dxa"/>
+            <w:tcW w:w="2304" w:type="dxa"/>
             <w:vMerge/>
             <w:noWrap/>
             <w:vAlign w:val="bottom"/>
@@ -5314,7 +5362,7 @@
         </w:tc>
         <w:tc>
           <w:tcPr>
-            <w:tcW w:w="1921" w:type="dxa"/>
+            <w:tcW w:w="3078" w:type="dxa"/>
             <w:gridSpan w:val="2"/>
             <w:noWrap/>
             <w:vAlign w:val="bottom"/>
@@ -5499,7 +5547,7 @@
         </w:tc>
         <w:tc>
           <w:tcPr>
-            <w:tcW w:w="1920" w:type="dxa"/>
+            <w:tcW w:w="1729" w:type="dxa"/>
             <w:gridSpan w:val="2"/>
             <w:noWrap/>
             <w:vAlign w:val="bottom"/>
@@ -5600,7 +5648,7 @@
         </w:tc>
         <w:tc>
           <w:tcPr>
-            <w:tcW w:w="3469" w:type="dxa"/>
+            <w:tcW w:w="3345" w:type="dxa"/>
             <w:gridSpan w:val="3"/>
           </w:tcPr>
           <w:p>
@@ -5701,7 +5749,7 @@
         </w:trPr>
         <w:tc>
           <w:tcPr>
-            <w:tcW w:w="2840" w:type="dxa"/>
+            <w:tcW w:w="2304" w:type="dxa"/>
             <w:vMerge/>
             <w:noWrap/>
             <w:vAlign w:val="bottom"/>
@@ -5718,7 +5766,7 @@
         </w:tc>
         <w:tc>
           <w:tcPr>
-            <w:tcW w:w="1921" w:type="dxa"/>
+            <w:tcW w:w="3078" w:type="dxa"/>
             <w:gridSpan w:val="2"/>
             <w:noWrap/>
             <w:vAlign w:val="bottom"/>
@@ -5903,7 +5951,7 @@
         </w:tc>
         <w:tc>
           <w:tcPr>
-            <w:tcW w:w="1920" w:type="dxa"/>
+            <w:tcW w:w="1729" w:type="dxa"/>
             <w:gridSpan w:val="2"/>
             <w:noWrap/>
             <w:vAlign w:val="bottom"/>
@@ -6004,7 +6052,7 @@
         </w:tc>
         <w:tc>
           <w:tcPr>
-            <w:tcW w:w="3469" w:type="dxa"/>
+            <w:tcW w:w="3345" w:type="dxa"/>
             <w:gridSpan w:val="3"/>
           </w:tcPr>
           <w:p>
@@ -6105,7 +6153,7 @@
         </w:trPr>
         <w:tc>
           <w:tcPr>
-            <w:tcW w:w="10150" w:type="dxa"/>
+            <w:tcW w:w="10456" w:type="dxa"/>
             <w:gridSpan w:val="8"/>
             <w:noWrap/>
             <w:vAlign w:val="center"/>
@@ -6122,7 +6170,6 @@
                 <w:rFonts w:ascii="Calibri" w:hAnsi="Calibri" w:cs="Calibri"/>
                 <w:color w:val="000000"/>
               </w:rPr>
-              <w:lastRenderedPageBreak/>
               <w:t xml:space="preserve">Foi integralmente cumprida a Ordem de Missão n.º </w:t>
             </w:r>
             <w:r>
@@ -6142,7 +6189,7 @@
                 </w:ffData>
               </w:fldChar>
             </w:r>
-            <w:bookmarkStart w:id="9" w:name="Texto17"/>
+            <w:bookmarkStart w:id="0" w:name="Texto17"/>
             <w:r>
               <w:rPr>
                 <w:rFonts w:ascii="Calibri" w:hAnsi="Calibri" w:cs="Calibri"/>
@@ -6177,7 +6224,7 @@
               </w:rPr>
               <w:fldChar w:fldCharType="end"/>
             </w:r>
-            <w:bookmarkEnd w:id="9"/>
+            <w:bookmarkEnd w:id="0"/>
             <w:r>
               <w:rPr>
                 <w:rFonts w:ascii="Calibri" w:hAnsi="Calibri" w:cs="Calibri"/>
@@ -6279,7 +6326,7 @@
         </w:trPr>
         <w:tc>
           <w:tcPr>
-            <w:tcW w:w="2840" w:type="dxa"/>
+            <w:tcW w:w="2304" w:type="dxa"/>
             <w:noWrap/>
             <w:vAlign w:val="center"/>
           </w:tcPr>
@@ -6309,7 +6356,7 @@
         </w:tc>
         <w:tc>
           <w:tcPr>
-            <w:tcW w:w="7310" w:type="dxa"/>
+            <w:tcW w:w="8152" w:type="dxa"/>
             <w:gridSpan w:val="7"/>
             <w:noWrap/>
           </w:tcPr>
@@ -6327,7 +6374,7 @@
         </w:trPr>
         <w:tc>
           <w:tcPr>
-            <w:tcW w:w="2840" w:type="dxa"/>
+            <w:tcW w:w="2304" w:type="dxa"/>
             <w:noWrap/>
             <w:vAlign w:val="center"/>
             <w:hideMark/>
@@ -6351,7 +6398,7 @@
         </w:tc>
         <w:tc>
           <w:tcPr>
-            <w:tcW w:w="7310" w:type="dxa"/>
+            <w:tcW w:w="8152" w:type="dxa"/>
             <w:gridSpan w:val="7"/>
             <w:noWrap/>
             <w:hideMark/>
@@ -6383,13 +6430,13 @@
             <w:enabled w:val="0"/>
             <w:calcOnExit w:val="0"/>
             <w:textInput>
-              <w:type w:val="currentDate"/>
+              <w:type w:val="currentTime"/>
               <w:format w:val="dd/MM/yyyy HH:mm:ss"/>
             </w:textInput>
           </w:ffData>
         </w:fldChar>
       </w:r>
-      <w:bookmarkStart w:id="11" w:name="Texto5"/>
+      <w:bookmarkStart w:id="1" w:name="Texto5"/>
       <w:r>
         <w:instrText xml:space="preserve"> FORMTEXT </w:instrText>
       </w:r>
@@ -6406,7 +6453,7 @@
         <w:rPr>
           <w:noProof/>
         </w:rPr>
-        <w:instrText>30/04/2026 21:40:41</w:instrText>
+        <w:instrText>01/05/2026 19:54:39</w:instrText>
       </w:r>
       <w:r>
         <w:fldChar w:fldCharType="end"/>
@@ -6418,12 +6465,12 @@
         <w:rPr>
           <w:noProof/>
         </w:rPr>
-        <w:t>23/01/2025 01:37:20</w:t>
+        <w:t>01/05/2026 19:54:39</w:t>
       </w:r>
       <w:r>
         <w:fldChar w:fldCharType="end"/>
       </w:r>
-      <w:bookmarkEnd w:id="11"/>
+      <w:bookmarkEnd w:id="1"/>
     </w:p>
     <w:sectPr>
       <w:headerReference w:type="default" r:id="rId8"/>
@@ -6499,7 +6546,7 @@
         <w:lang w:eastAsia="pt-PT"/>
       </w:rPr>
       <w:drawing>
-        <wp:anchor distT="0" distB="0" distL="114300" distR="114300" simplePos="0" relativeHeight="251658240" behindDoc="0" locked="0" layoutInCell="1" allowOverlap="1" wp14:anchorId="1941B525" wp14:editId="08CEF941">
+        <wp:anchor distT="0" distB="0" distL="114300" distR="114300" simplePos="0" relativeHeight="251658240" behindDoc="0" locked="0" layoutInCell="1" allowOverlap="1" wp14:anchorId="34B8B7A8" wp14:editId="2D6A7E93">
           <wp:simplePos x="0" y="0"/>
           <wp:positionH relativeFrom="column">
             <wp:posOffset>69215</wp:posOffset>
@@ -6571,7 +6618,7 @@
         <w:lang w:eastAsia="pt-PT"/>
       </w:rPr>
       <w:drawing>
-        <wp:inline distT="0" distB="0" distL="0" distR="0" wp14:anchorId="073CD78F" wp14:editId="44262B1E">
+        <wp:inline distT="0" distB="0" distL="0" distR="0" wp14:anchorId="69869F5F" wp14:editId="6C9CF4C6">
           <wp:extent cx="250190" cy="250190"/>
           <wp:effectExtent l="0" t="0" r="0" b="0"/>
           <wp:docPr id="1" name="Imagem 1"/>
@@ -7243,7 +7290,6 @@
   <w:style w:type="character" w:default="1" w:styleId="Tipodeletrapredefinidodopargrafo">
     <w:name w:val="Default Paragraph Font"/>
     <w:uiPriority w:val="1"/>
-    <w:semiHidden/>
     <w:unhideWhenUsed/>
   </w:style>
   <w:style w:type="table" w:default="1" w:styleId="Tabelanormal">

--- a/backend/templates/relatorio_servico_remunerado.docx
+++ b/backend/templates/relatorio_servico_remunerado.docx
@@ -193,16 +193,7 @@
           </w:tcPr>
           <w:p>
             <w:r>
-              <w:t>{{ report</w:t>
-            </w:r>
-            <w:r>
-              <w:t>_</w:t>
-            </w:r>
-            <w:r>
-              <w:t>hour }</w:t>
-            </w:r>
-            <w:r>
-              <w:t xml:space="preserve">} </w:t>
+              <w:t xml:space="preserve">{{ report_hour }} </w:t>
             </w:r>
           </w:p>
         </w:tc>
@@ -390,22 +381,7 @@
           </w:tcPr>
           <w:p>
             <w:r>
-              <w:t xml:space="preserve">{{ </w:t>
-            </w:r>
-            <w:r>
-              <w:t>graduado</w:t>
-            </w:r>
-            <w:r>
-              <w:t>_</w:t>
-            </w:r>
-            <w:r>
-              <w:t>matricula</w:t>
-            </w:r>
-            <w:r>
-              <w:t xml:space="preserve"> }</w:t>
-            </w:r>
-            <w:r>
-              <w:t xml:space="preserve">} </w:t>
+              <w:t xml:space="preserve">{{ graduado_matricula }} </w:t>
             </w:r>
             <w:r>
               <w:t xml:space="preserve">{{ graduado_radio }}</w:t>
@@ -648,13 +624,10 @@
               <w:t xml:space="preserve"> </w:t>
             </w:r>
             <w:r>
-              <w:t xml:space="preserve">{{ item.categoria }}{% </w:t>
-            </w:r>
-            <w:r>
-              <w:t>endfor</w:t>
-            </w:r>
-            <w:r>
-              <w:t xml:space="preserve"> %}</w:t>
+              <w:t xml:space="preserve">{{ item.categoria }}</w:t>
+            </w:r>
+            <w:r>
+              <w:t xml:space="preserve"> {{ item.nome }}{% endfor %}</w:t>
             </w:r>
           </w:p>
         </w:tc>
@@ -663,11 +636,6 @@
             <w:tcW w:w="2061" w:type="dxa"/>
             <w:gridSpan w:val="2"/>
           </w:tcPr>
-          <w:p>
-            <w:r>
-              <w:t>{{ item.nome }}</w:t>
-            </w:r>
-          </w:p>
         </w:tc>
         <w:tc>
           <w:tcPr>

--- a/backend/templates/relatorio_servico_remunerado.docx
+++ b/backend/templates/relatorio_servico_remunerado.docx
@@ -478,11 +478,6 @@
           <w:tcPr>
             <w:tcW w:w="1284" w:type="dxa"/>
           </w:tcPr>
-          <w:p>
-            <w:r>
-              <w:t xml:space="preserve">{{ graduado_radio }}</w:t>
-            </w:r>
-          </w:p>
         </w:tc>
       </w:tr>
       <w:tr>
@@ -6373,7 +6368,7 @@
           </w:tcPr>
           <w:p>
             <w:r>
-              <w:t>{{ observacao }} {{ ordem_missao_cumprida }}</w:t>
+              <w:t>{{ observacao }}</w:t>
             </w:r>
           </w:p>
         </w:tc>
@@ -6382,63 +6377,12 @@
     <w:p/>
     <w:p>
       <w:pPr>
-        <w:tabs>
-          <w:tab w:val="left" w:pos="2150"/>
-        </w:tabs>
         <w:spacing w:line="360" w:lineRule="auto"/>
         <w:jc w:val="center"/>
       </w:pPr>
       <w:r>
-        <w:t xml:space="preserve">Data/hora da elaboração do presente relatório: </w:t>
+        <w:t xml:space="preserve">Data/hora da elaboração do presente relatório: {{ generated_at }}</w:t>
       </w:r>
-      <w:r>
-        <w:fldChar w:fldCharType="begin">
-          <w:ffData>
-            <w:name w:val="Texto5"/>
-            <w:enabled w:val="0"/>
-            <w:calcOnExit w:val="0"/>
-            <w:textInput>
-              <w:type w:val="currentTime"/>
-              <w:format w:val="dd/MM/yyyy HH:mm:ss"/>
-            </w:textInput>
-          </w:ffData>
-        </w:fldChar>
-      </w:r>
-      <w:bookmarkStart w:id="1" w:name="Texto5"/>
-      <w:r>
-        <w:instrText xml:space="preserve"> FORMTEXT </w:instrText>
-      </w:r>
-      <w:r>
-        <w:fldChar w:fldCharType="begin"/>
-      </w:r>
-      <w:r>
-        <w:instrText xml:space="preserve"> TIME \@ "dd/MM/yyyy HH:mm:ss" </w:instrText>
-      </w:r>
-      <w:r>
-        <w:fldChar w:fldCharType="separate"/>
-      </w:r>
-      <w:r>
-        <w:rPr>
-          <w:noProof/>
-        </w:rPr>
-        <w:instrText>01/05/2026 19:54:39</w:instrText>
-      </w:r>
-      <w:r>
-        <w:fldChar w:fldCharType="end"/>
-      </w:r>
-      <w:r>
-        <w:fldChar w:fldCharType="separate"/>
-      </w:r>
-      <w:r>
-        <w:rPr>
-          <w:noProof/>
-        </w:rPr>
-        <w:t>01/05/2026 19:54:39</w:t>
-      </w:r>
-      <w:r>
-        <w:fldChar w:fldCharType="end"/>
-      </w:r>
-      <w:bookmarkEnd w:id="1"/>
     </w:p>
     <w:sectPr>
       <w:headerReference w:type="default" r:id="rId8"/>

--- a/backend/templates/relatorio_servico_remunerado.docx
+++ b/backend/templates/relatorio_servico_remunerado.docx
@@ -533,7 +533,7 @@
           </w:tcPr>
           <w:p>
             <w:r>
-              <w:t>{% for item in demais_efetivo %}{{ item.matricula }}</w:t>
+              <w:t>{%tr for item in demais_efetivo %}{{ item.matricula }}</w:t>
             </w:r>
           </w:p>
         </w:tc>
@@ -622,7 +622,7 @@
               <w:t xml:space="preserve">{{ item.categoria }}</w:t>
             </w:r>
             <w:r>
-              <w:t xml:space="preserve"> {{ item.nome }}{% endfor %}</w:t>
+              <w:t xml:space="preserve"> {{ item.nome }}{%tr endfor %}</w:t>
             </w:r>
           </w:p>
         </w:tc>
@@ -2007,7 +2007,7 @@
           </w:tcPr>
           <w:p>
             <w:r>
-              <w:t>{% for item in contactados %}{{ item.hora }}</w:t>
+              <w:t>{%tr for item in contactados %}{{ item.hora }}</w:t>
             </w:r>
           </w:p>
         </w:tc>
@@ -2032,7 +2032,7 @@
           </w:tcPr>
           <w:p>
             <w:r>
-              <w:t>{{ item.local }}{% endfor %}</w:t>
+              <w:t>{{ item.local }}{%tr endfor %}</w:t>
             </w:r>
           </w:p>
         </w:tc>
@@ -4867,7 +4867,7 @@
           </w:tcPr>
           <w:p>
             <w:r>
-              <w:t>{% for item in expediente_efetuado %}{{ item.npp }}</w:t>
+              <w:t>{%tr for item in expediente_efetuado %}{{ item.npp }}</w:t>
             </w:r>
           </w:p>
         </w:tc>
@@ -4892,7 +4892,7 @@
           </w:tcPr>
           <w:p>
             <w:r>
-              <w:t>{{ item.tipificacao }}{% endfor %}</w:t>
+              <w:t>{{ item.tipificacao }}{%tr endfor %}</w:t>
             </w:r>
           </w:p>
         </w:tc>

--- a/backend/templates/relatorio_servico_remunerado.docx
+++ b/backend/templates/relatorio_servico_remunerado.docx
@@ -533,7 +533,7 @@
           </w:tcPr>
           <w:p>
             <w:r>
-              <w:t>{%tr for item in demais_efetivo %}{{ item.matricula }}</w:t>
+              <w:t>{{ demais_0_matricula }}</w:t>
             </w:r>
           </w:p>
         </w:tc>
@@ -619,10 +619,10 @@
               <w:t xml:space="preserve"> </w:t>
             </w:r>
             <w:r>
-              <w:t xml:space="preserve">{{ item.categoria }}</w:t>
-            </w:r>
-            <w:r>
-              <w:t xml:space="preserve"> {{ item.nome }}{%tr endfor %}</w:t>
+              <w:t xml:space="preserve">{{ demais_0_categoria }}</w:t>
+            </w:r>
+            <w:r>
+              <w:t xml:space="preserve"> {{ demais_0_nome }}</w:t>
             </w:r>
           </w:p>
         </w:tc>
@@ -680,7 +680,7 @@
                 <w:rFonts w:ascii="Calibri" w:hAnsi="Calibri" w:cs="Calibri"/>
                 <w:color w:val="000000"/>
               </w:rPr>
-              <w:t>M/</w:t>
+              <w:t>M/{{ demais_1_matricula }}</w:t>
             </w:r>
             <w:r>
               <w:rPr>
@@ -864,7 +864,7 @@
                   <w:enabled/>
                   <w:calcOnExit w:val="0"/>
                   <w:textInput>
-                    <w:default w:val="primeiro e último nome"/>
+                    <w:default w:val="{{ demais_1_nome }}"/>
                     <w:maxLength w:val="35"/>
                   </w:textInput>
                 </w:ffData>
@@ -899,7 +899,7 @@
                 <w:sz w:val="18"/>
                 <w:szCs w:val="18"/>
               </w:rPr>
-              <w:t>primeiro e último nome</w:t>
+              <w:t>{{ demais_1_nome }}</w:t>
             </w:r>
             <w:r>
               <w:rPr>
@@ -1060,7 +1060,7 @@
                 <w:rFonts w:ascii="Calibri" w:hAnsi="Calibri" w:cs="Calibri"/>
                 <w:color w:val="000000"/>
               </w:rPr>
-              <w:t>M/</w:t>
+              <w:t>M/{{ demais_2_matricula }}</w:t>
             </w:r>
             <w:r>
               <w:rPr>
@@ -1249,7 +1249,7 @@
                   <w:enabled/>
                   <w:calcOnExit w:val="0"/>
                   <w:textInput>
-                    <w:default w:val="primeiro e último nome"/>
+                    <w:default w:val="{{ demais_2_nome }}"/>
                     <w:maxLength w:val="35"/>
                   </w:textInput>
                 </w:ffData>
@@ -1285,7 +1285,7 @@
                 <w:sz w:val="18"/>
                 <w:szCs w:val="18"/>
               </w:rPr>
-              <w:t>primeiro e último nome</w:t>
+              <w:t>{{ demais_2_nome }}</w:t>
             </w:r>
             <w:r>
               <w:rPr>
@@ -1446,7 +1446,7 @@
                 <w:rFonts w:ascii="Calibri" w:hAnsi="Calibri" w:cs="Calibri"/>
                 <w:color w:val="000000"/>
               </w:rPr>
-              <w:t>M/</w:t>
+              <w:t>M/{{ demais_3_matricula }}</w:t>
             </w:r>
             <w:r>
               <w:rPr>
@@ -1635,7 +1635,7 @@
                   <w:enabled/>
                   <w:calcOnExit w:val="0"/>
                   <w:textInput>
-                    <w:default w:val="primeiro e último nome"/>
+                    <w:default w:val="{{ demais_3_nome }}"/>
                     <w:maxLength w:val="35"/>
                   </w:textInput>
                 </w:ffData>
@@ -1671,7 +1671,7 @@
                 <w:sz w:val="18"/>
                 <w:szCs w:val="18"/>
               </w:rPr>
-              <w:t>primeiro e último nome</w:t>
+              <w:t>{{ demais_3_nome }}</w:t>
             </w:r>
             <w:r>
               <w:rPr>
@@ -2007,7 +2007,7 @@
           </w:tcPr>
           <w:p>
             <w:r>
-              <w:t>{%tr for item in contactados %}{{ item.hora }}</w:t>
+              <w:t>{{ contactados_0_hora }}</w:t>
             </w:r>
           </w:p>
         </w:tc>
@@ -2021,7 +2021,7 @@
           </w:tcPr>
           <w:p>
             <w:r>
-              <w:t>{{ item.nome }}</w:t>
+              <w:t>{{ contactados_0_nome }}</w:t>
             </w:r>
           </w:p>
         </w:tc>
@@ -2032,7 +2032,7 @@
           </w:tcPr>
           <w:p>
             <w:r>
-              <w:t>{{ item.local }}{%tr endfor %}</w:t>
+              <w:t>{{ contactados_0_local }}</w:t>
             </w:r>
           </w:p>
         </w:tc>
@@ -2229,7 +2229,7 @@
                   <w:enabled/>
                   <w:calcOnExit w:val="0"/>
                   <w:textInput>
-                    <w:default w:val="primeiro e último nome"/>
+                    <w:default w:val="{{ contactados_1_nome }}"/>
                     <w:maxLength w:val="35"/>
                   </w:textInput>
                 </w:ffData>
@@ -2264,7 +2264,7 @@
                 <w:sz w:val="18"/>
                 <w:szCs w:val="18"/>
               </w:rPr>
-              <w:t>primeiro e último nome</w:t>
+              <w:t>{{ contactados_1_nome }}</w:t>
             </w:r>
             <w:r>
               <w:rPr>
@@ -2564,7 +2564,7 @@
                   <w:enabled/>
                   <w:calcOnExit w:val="0"/>
                   <w:textInput>
-                    <w:default w:val="primeiro e último nome"/>
+                    <w:default w:val="{{ contactados_2_nome }}"/>
                     <w:maxLength w:val="35"/>
                   </w:textInput>
                 </w:ffData>
@@ -2600,7 +2600,7 @@
                 <w:sz w:val="18"/>
                 <w:szCs w:val="18"/>
               </w:rPr>
-              <w:t>primeiro e último nome</w:t>
+              <w:t>{{ contactados_2_nome }}</w:t>
             </w:r>
             <w:r>
               <w:rPr>
@@ -2905,7 +2905,7 @@
                   <w:enabled/>
                   <w:calcOnExit w:val="0"/>
                   <w:textInput>
-                    <w:default w:val="primeiro e último nome"/>
+                    <w:default w:val="{{ contactados_3_nome }}"/>
                     <w:maxLength w:val="35"/>
                   </w:textInput>
                 </w:ffData>
@@ -2941,7 +2941,7 @@
                 <w:sz w:val="18"/>
                 <w:szCs w:val="18"/>
               </w:rPr>
-              <w:t>primeiro e último nome</w:t>
+              <w:t>{{ contactados_3_nome }}</w:t>
             </w:r>
             <w:r>
               <w:rPr>
@@ -3242,7 +3242,7 @@
                   <w:enabled/>
                   <w:calcOnExit w:val="0"/>
                   <w:textInput>
-                    <w:default w:val="primeiro e último nome"/>
+                    <w:default w:val="{{ contactados_4_nome }}"/>
                     <w:maxLength w:val="35"/>
                   </w:textInput>
                 </w:ffData>
@@ -3277,7 +3277,7 @@
                 <w:sz w:val="18"/>
                 <w:szCs w:val="18"/>
               </w:rPr>
-              <w:t>primeiro e último nome</w:t>
+              <w:t>{{ contactados_4_nome }}</w:t>
             </w:r>
             <w:r>
               <w:rPr>
@@ -3577,7 +3577,7 @@
                   <w:enabled/>
                   <w:calcOnExit w:val="0"/>
                   <w:textInput>
-                    <w:default w:val="primeiro e último nome"/>
+                    <w:default w:val="{{ contactados_5_nome }}"/>
                     <w:maxLength w:val="35"/>
                   </w:textInput>
                 </w:ffData>
@@ -3613,7 +3613,7 @@
                 <w:sz w:val="18"/>
                 <w:szCs w:val="18"/>
               </w:rPr>
-              <w:t>primeiro e último nome</w:t>
+              <w:t>{{ contactados_5_nome }}</w:t>
             </w:r>
             <w:r>
               <w:rPr>
@@ -3914,7 +3914,7 @@
                   <w:enabled/>
                   <w:calcOnExit w:val="0"/>
                   <w:textInput>
-                    <w:default w:val="primeiro e último nome"/>
+                    <w:default w:val="{{ contactados_6_nome }}"/>
                     <w:maxLength w:val="35"/>
                   </w:textInput>
                 </w:ffData>
@@ -3950,7 +3950,7 @@
                 <w:sz w:val="18"/>
                 <w:szCs w:val="18"/>
               </w:rPr>
-              <w:t>primeiro e último nome</w:t>
+              <w:t>{{ contactados_6_nome }}</w:t>
             </w:r>
             <w:r>
               <w:rPr>
@@ -4246,7 +4246,7 @@
                   <w:enabled/>
                   <w:calcOnExit w:val="0"/>
                   <w:textInput>
-                    <w:default w:val="primeiro e último nome"/>
+                    <w:default w:val="{{ contactados_7_nome }}"/>
                     <w:maxLength w:val="35"/>
                   </w:textInput>
                 </w:ffData>
@@ -4282,7 +4282,7 @@
                 <w:sz w:val="18"/>
                 <w:szCs w:val="18"/>
               </w:rPr>
-              <w:t>primeiro e último nome</w:t>
+              <w:t>{{ contactados_7_nome }}</w:t>
             </w:r>
             <w:r>
               <w:rPr>
@@ -4587,7 +4587,7 @@
                   <w:enabled/>
                   <w:calcOnExit w:val="0"/>
                   <w:textInput>
-                    <w:default w:val="primeiro e último nome"/>
+                    <w:default w:val="{{ contactados_8_nome }}"/>
                     <w:maxLength w:val="35"/>
                   </w:textInput>
                 </w:ffData>
@@ -4623,7 +4623,7 @@
                 <w:sz w:val="18"/>
                 <w:szCs w:val="18"/>
               </w:rPr>
-              <w:t>primeiro e último nome</w:t>
+              <w:t>{{ contactados_8_nome }}</w:t>
             </w:r>
             <w:r>
               <w:rPr>
@@ -4867,7 +4867,7 @@
           </w:tcPr>
           <w:p>
             <w:r>
-              <w:t>{%tr for item in expediente_efetuado %}{{ item.npp }}</w:t>
+              <w:t>{{ exp_0_npp }}</w:t>
             </w:r>
           </w:p>
         </w:tc>
@@ -4881,7 +4881,7 @@
           </w:tcPr>
           <w:p>
             <w:r>
-              <w:t>{{ item.nuipc }}</w:t>
+              <w:t>{{ exp_0_nuipc }}</w:t>
             </w:r>
           </w:p>
         </w:tc>
@@ -4892,7 +4892,7 @@
           </w:tcPr>
           <w:p>
             <w:r>
-              <w:t>{{ item.tipificacao }}{%tr endfor %}</w:t>
+              <w:t>{{ exp_0_tipificacao }}</w:t>
             </w:r>
           </w:p>
         </w:tc>
@@ -5024,7 +5024,7 @@
                 <w:rFonts w:ascii="Calibri" w:hAnsi="Calibri" w:cs="Calibri"/>
                 <w:color w:val="000000"/>
               </w:rPr>
-              <w:t>/</w:t>
+              <w:t>/{{ exp_1_npp }}</w:t>
             </w:r>
             <w:r>
               <w:rPr>
@@ -5428,7 +5428,7 @@
                 <w:rFonts w:ascii="Calibri" w:hAnsi="Calibri" w:cs="Calibri"/>
                 <w:color w:val="000000"/>
               </w:rPr>
-              <w:t>/</w:t>
+              <w:t>/{{ exp_2_npp }}</w:t>
             </w:r>
             <w:r>
               <w:rPr>
@@ -5832,7 +5832,7 @@
                 <w:rFonts w:ascii="Calibri" w:hAnsi="Calibri" w:cs="Calibri"/>
                 <w:color w:val="000000"/>
               </w:rPr>
-              <w:t>/</w:t>
+              <w:t>/{{ exp_3_npp }}</w:t>
             </w:r>
             <w:r>
               <w:rPr>

--- a/backend/templates/relatorio_servico_remunerado.docx
+++ b/backend/templates/relatorio_servico_remunerado.docx
@@ -381,10 +381,7 @@
           </w:tcPr>
           <w:p>
             <w:r>
-              <w:t xml:space="preserve">{{ graduado_matricula }} </w:t>
-            </w:r>
-            <w:r>
-              <w:t xml:space="preserve">{{ graduado_radio }}</w:t>
+              <w:t xml:space="preserve">{{ graduado_matricula }}</w:t>
             </w:r>
           </w:p>
         </w:tc>
@@ -478,6 +475,11 @@
           <w:tcPr>
             <w:tcW w:w="1284" w:type="dxa"/>
           </w:tcPr>
+          <w:p>
+            <w:r>
+              <w:t>{{ graduado_radio }}</w:t>
+            </w:r>
+          </w:p>
         </w:tc>
       </w:tr>
       <w:tr>
@@ -622,7 +624,7 @@
               <w:t xml:space="preserve">{{ demais_0_categoria }}</w:t>
             </w:r>
             <w:r>
-              <w:t xml:space="preserve"> {{ demais_0_nome }}</w:t>
+              <w:t xml:space="preserve"/>
             </w:r>
           </w:p>
         </w:tc>
@@ -631,6 +633,11 @@
             <w:tcW w:w="2061" w:type="dxa"/>
             <w:gridSpan w:val="2"/>
           </w:tcPr>
+          <w:p>
+            <w:r>
+              <w:t>{{ demais_0_nome }}</w:t>
+            </w:r>
+          </w:p>
         </w:tc>
         <w:tc>
           <w:tcPr>

--- a/backend/templates/relatorio_servico_remunerado.docx
+++ b/backend/templates/relatorio_servico_remunerado.docx
@@ -60,8 +60,8 @@
         <w:gridCol w:w="2304"/>
         <w:gridCol w:w="2086"/>
         <w:gridCol w:w="992"/>
-        <w:gridCol w:w="535"/>
-        <w:gridCol w:w="1194"/>
+        <w:gridCol w:w="850"/>
+        <w:gridCol w:w="879"/>
         <w:gridCol w:w="964"/>
         <w:gridCol w:w="1097"/>
         <w:gridCol w:w="1284"/>
@@ -100,12 +100,12 @@
             <w:tcW w:w="8152" w:type="dxa"/>
             <w:gridSpan w:val="7"/>
             <w:noWrap/>
-            <w:vAlign w:val="bottom"/>
+            <w:vAlign w:val="center"/>
             <w:hideMark/>
           </w:tcPr>
           <w:p>
             <w:r>
-              <w:t xml:space="preserve">{{ servico_remunerado }}</w:t>
+              <w:t>{{ servico_remunerado }}</w:t>
             </w:r>
           </w:p>
         </w:tc>
@@ -144,12 +144,12 @@
             <w:tcW w:w="8152" w:type="dxa"/>
             <w:gridSpan w:val="7"/>
             <w:noWrap/>
-            <w:vAlign w:val="bottom"/>
+            <w:vAlign w:val="center"/>
             <w:hideMark/>
           </w:tcPr>
           <w:p>
             <w:r>
-              <w:t xml:space="preserve">{{ report_date }}</w:t>
+              <w:t>{{ report_date }}</w:t>
             </w:r>
           </w:p>
         </w:tc>
@@ -188,7 +188,7 @@
             <w:tcW w:w="8152" w:type="dxa"/>
             <w:gridSpan w:val="7"/>
             <w:noWrap/>
-            <w:vAlign w:val="bottom"/>
+            <w:vAlign w:val="center"/>
             <w:hideMark/>
           </w:tcPr>
           <w:p>
@@ -218,6 +218,7 @@
                 <w:color w:val="000000"/>
               </w:rPr>
             </w:pPr>
+            <w:proofErr w:type="spellStart"/>
             <w:r>
               <w:rPr>
                 <w:rFonts w:ascii="Calibri" w:hAnsi="Calibri" w:cs="Calibri"/>
@@ -225,6 +226,7 @@
               </w:rPr>
               <w:t>Efectivo</w:t>
             </w:r>
+            <w:proofErr w:type="spellEnd"/>
             <w:r>
               <w:rPr>
                 <w:rFonts w:ascii="Calibri" w:hAnsi="Calibri" w:cs="Calibri"/>
@@ -238,7 +240,7 @@
           <w:tcPr>
             <w:tcW w:w="2086" w:type="dxa"/>
             <w:noWrap/>
-            <w:vAlign w:val="bottom"/>
+            <w:vAlign w:val="center"/>
             <w:hideMark/>
           </w:tcPr>
           <w:p>
@@ -261,20 +263,20 @@
           <w:tcPr>
             <w:tcW w:w="992" w:type="dxa"/>
             <w:noWrap/>
-            <w:vAlign w:val="bottom"/>
+            <w:vAlign w:val="center"/>
             <w:hideMark/>
           </w:tcPr>
           <w:p>
             <w:r>
-              <w:t xml:space="preserve">{{ efetivo_oficiais }}</w:t>
-            </w:r>
-          </w:p>
-        </w:tc>
-        <w:tc>
-          <w:tcPr>
-            <w:tcW w:w="535" w:type="dxa"/>
+              <w:t>{{ efetivo_oficiais }}</w:t>
+            </w:r>
+          </w:p>
+        </w:tc>
+        <w:tc>
+          <w:tcPr>
+            <w:tcW w:w="850" w:type="dxa"/>
             <w:noWrap/>
-            <w:vAlign w:val="bottom"/>
+            <w:vAlign w:val="center"/>
             <w:hideMark/>
           </w:tcPr>
           <w:p>
@@ -295,11 +297,11 @@
         </w:tc>
         <w:tc>
           <w:tcPr>
-            <w:tcW w:w="1194" w:type="dxa"/>
-          </w:tcPr>
-          <w:p>
-            <w:r>
-              <w:t xml:space="preserve">{{ efetivo_chefes }}</w:t>
+            <w:tcW w:w="879" w:type="dxa"/>
+          </w:tcPr>
+          <w:p>
+            <w:r>
+              <w:t>{{ efetivo_chefes }}</w:t>
             </w:r>
           </w:p>
         </w:tc>
@@ -314,6 +316,14 @@
                 <w:color w:val="000000"/>
               </w:rPr>
             </w:pPr>
+          </w:p>
+          <w:p>
+            <w:pPr>
+              <w:rPr>
+                <w:rFonts w:ascii="Calibri" w:hAnsi="Calibri" w:cs="Calibri"/>
+                <w:color w:val="000000"/>
+              </w:rPr>
+            </w:pPr>
             <w:r>
               <w:rPr>
                 <w:rFonts w:ascii="Calibri" w:hAnsi="Calibri" w:cs="Calibri"/>
@@ -329,7 +339,7 @@
           </w:tcPr>
           <w:p>
             <w:r>
-              <w:t xml:space="preserve">{{ efetivo_agentes }}</w:t>
+              <w:t>{{ efetivo_agentes }}</w:t>
             </w:r>
           </w:p>
         </w:tc>
@@ -353,7 +363,7 @@
           <w:tcPr>
             <w:tcW w:w="2304" w:type="dxa"/>
             <w:noWrap/>
-            <w:vAlign w:val="bottom"/>
+            <w:vAlign w:val="center"/>
             <w:hideMark/>
           </w:tcPr>
           <w:p>
@@ -376,12 +386,12 @@
           <w:tcPr>
             <w:tcW w:w="2086" w:type="dxa"/>
             <w:noWrap/>
-            <w:vAlign w:val="bottom"/>
+            <w:vAlign w:val="center"/>
             <w:hideMark/>
           </w:tcPr>
           <w:p>
             <w:r>
-              <w:t xml:space="preserve">{{ graduado_matricula }}</w:t>
+              <w:t>{{ graduado_matricula }} {{ graduado_radio }}</w:t>
             </w:r>
           </w:p>
         </w:tc>
@@ -390,7 +400,7 @@
             <w:tcW w:w="2721" w:type="dxa"/>
             <w:gridSpan w:val="3"/>
             <w:noWrap/>
-            <w:vAlign w:val="bottom"/>
+            <w:vAlign w:val="center"/>
             <w:hideMark/>
           </w:tcPr>
           <w:p>
@@ -401,63 +411,6 @@
                 <w:color w:val="000000"/>
               </w:rPr>
             </w:pPr>
-            <w:r>
-              <w:rPr>
-                <w:rFonts w:ascii="Calibri" w:hAnsi="Calibri" w:cs="Tahoma"/>
-                <w:sz w:val="18"/>
-                <w:szCs w:val="18"/>
-              </w:rPr>
-              <w:fldChar w:fldCharType="begin">
-                <w:ffData>
-                  <w:name w:val=""/>
-                  <w:enabled/>
-                  <w:calcOnExit w:val="0"/>
-                  <w:statusText w:type="text" w:val="Categoria"/>
-                  <w:ddList>
-                    <w:listEntry w:val="Agente"/>
-                    <w:listEntry w:val="Agente Principal"/>
-                    <w:listEntry w:val="Agente Coordenador"/>
-                    <w:listEntry w:val="Chefe"/>
-                    <w:listEntry w:val="Chefe Principal"/>
-                    <w:listEntry w:val="Chefe Coordenador"/>
-                    <w:listEntry w:val="Subcomissário"/>
-                    <w:listEntry w:val="Comissário"/>
-                    <w:listEntry w:val="Subintendente"/>
-                  </w:ddList>
-                </w:ffData>
-              </w:fldChar>
-            </w:r>
-            <w:r>
-              <w:rPr>
-                <w:rFonts w:ascii="Calibri" w:hAnsi="Calibri" w:cs="Tahoma"/>
-                <w:sz w:val="18"/>
-                <w:szCs w:val="18"/>
-              </w:rPr>
-              <w:instrText xml:space="preserve"> FORMDROPDOWN </w:instrText>
-            </w:r>
-            <w:r>
-              <w:rPr>
-                <w:rFonts w:ascii="Calibri" w:hAnsi="Calibri" w:cs="Tahoma"/>
-                <w:sz w:val="18"/>
-                <w:szCs w:val="18"/>
-              </w:rPr>
-            </w:r>
-            <w:r>
-              <w:rPr>
-                <w:rFonts w:ascii="Calibri" w:hAnsi="Calibri" w:cs="Tahoma"/>
-                <w:sz w:val="18"/>
-                <w:szCs w:val="18"/>
-              </w:rPr>
-              <w:fldChar w:fldCharType="separate"/>
-            </w:r>
-            <w:r>
-              <w:rPr>
-                <w:rFonts w:ascii="Calibri" w:hAnsi="Calibri" w:cs="Tahoma"/>
-                <w:sz w:val="18"/>
-                <w:szCs w:val="18"/>
-              </w:rPr>
-              <w:fldChar w:fldCharType="end"/>
-            </w:r>
           </w:p>
         </w:tc>
         <w:tc>
@@ -466,8 +419,13 @@
             <w:gridSpan w:val="2"/>
           </w:tcPr>
           <w:p>
-            <w:r>
-              <w:t xml:space="preserve">{{ graduado_nome }}</w:t>
+            <w:proofErr w:type="gramStart"/>
+            <w:r>
+              <w:t>{{ graduado</w:t>
+            </w:r>
+            <w:proofErr w:type="gramEnd"/>
+            <w:r>
+              <w:t>_nome }}</w:t>
             </w:r>
           </w:p>
         </w:tc>
@@ -476,9 +434,9 @@
             <w:tcW w:w="1284" w:type="dxa"/>
           </w:tcPr>
           <w:p>
-            <w:r>
-              <w:t>{{ graduado_radio }}</w:t>
-            </w:r>
+            <w:pPr>
+              <w:spacing w:after="0" w:line="240" w:lineRule="auto"/>
+            </w:pPr>
           </w:p>
         </w:tc>
       </w:tr>
@@ -530,12 +488,12 @@
           <w:tcPr>
             <w:tcW w:w="2086" w:type="dxa"/>
             <w:noWrap/>
-            <w:vAlign w:val="bottom"/>
+            <w:vAlign w:val="center"/>
             <w:hideMark/>
           </w:tcPr>
           <w:p>
             <w:r>
-              <w:t>{{ demais_0_matricula }}</w:t>
+              <w:t>{% for item in demais_efetivo %}{{ item.matricula }}</w:t>
             </w:r>
           </w:p>
         </w:tc>
@@ -544,7 +502,7 @@
             <w:tcW w:w="2721" w:type="dxa"/>
             <w:gridSpan w:val="3"/>
             <w:noWrap/>
-            <w:vAlign w:val="bottom"/>
+            <w:vAlign w:val="center"/>
             <w:hideMark/>
           </w:tcPr>
           <w:p>
@@ -555,76 +513,48 @@
                 <w:color w:val="000000"/>
               </w:rPr>
             </w:pPr>
-            <w:r>
-              <w:rPr>
-                <w:rFonts w:ascii="Calibri" w:hAnsi="Calibri" w:cs="Tahoma"/>
-                <w:sz w:val="18"/>
-                <w:szCs w:val="18"/>
-              </w:rPr>
-              <w:fldChar w:fldCharType="begin">
-                <w:ffData>
-                  <w:name w:val=""/>
-                  <w:enabled/>
-                  <w:calcOnExit w:val="0"/>
-                  <w:statusText w:type="text" w:val="Categoria"/>
-                  <w:ddList>
-                    <w:listEntry w:val="Agente"/>
-                    <w:listEntry w:val="Agente Principal"/>
-                    <w:listEntry w:val="Agente Coordenador"/>
-                    <w:listEntry w:val="Chefe"/>
-                    <w:listEntry w:val="Chefe Principal"/>
-                    <w:listEntry w:val="Chefe Coordenador"/>
-                    <w:listEntry w:val="Subcomissário"/>
-                    <w:listEntry w:val="Comissário"/>
-                    <w:listEntry w:val="Subintendente"/>
-                  </w:ddList>
-                </w:ffData>
-              </w:fldChar>
-            </w:r>
-            <w:r>
-              <w:rPr>
-                <w:rFonts w:ascii="Calibri" w:hAnsi="Calibri" w:cs="Tahoma"/>
-                <w:sz w:val="18"/>
-                <w:szCs w:val="18"/>
-              </w:rPr>
-              <w:instrText xml:space="preserve"> FORMDROPDOWN </w:instrText>
-            </w:r>
-            <w:r>
-              <w:rPr>
-                <w:rFonts w:ascii="Calibri" w:hAnsi="Calibri" w:cs="Tahoma"/>
-                <w:sz w:val="18"/>
-                <w:szCs w:val="18"/>
-              </w:rPr>
-            </w:r>
-            <w:r>
-              <w:rPr>
-                <w:rFonts w:ascii="Calibri" w:hAnsi="Calibri" w:cs="Tahoma"/>
-                <w:sz w:val="18"/>
-                <w:szCs w:val="18"/>
-              </w:rPr>
-              <w:fldChar w:fldCharType="separate"/>
-            </w:r>
-            <w:r>
-              <w:rPr>
-                <w:rFonts w:ascii="Calibri" w:hAnsi="Calibri" w:cs="Tahoma"/>
-                <w:sz w:val="18"/>
-                <w:szCs w:val="18"/>
-              </w:rPr>
-              <w:fldChar w:fldCharType="end"/>
-            </w:r>
-            <w:r>
-              <w:rPr>
-                <w:rFonts w:ascii="Calibri" w:hAnsi="Calibri" w:cs="Tahoma"/>
-                <w:sz w:val="18"/>
-                <w:szCs w:val="18"/>
-              </w:rPr>
+            <w:proofErr w:type="gramStart"/>
+            <w:r>
+              <w:t xml:space="preserve">{{ </w:t>
+            </w:r>
+            <w:proofErr w:type="spellStart"/>
+            <w:r>
+              <w:t>item</w:t>
+            </w:r>
+            <w:proofErr w:type="gramEnd"/>
+            <w:r>
+              <w:t>.</w:t>
+            </w:r>
+            <w:proofErr w:type="gramStart"/>
+            <w:r>
+              <w:t>categoria</w:t>
+            </w:r>
+            <w:proofErr w:type="spellEnd"/>
+            <w:r>
+              <w:t xml:space="preserve"> }</w:t>
+            </w:r>
+            <w:proofErr w:type="gramEnd"/>
+            <w:r>
+              <w:t>}</w:t>
+            </w:r>
+            <w:r>
               <w:t xml:space="preserve"> </w:t>
             </w:r>
-            <w:r>
-              <w:t xml:space="preserve">{{ demais_0_categoria }}</w:t>
-            </w:r>
-            <w:r>
-              <w:t xml:space="preserve"/>
+            <w:proofErr w:type="gramStart"/>
+            <w:r>
+              <w:t>{{ item</w:t>
+            </w:r>
+            <w:proofErr w:type="gramEnd"/>
+            <w:r>
+              <w:t>.</w:t>
+            </w:r>
+            <w:proofErr w:type="gramStart"/>
+            <w:r>
+              <w:t>nome }}{</w:t>
+            </w:r>
+            <w:proofErr w:type="gramEnd"/>
+            <w:r>
+              <w:t>% endfor %}</w:t>
             </w:r>
           </w:p>
         </w:tc>
@@ -634,9 +564,9 @@
             <w:gridSpan w:val="2"/>
           </w:tcPr>
           <w:p>
-            <w:r>
-              <w:t>{{ demais_0_nome }}</w:t>
-            </w:r>
+            <w:pPr>
+              <w:spacing w:after="0" w:line="240" w:lineRule="auto"/>
+            </w:pPr>
           </w:p>
         </w:tc>
         <w:tc>
@@ -656,7 +586,7 @@
             <w:tcW w:w="2304" w:type="dxa"/>
             <w:vMerge/>
             <w:noWrap/>
-            <w:vAlign w:val="bottom"/>
+            <w:vAlign w:val="center"/>
             <w:hideMark/>
           </w:tcPr>
           <w:p>
@@ -672,7 +602,7 @@
           <w:tcPr>
             <w:tcW w:w="2086" w:type="dxa"/>
             <w:noWrap/>
-            <w:vAlign w:val="bottom"/>
+            <w:vAlign w:val="center"/>
             <w:hideMark/>
           </w:tcPr>
           <w:p>
@@ -687,7 +617,7 @@
                 <w:rFonts w:ascii="Calibri" w:hAnsi="Calibri" w:cs="Calibri"/>
                 <w:color w:val="000000"/>
               </w:rPr>
-              <w:t>M/{{ demais_1_matricula }}</w:t>
+              <w:t>M/</w:t>
             </w:r>
             <w:r>
               <w:rPr>
@@ -776,7 +706,7 @@
             <w:tcW w:w="2721" w:type="dxa"/>
             <w:gridSpan w:val="3"/>
             <w:noWrap/>
-            <w:vAlign w:val="bottom"/>
+            <w:vAlign w:val="center"/>
             <w:hideMark/>
           </w:tcPr>
           <w:p>
@@ -787,63 +717,6 @@
                 <w:color w:val="000000"/>
               </w:rPr>
             </w:pPr>
-            <w:r>
-              <w:rPr>
-                <w:rFonts w:ascii="Calibri" w:hAnsi="Calibri" w:cs="Tahoma"/>
-                <w:sz w:val="18"/>
-                <w:szCs w:val="18"/>
-              </w:rPr>
-              <w:fldChar w:fldCharType="begin">
-                <w:ffData>
-                  <w:name w:val=""/>
-                  <w:enabled/>
-                  <w:calcOnExit w:val="0"/>
-                  <w:statusText w:type="text" w:val="Categoria"/>
-                  <w:ddList>
-                    <w:listEntry w:val="Agente"/>
-                    <w:listEntry w:val="Agente Principal"/>
-                    <w:listEntry w:val="Agente Coordenador"/>
-                    <w:listEntry w:val="Chefe"/>
-                    <w:listEntry w:val="Chefe Principal"/>
-                    <w:listEntry w:val="Chefe Coordenador"/>
-                    <w:listEntry w:val="Subcomissário"/>
-                    <w:listEntry w:val="Comissário"/>
-                    <w:listEntry w:val="Subintendente"/>
-                  </w:ddList>
-                </w:ffData>
-              </w:fldChar>
-            </w:r>
-            <w:r>
-              <w:rPr>
-                <w:rFonts w:ascii="Calibri" w:hAnsi="Calibri" w:cs="Tahoma"/>
-                <w:sz w:val="18"/>
-                <w:szCs w:val="18"/>
-              </w:rPr>
-              <w:instrText xml:space="preserve"> FORMDROPDOWN </w:instrText>
-            </w:r>
-            <w:r>
-              <w:rPr>
-                <w:rFonts w:ascii="Calibri" w:hAnsi="Calibri" w:cs="Tahoma"/>
-                <w:sz w:val="18"/>
-                <w:szCs w:val="18"/>
-              </w:rPr>
-            </w:r>
-            <w:r>
-              <w:rPr>
-                <w:rFonts w:ascii="Calibri" w:hAnsi="Calibri" w:cs="Tahoma"/>
-                <w:sz w:val="18"/>
-                <w:szCs w:val="18"/>
-              </w:rPr>
-              <w:fldChar w:fldCharType="separate"/>
-            </w:r>
-            <w:r>
-              <w:rPr>
-                <w:rFonts w:ascii="Calibri" w:hAnsi="Calibri" w:cs="Tahoma"/>
-                <w:sz w:val="18"/>
-                <w:szCs w:val="18"/>
-              </w:rPr>
-              <w:fldChar w:fldCharType="end"/>
-            </w:r>
           </w:p>
         </w:tc>
         <w:tc>
@@ -871,7 +744,7 @@
                   <w:enabled/>
                   <w:calcOnExit w:val="0"/>
                   <w:textInput>
-                    <w:default w:val="{{ demais_1_nome }}"/>
+                    <w:default w:val="primeiro e último nome"/>
                     <w:maxLength w:val="35"/>
                   </w:textInput>
                 </w:ffData>
@@ -906,7 +779,7 @@
                 <w:sz w:val="18"/>
                 <w:szCs w:val="18"/>
               </w:rPr>
-              <w:t>{{ demais_1_nome }}</w:t>
+              <w:t>primeiro e último nome</w:t>
             </w:r>
             <w:r>
               <w:rPr>
@@ -1036,7 +909,7 @@
             <w:tcW w:w="2304" w:type="dxa"/>
             <w:vMerge/>
             <w:noWrap/>
-            <w:vAlign w:val="bottom"/>
+            <w:vAlign w:val="center"/>
             <w:hideMark/>
           </w:tcPr>
           <w:p>
@@ -1052,7 +925,7 @@
           <w:tcPr>
             <w:tcW w:w="2086" w:type="dxa"/>
             <w:noWrap/>
-            <w:vAlign w:val="bottom"/>
+            <w:vAlign w:val="center"/>
             <w:hideMark/>
           </w:tcPr>
           <w:p>
@@ -1067,7 +940,7 @@
                 <w:rFonts w:ascii="Calibri" w:hAnsi="Calibri" w:cs="Calibri"/>
                 <w:color w:val="000000"/>
               </w:rPr>
-              <w:t>M/{{ demais_2_matricula }}</w:t>
+              <w:t>M/</w:t>
             </w:r>
             <w:r>
               <w:rPr>
@@ -1161,7 +1034,7 @@
             <w:tcW w:w="2721" w:type="dxa"/>
             <w:gridSpan w:val="3"/>
             <w:noWrap/>
-            <w:vAlign w:val="bottom"/>
+            <w:vAlign w:val="center"/>
             <w:hideMark/>
           </w:tcPr>
           <w:p>
@@ -1172,63 +1045,6 @@
                 <w:color w:val="000000"/>
               </w:rPr>
             </w:pPr>
-            <w:r>
-              <w:rPr>
-                <w:rFonts w:ascii="Calibri" w:hAnsi="Calibri" w:cs="Tahoma"/>
-                <w:sz w:val="18"/>
-                <w:szCs w:val="18"/>
-              </w:rPr>
-              <w:fldChar w:fldCharType="begin">
-                <w:ffData>
-                  <w:name w:val=""/>
-                  <w:enabled/>
-                  <w:calcOnExit w:val="0"/>
-                  <w:statusText w:type="text" w:val="Categoria"/>
-                  <w:ddList>
-                    <w:listEntry w:val="Agente"/>
-                    <w:listEntry w:val="Agente Principal"/>
-                    <w:listEntry w:val="Agente Coordenador"/>
-                    <w:listEntry w:val="Chefe"/>
-                    <w:listEntry w:val="Chefe Principal"/>
-                    <w:listEntry w:val="Chefe Coordenador"/>
-                    <w:listEntry w:val="Subcomissário"/>
-                    <w:listEntry w:val="Comissário"/>
-                    <w:listEntry w:val="Subintendente"/>
-                  </w:ddList>
-                </w:ffData>
-              </w:fldChar>
-            </w:r>
-            <w:r>
-              <w:rPr>
-                <w:rFonts w:ascii="Calibri" w:hAnsi="Calibri" w:cs="Tahoma"/>
-                <w:sz w:val="18"/>
-                <w:szCs w:val="18"/>
-              </w:rPr>
-              <w:instrText xml:space="preserve"> FORMDROPDOWN </w:instrText>
-            </w:r>
-            <w:r>
-              <w:rPr>
-                <w:rFonts w:ascii="Calibri" w:hAnsi="Calibri" w:cs="Tahoma"/>
-                <w:sz w:val="18"/>
-                <w:szCs w:val="18"/>
-              </w:rPr>
-            </w:r>
-            <w:r>
-              <w:rPr>
-                <w:rFonts w:ascii="Calibri" w:hAnsi="Calibri" w:cs="Tahoma"/>
-                <w:sz w:val="18"/>
-                <w:szCs w:val="18"/>
-              </w:rPr>
-              <w:fldChar w:fldCharType="separate"/>
-            </w:r>
-            <w:r>
-              <w:rPr>
-                <w:rFonts w:ascii="Calibri" w:hAnsi="Calibri" w:cs="Tahoma"/>
-                <w:sz w:val="18"/>
-                <w:szCs w:val="18"/>
-              </w:rPr>
-              <w:fldChar w:fldCharType="end"/>
-            </w:r>
           </w:p>
         </w:tc>
         <w:tc>
@@ -1256,7 +1072,7 @@
                   <w:enabled/>
                   <w:calcOnExit w:val="0"/>
                   <w:textInput>
-                    <w:default w:val="{{ demais_2_nome }}"/>
+                    <w:default w:val="primeiro e último nome"/>
                     <w:maxLength w:val="35"/>
                   </w:textInput>
                 </w:ffData>
@@ -1292,7 +1108,7 @@
                 <w:sz w:val="18"/>
                 <w:szCs w:val="18"/>
               </w:rPr>
-              <w:t>{{ demais_2_nome }}</w:t>
+              <w:t>primeiro e último nome</w:t>
             </w:r>
             <w:r>
               <w:rPr>
@@ -1422,7 +1238,7 @@
             <w:tcW w:w="2304" w:type="dxa"/>
             <w:vMerge/>
             <w:noWrap/>
-            <w:vAlign w:val="bottom"/>
+            <w:vAlign w:val="center"/>
             <w:hideMark/>
           </w:tcPr>
           <w:p>
@@ -1438,7 +1254,7 @@
           <w:tcPr>
             <w:tcW w:w="2086" w:type="dxa"/>
             <w:noWrap/>
-            <w:vAlign w:val="bottom"/>
+            <w:vAlign w:val="center"/>
             <w:hideMark/>
           </w:tcPr>
           <w:p>
@@ -1453,7 +1269,7 @@
                 <w:rFonts w:ascii="Calibri" w:hAnsi="Calibri" w:cs="Calibri"/>
                 <w:color w:val="000000"/>
               </w:rPr>
-              <w:t>M/{{ demais_3_matricula }}</w:t>
+              <w:t>M/</w:t>
             </w:r>
             <w:r>
               <w:rPr>
@@ -1547,7 +1363,7 @@
             <w:tcW w:w="2721" w:type="dxa"/>
             <w:gridSpan w:val="3"/>
             <w:noWrap/>
-            <w:vAlign w:val="bottom"/>
+            <w:vAlign w:val="center"/>
             <w:hideMark/>
           </w:tcPr>
           <w:p>
@@ -1558,63 +1374,6 @@
                 <w:color w:val="000000"/>
               </w:rPr>
             </w:pPr>
-            <w:r>
-              <w:rPr>
-                <w:rFonts w:ascii="Calibri" w:hAnsi="Calibri" w:cs="Tahoma"/>
-                <w:sz w:val="18"/>
-                <w:szCs w:val="18"/>
-              </w:rPr>
-              <w:fldChar w:fldCharType="begin">
-                <w:ffData>
-                  <w:name w:val=""/>
-                  <w:enabled/>
-                  <w:calcOnExit w:val="0"/>
-                  <w:statusText w:type="text" w:val="Categoria"/>
-                  <w:ddList>
-                    <w:listEntry w:val="Agente"/>
-                    <w:listEntry w:val="Agente Principal"/>
-                    <w:listEntry w:val="Agente Coordenador"/>
-                    <w:listEntry w:val="Chefe"/>
-                    <w:listEntry w:val="Chefe Principal"/>
-                    <w:listEntry w:val="Chefe Coordenador"/>
-                    <w:listEntry w:val="Subcomissário"/>
-                    <w:listEntry w:val="Comissário"/>
-                    <w:listEntry w:val="Subintendente"/>
-                  </w:ddList>
-                </w:ffData>
-              </w:fldChar>
-            </w:r>
-            <w:r>
-              <w:rPr>
-                <w:rFonts w:ascii="Calibri" w:hAnsi="Calibri" w:cs="Tahoma"/>
-                <w:sz w:val="18"/>
-                <w:szCs w:val="18"/>
-              </w:rPr>
-              <w:instrText xml:space="preserve"> FORMDROPDOWN </w:instrText>
-            </w:r>
-            <w:r>
-              <w:rPr>
-                <w:rFonts w:ascii="Calibri" w:hAnsi="Calibri" w:cs="Tahoma"/>
-                <w:sz w:val="18"/>
-                <w:szCs w:val="18"/>
-              </w:rPr>
-            </w:r>
-            <w:r>
-              <w:rPr>
-                <w:rFonts w:ascii="Calibri" w:hAnsi="Calibri" w:cs="Tahoma"/>
-                <w:sz w:val="18"/>
-                <w:szCs w:val="18"/>
-              </w:rPr>
-              <w:fldChar w:fldCharType="separate"/>
-            </w:r>
-            <w:r>
-              <w:rPr>
-                <w:rFonts w:ascii="Calibri" w:hAnsi="Calibri" w:cs="Tahoma"/>
-                <w:sz w:val="18"/>
-                <w:szCs w:val="18"/>
-              </w:rPr>
-              <w:fldChar w:fldCharType="end"/>
-            </w:r>
           </w:p>
         </w:tc>
         <w:tc>
@@ -1642,7 +1401,7 @@
                   <w:enabled/>
                   <w:calcOnExit w:val="0"/>
                   <w:textInput>
-                    <w:default w:val="{{ demais_3_nome }}"/>
+                    <w:default w:val="primeiro e último nome"/>
                     <w:maxLength w:val="35"/>
                   </w:textInput>
                 </w:ffData>
@@ -1678,7 +1437,7 @@
                 <w:sz w:val="18"/>
                 <w:szCs w:val="18"/>
               </w:rPr>
-              <w:t>{{ demais_3_nome }}</w:t>
+              <w:t>primeiro e último nome</w:t>
             </w:r>
             <w:r>
               <w:rPr>
@@ -1913,7 +1672,7 @@
             <w:tcW w:w="3078" w:type="dxa"/>
             <w:gridSpan w:val="2"/>
             <w:noWrap/>
-            <w:vAlign w:val="bottom"/>
+            <w:vAlign w:val="center"/>
             <w:hideMark/>
           </w:tcPr>
           <w:p>
@@ -1938,7 +1697,7 @@
             <w:tcW w:w="2693" w:type="dxa"/>
             <w:gridSpan w:val="3"/>
             <w:noWrap/>
-            <w:vAlign w:val="bottom"/>
+            <w:vAlign w:val="center"/>
             <w:hideMark/>
           </w:tcPr>
           <w:p>
@@ -2009,80 +1768,10 @@
             <w:tcW w:w="3078" w:type="dxa"/>
             <w:gridSpan w:val="2"/>
             <w:noWrap/>
-            <w:vAlign w:val="bottom"/>
-            <w:hideMark/>
-          </w:tcPr>
-          <w:p>
-            <w:r>
-              <w:t>{{ contactados_0_hora }}</w:t>
-            </w:r>
-          </w:p>
-        </w:tc>
-        <w:tc>
-          <w:tcPr>
-            <w:tcW w:w="2693" w:type="dxa"/>
-            <w:gridSpan w:val="3"/>
-            <w:noWrap/>
-            <w:vAlign w:val="bottom"/>
-            <w:hideMark/>
-          </w:tcPr>
-          <w:p>
-            <w:r>
-              <w:t>{{ contactados_0_nome }}</w:t>
-            </w:r>
-          </w:p>
-        </w:tc>
-        <w:tc>
-          <w:tcPr>
-            <w:tcW w:w="2381" w:type="dxa"/>
-            <w:gridSpan w:val="2"/>
-          </w:tcPr>
-          <w:p>
-            <w:r>
-              <w:t>{{ contactados_0_local }}</w:t>
-            </w:r>
-          </w:p>
-        </w:tc>
-      </w:tr>
-      <w:tr>
-        <w:trPr>
-          <w:trHeight w:val="290"/>
-          <w:jc w:val="center"/>
-        </w:trPr>
-        <w:tc>
-          <w:tcPr>
-            <w:tcW w:w="2304" w:type="dxa"/>
-            <w:vMerge/>
-            <w:noWrap/>
             <w:vAlign w:val="center"/>
             <w:hideMark/>
           </w:tcPr>
           <w:p>
-            <w:pPr>
-              <w:jc w:val="center"/>
-              <w:rPr>
-                <w:rFonts w:ascii="Calibri" w:hAnsi="Calibri" w:cs="Calibri"/>
-                <w:color w:val="000000"/>
-              </w:rPr>
-            </w:pPr>
-          </w:p>
-        </w:tc>
-        <w:tc>
-          <w:tcPr>
-            <w:tcW w:w="3078" w:type="dxa"/>
-            <w:gridSpan w:val="2"/>
-            <w:noWrap/>
-            <w:vAlign w:val="bottom"/>
-            <w:hideMark/>
-          </w:tcPr>
-          <w:p>
-            <w:pPr>
-              <w:jc w:val="center"/>
-              <w:rPr>
-                <w:rFonts w:ascii="Calibri" w:hAnsi="Calibri" w:cs="Calibri"/>
-                <w:color w:val="000000"/>
-              </w:rPr>
-            </w:pPr>
             <w:r>
               <w:rPr>
                 <w:rFonts w:ascii="Calibri" w:hAnsi="Calibri" w:cs="Calibri"/>
@@ -2206,6 +1895,24 @@
               </w:rPr>
               <w:fldChar w:fldCharType="end"/>
             </w:r>
+            <w:r>
+              <w:rPr>
+                <w:rFonts w:ascii="Calibri" w:hAnsi="Calibri" w:cs="Calibri"/>
+                <w:color w:val="000000"/>
+              </w:rPr>
+              <w:t xml:space="preserve"> </w:t>
+            </w:r>
+            <w:r>
+              <w:t xml:space="preserve">{% for item in contactados </w:t>
+            </w:r>
+            <w:proofErr w:type="gramStart"/>
+            <w:r>
+              <w:t>%}{{ item</w:t>
+            </w:r>
+            <w:proofErr w:type="gramEnd"/>
+            <w:r>
+              <w:t>.hora }}</w:t>
+            </w:r>
           </w:p>
         </w:tc>
         <w:tc>
@@ -2213,73 +1920,12 @@
             <w:tcW w:w="2693" w:type="dxa"/>
             <w:gridSpan w:val="3"/>
             <w:noWrap/>
-            <w:vAlign w:val="bottom"/>
+            <w:vAlign w:val="center"/>
             <w:hideMark/>
           </w:tcPr>
           <w:p>
-            <w:pPr>
-              <w:jc w:val="center"/>
-              <w:rPr>
-                <w:rFonts w:ascii="Calibri" w:hAnsi="Calibri" w:cs="Calibri"/>
-                <w:color w:val="000000"/>
-              </w:rPr>
-            </w:pPr>
-            <w:r>
-              <w:rPr>
-                <w:rFonts w:ascii="Calibri" w:hAnsi="Calibri" w:cs="Tahoma"/>
-                <w:sz w:val="18"/>
-                <w:szCs w:val="18"/>
-              </w:rPr>
-              <w:fldChar w:fldCharType="begin">
-                <w:ffData>
-                  <w:name w:val="Texto1"/>
-                  <w:enabled/>
-                  <w:calcOnExit w:val="0"/>
-                  <w:textInput>
-                    <w:default w:val="{{ contactados_1_nome }}"/>
-                    <w:maxLength w:val="35"/>
-                  </w:textInput>
-                </w:ffData>
-              </w:fldChar>
-            </w:r>
-            <w:r>
-              <w:rPr>
-                <w:rFonts w:ascii="Calibri" w:hAnsi="Calibri" w:cs="Tahoma"/>
-                <w:sz w:val="18"/>
-                <w:szCs w:val="18"/>
-              </w:rPr>
-              <w:instrText xml:space="preserve"> FORMTEXT </w:instrText>
-            </w:r>
-            <w:r>
-              <w:rPr>
-                <w:rFonts w:ascii="Calibri" w:hAnsi="Calibri" w:cs="Tahoma"/>
-                <w:sz w:val="18"/>
-                <w:szCs w:val="18"/>
-              </w:rPr>
-            </w:r>
-            <w:r>
-              <w:rPr>
-                <w:rFonts w:ascii="Calibri" w:hAnsi="Calibri" w:cs="Tahoma"/>
-                <w:sz w:val="18"/>
-                <w:szCs w:val="18"/>
-              </w:rPr>
-              <w:fldChar w:fldCharType="separate"/>
-            </w:r>
-            <w:r>
-              <w:rPr>
-                <w:rFonts w:ascii="Calibri" w:hAnsi="Calibri" w:cs="Tahoma"/>
-                <w:sz w:val="18"/>
-                <w:szCs w:val="18"/>
-              </w:rPr>
-              <w:t>{{ contactados_1_nome }}</w:t>
-            </w:r>
-            <w:r>
-              <w:rPr>
-                <w:rFonts w:ascii="Calibri" w:hAnsi="Calibri" w:cs="Tahoma"/>
-                <w:sz w:val="18"/>
-                <w:szCs w:val="18"/>
-              </w:rPr>
-              <w:fldChar w:fldCharType="end"/>
+            <w:r>
+              <w:t>{{ item.nome }}</w:t>
             </w:r>
           </w:p>
         </w:tc>
@@ -2289,88 +1935,8 @@
             <w:gridSpan w:val="2"/>
           </w:tcPr>
           <w:p>
-            <w:pPr>
-              <w:jc w:val="center"/>
-              <w:rPr>
-                <w:rFonts w:ascii="Calibri" w:hAnsi="Calibri" w:cs="Calibri"/>
-                <w:color w:val="000000"/>
-              </w:rPr>
-            </w:pPr>
-            <w:r>
-              <w:rPr>
-                <w:rFonts w:ascii="Calibri" w:hAnsi="Calibri" w:cs="Calibri"/>
-                <w:color w:val="000000"/>
-              </w:rPr>
-              <w:fldChar w:fldCharType="begin">
-                <w:ffData>
-                  <w:name w:val="Texto12"/>
-                  <w:enabled/>
-                  <w:calcOnExit w:val="0"/>
-                  <w:textInput/>
-                </w:ffData>
-              </w:fldChar>
-            </w:r>
-            <w:r>
-              <w:rPr>
-                <w:rFonts w:ascii="Calibri" w:hAnsi="Calibri" w:cs="Calibri"/>
-                <w:color w:val="000000"/>
-              </w:rPr>
-              <w:instrText xml:space="preserve"> FORMTEXT </w:instrText>
-            </w:r>
-            <w:r>
-              <w:rPr>
-                <w:rFonts w:ascii="Calibri" w:hAnsi="Calibri" w:cs="Calibri"/>
-                <w:color w:val="000000"/>
-              </w:rPr>
-            </w:r>
-            <w:r>
-              <w:rPr>
-                <w:rFonts w:ascii="Calibri" w:hAnsi="Calibri" w:cs="Calibri"/>
-                <w:color w:val="000000"/>
-              </w:rPr>
-              <w:fldChar w:fldCharType="separate"/>
-            </w:r>
-            <w:r>
-              <w:rPr>
-                <w:rFonts w:ascii="Calibri" w:hAnsi="Calibri" w:cs="Calibri"/>
-                <w:color w:val="000000"/>
-              </w:rPr>
-              <w:t> </w:t>
-            </w:r>
-            <w:r>
-              <w:rPr>
-                <w:rFonts w:ascii="Calibri" w:hAnsi="Calibri" w:cs="Calibri"/>
-                <w:color w:val="000000"/>
-              </w:rPr>
-              <w:t> </w:t>
-            </w:r>
-            <w:r>
-              <w:rPr>
-                <w:rFonts w:ascii="Calibri" w:hAnsi="Calibri" w:cs="Calibri"/>
-                <w:color w:val="000000"/>
-              </w:rPr>
-              <w:t> </w:t>
-            </w:r>
-            <w:r>
-              <w:rPr>
-                <w:rFonts w:ascii="Calibri" w:hAnsi="Calibri" w:cs="Calibri"/>
-                <w:color w:val="000000"/>
-              </w:rPr>
-              <w:t> </w:t>
-            </w:r>
-            <w:r>
-              <w:rPr>
-                <w:rFonts w:ascii="Calibri" w:hAnsi="Calibri" w:cs="Calibri"/>
-                <w:color w:val="000000"/>
-              </w:rPr>
-              <w:t> </w:t>
-            </w:r>
-            <w:r>
-              <w:rPr>
-                <w:rFonts w:ascii="Calibri" w:hAnsi="Calibri" w:cs="Calibri"/>
-                <w:color w:val="000000"/>
-              </w:rPr>
-              <w:fldChar w:fldCharType="end"/>
+            <w:r>
+              <w:t>{{ item.local }}{% endfor %}</w:t>
             </w:r>
           </w:p>
         </w:tc>
@@ -2403,7 +1969,7 @@
             <w:tcW w:w="3078" w:type="dxa"/>
             <w:gridSpan w:val="2"/>
             <w:noWrap/>
-            <w:vAlign w:val="bottom"/>
+            <w:vAlign w:val="center"/>
             <w:hideMark/>
           </w:tcPr>
           <w:p>
@@ -2454,15 +2020,13 @@
             <w:r>
               <w:rPr>
                 <w:rFonts w:ascii="Calibri" w:hAnsi="Calibri" w:cs="Calibri"/>
-                <w:noProof/>
-                <w:color w:val="000000"/>
-              </w:rPr>
-              <w:t> </w:t>
-            </w:r>
-            <w:r>
-              <w:rPr>
-                <w:rFonts w:ascii="Calibri" w:hAnsi="Calibri" w:cs="Calibri"/>
-                <w:noProof/>
+                <w:color w:val="000000"/>
+              </w:rPr>
+              <w:t> </w:t>
+            </w:r>
+            <w:r>
+              <w:rPr>
+                <w:rFonts w:ascii="Calibri" w:hAnsi="Calibri" w:cs="Calibri"/>
                 <w:color w:val="000000"/>
               </w:rPr>
               <w:t> </w:t>
@@ -2521,15 +2085,13 @@
             <w:r>
               <w:rPr>
                 <w:rFonts w:ascii="Calibri" w:hAnsi="Calibri" w:cs="Calibri"/>
-                <w:noProof/>
-                <w:color w:val="000000"/>
-              </w:rPr>
-              <w:t> </w:t>
-            </w:r>
-            <w:r>
-              <w:rPr>
-                <w:rFonts w:ascii="Calibri" w:hAnsi="Calibri" w:cs="Calibri"/>
-                <w:noProof/>
+                <w:color w:val="000000"/>
+              </w:rPr>
+              <w:t> </w:t>
+            </w:r>
+            <w:r>
+              <w:rPr>
+                <w:rFonts w:ascii="Calibri" w:hAnsi="Calibri" w:cs="Calibri"/>
                 <w:color w:val="000000"/>
               </w:rPr>
               <w:t> </w:t>
@@ -2548,7 +2110,7 @@
             <w:tcW w:w="2693" w:type="dxa"/>
             <w:gridSpan w:val="3"/>
             <w:noWrap/>
-            <w:vAlign w:val="bottom"/>
+            <w:vAlign w:val="center"/>
             <w:hideMark/>
           </w:tcPr>
           <w:p>
@@ -2571,7 +2133,7 @@
                   <w:enabled/>
                   <w:calcOnExit w:val="0"/>
                   <w:textInput>
-                    <w:default w:val="{{ contactados_2_nome }}"/>
+                    <w:default w:val="primeiro e último nome"/>
                     <w:maxLength w:val="35"/>
                   </w:textInput>
                 </w:ffData>
@@ -2603,11 +2165,10 @@
             <w:r>
               <w:rPr>
                 <w:rFonts w:ascii="Calibri" w:hAnsi="Calibri" w:cs="Tahoma"/>
-                <w:noProof/>
-                <w:sz w:val="18"/>
-                <w:szCs w:val="18"/>
-              </w:rPr>
-              <w:t>{{ contactados_2_nome }}</w:t>
+                <w:sz w:val="18"/>
+                <w:szCs w:val="18"/>
+              </w:rPr>
+              <w:t>primeiro e último nome</w:t>
             </w:r>
             <w:r>
               <w:rPr>
@@ -2669,39 +2230,34 @@
             <w:r>
               <w:rPr>
                 <w:rFonts w:ascii="Calibri" w:hAnsi="Calibri" w:cs="Calibri"/>
-                <w:noProof/>
-                <w:color w:val="000000"/>
-              </w:rPr>
-              <w:t> </w:t>
-            </w:r>
-            <w:r>
-              <w:rPr>
-                <w:rFonts w:ascii="Calibri" w:hAnsi="Calibri" w:cs="Calibri"/>
-                <w:noProof/>
-                <w:color w:val="000000"/>
-              </w:rPr>
-              <w:t> </w:t>
-            </w:r>
-            <w:r>
-              <w:rPr>
-                <w:rFonts w:ascii="Calibri" w:hAnsi="Calibri" w:cs="Calibri"/>
-                <w:noProof/>
-                <w:color w:val="000000"/>
-              </w:rPr>
-              <w:t> </w:t>
-            </w:r>
-            <w:r>
-              <w:rPr>
-                <w:rFonts w:ascii="Calibri" w:hAnsi="Calibri" w:cs="Calibri"/>
-                <w:noProof/>
-                <w:color w:val="000000"/>
-              </w:rPr>
-              <w:t> </w:t>
-            </w:r>
-            <w:r>
-              <w:rPr>
-                <w:rFonts w:ascii="Calibri" w:hAnsi="Calibri" w:cs="Calibri"/>
-                <w:noProof/>
+                <w:color w:val="000000"/>
+              </w:rPr>
+              <w:t> </w:t>
+            </w:r>
+            <w:r>
+              <w:rPr>
+                <w:rFonts w:ascii="Calibri" w:hAnsi="Calibri" w:cs="Calibri"/>
+                <w:color w:val="000000"/>
+              </w:rPr>
+              <w:t> </w:t>
+            </w:r>
+            <w:r>
+              <w:rPr>
+                <w:rFonts w:ascii="Calibri" w:hAnsi="Calibri" w:cs="Calibri"/>
+                <w:color w:val="000000"/>
+              </w:rPr>
+              <w:t> </w:t>
+            </w:r>
+            <w:r>
+              <w:rPr>
+                <w:rFonts w:ascii="Calibri" w:hAnsi="Calibri" w:cs="Calibri"/>
+                <w:color w:val="000000"/>
+              </w:rPr>
+              <w:t> </w:t>
+            </w:r>
+            <w:r>
+              <w:rPr>
+                <w:rFonts w:ascii="Calibri" w:hAnsi="Calibri" w:cs="Calibri"/>
                 <w:color w:val="000000"/>
               </w:rPr>
               <w:t> </w:t>
@@ -2744,7 +2300,7 @@
             <w:tcW w:w="3078" w:type="dxa"/>
             <w:gridSpan w:val="2"/>
             <w:noWrap/>
-            <w:vAlign w:val="bottom"/>
+            <w:vAlign w:val="center"/>
             <w:hideMark/>
           </w:tcPr>
           <w:p>
@@ -2889,7 +2445,7 @@
             <w:tcW w:w="2693" w:type="dxa"/>
             <w:gridSpan w:val="3"/>
             <w:noWrap/>
-            <w:vAlign w:val="bottom"/>
+            <w:vAlign w:val="center"/>
             <w:hideMark/>
           </w:tcPr>
           <w:p>
@@ -2912,7 +2468,7 @@
                   <w:enabled/>
                   <w:calcOnExit w:val="0"/>
                   <w:textInput>
-                    <w:default w:val="{{ contactados_3_nome }}"/>
+                    <w:default w:val="primeiro e último nome"/>
                     <w:maxLength w:val="35"/>
                   </w:textInput>
                 </w:ffData>
@@ -2948,7 +2504,7 @@
                 <w:sz w:val="18"/>
                 <w:szCs w:val="18"/>
               </w:rPr>
-              <w:t>{{ contactados_3_nome }}</w:t>
+              <w:t>primeiro e último nome</w:t>
             </w:r>
             <w:r>
               <w:rPr>
@@ -3085,7 +2641,7 @@
             <w:tcW w:w="3078" w:type="dxa"/>
             <w:gridSpan w:val="2"/>
             <w:noWrap/>
-            <w:vAlign w:val="bottom"/>
+            <w:vAlign w:val="center"/>
             <w:hideMark/>
           </w:tcPr>
           <w:p>
@@ -3136,13 +2692,15 @@
             <w:r>
               <w:rPr>
                 <w:rFonts w:ascii="Calibri" w:hAnsi="Calibri" w:cs="Calibri"/>
-                <w:color w:val="000000"/>
-              </w:rPr>
-              <w:t> </w:t>
-            </w:r>
-            <w:r>
-              <w:rPr>
-                <w:rFonts w:ascii="Calibri" w:hAnsi="Calibri" w:cs="Calibri"/>
+                <w:noProof/>
+                <w:color w:val="000000"/>
+              </w:rPr>
+              <w:t> </w:t>
+            </w:r>
+            <w:r>
+              <w:rPr>
+                <w:rFonts w:ascii="Calibri" w:hAnsi="Calibri" w:cs="Calibri"/>
+                <w:noProof/>
                 <w:color w:val="000000"/>
               </w:rPr>
               <w:t> </w:t>
@@ -3201,13 +2759,15 @@
             <w:r>
               <w:rPr>
                 <w:rFonts w:ascii="Calibri" w:hAnsi="Calibri" w:cs="Calibri"/>
-                <w:color w:val="000000"/>
-              </w:rPr>
-              <w:t> </w:t>
-            </w:r>
-            <w:r>
-              <w:rPr>
-                <w:rFonts w:ascii="Calibri" w:hAnsi="Calibri" w:cs="Calibri"/>
+                <w:noProof/>
+                <w:color w:val="000000"/>
+              </w:rPr>
+              <w:t> </w:t>
+            </w:r>
+            <w:r>
+              <w:rPr>
+                <w:rFonts w:ascii="Calibri" w:hAnsi="Calibri" w:cs="Calibri"/>
+                <w:noProof/>
                 <w:color w:val="000000"/>
               </w:rPr>
               <w:t> </w:t>
@@ -3226,7 +2786,7 @@
             <w:tcW w:w="2693" w:type="dxa"/>
             <w:gridSpan w:val="3"/>
             <w:noWrap/>
-            <w:vAlign w:val="bottom"/>
+            <w:vAlign w:val="center"/>
             <w:hideMark/>
           </w:tcPr>
           <w:p>
@@ -3249,7 +2809,7 @@
                   <w:enabled/>
                   <w:calcOnExit w:val="0"/>
                   <w:textInput>
-                    <w:default w:val="{{ contactados_4_nome }}"/>
+                    <w:default w:val="primeiro e último nome"/>
                     <w:maxLength w:val="35"/>
                   </w:textInput>
                 </w:ffData>
@@ -3281,10 +2841,11 @@
             <w:r>
               <w:rPr>
                 <w:rFonts w:ascii="Calibri" w:hAnsi="Calibri" w:cs="Tahoma"/>
-                <w:sz w:val="18"/>
-                <w:szCs w:val="18"/>
-              </w:rPr>
-              <w:t>{{ contactados_4_nome }}</w:t>
+                <w:noProof/>
+                <w:sz w:val="18"/>
+                <w:szCs w:val="18"/>
+              </w:rPr>
+              <w:t>primeiro e último nome</w:t>
             </w:r>
             <w:r>
               <w:rPr>
@@ -3346,34 +2907,39 @@
             <w:r>
               <w:rPr>
                 <w:rFonts w:ascii="Calibri" w:hAnsi="Calibri" w:cs="Calibri"/>
-                <w:color w:val="000000"/>
-              </w:rPr>
-              <w:t> </w:t>
-            </w:r>
-            <w:r>
-              <w:rPr>
-                <w:rFonts w:ascii="Calibri" w:hAnsi="Calibri" w:cs="Calibri"/>
-                <w:color w:val="000000"/>
-              </w:rPr>
-              <w:t> </w:t>
-            </w:r>
-            <w:r>
-              <w:rPr>
-                <w:rFonts w:ascii="Calibri" w:hAnsi="Calibri" w:cs="Calibri"/>
-                <w:color w:val="000000"/>
-              </w:rPr>
-              <w:t> </w:t>
-            </w:r>
-            <w:r>
-              <w:rPr>
-                <w:rFonts w:ascii="Calibri" w:hAnsi="Calibri" w:cs="Calibri"/>
-                <w:color w:val="000000"/>
-              </w:rPr>
-              <w:t> </w:t>
-            </w:r>
-            <w:r>
-              <w:rPr>
-                <w:rFonts w:ascii="Calibri" w:hAnsi="Calibri" w:cs="Calibri"/>
+                <w:noProof/>
+                <w:color w:val="000000"/>
+              </w:rPr>
+              <w:t> </w:t>
+            </w:r>
+            <w:r>
+              <w:rPr>
+                <w:rFonts w:ascii="Calibri" w:hAnsi="Calibri" w:cs="Calibri"/>
+                <w:noProof/>
+                <w:color w:val="000000"/>
+              </w:rPr>
+              <w:t> </w:t>
+            </w:r>
+            <w:r>
+              <w:rPr>
+                <w:rFonts w:ascii="Calibri" w:hAnsi="Calibri" w:cs="Calibri"/>
+                <w:noProof/>
+                <w:color w:val="000000"/>
+              </w:rPr>
+              <w:t> </w:t>
+            </w:r>
+            <w:r>
+              <w:rPr>
+                <w:rFonts w:ascii="Calibri" w:hAnsi="Calibri" w:cs="Calibri"/>
+                <w:noProof/>
+                <w:color w:val="000000"/>
+              </w:rPr>
+              <w:t> </w:t>
+            </w:r>
+            <w:r>
+              <w:rPr>
+                <w:rFonts w:ascii="Calibri" w:hAnsi="Calibri" w:cs="Calibri"/>
+                <w:noProof/>
                 <w:color w:val="000000"/>
               </w:rPr>
               <w:t> </w:t>
@@ -3416,7 +2982,7 @@
             <w:tcW w:w="3078" w:type="dxa"/>
             <w:gridSpan w:val="2"/>
             <w:noWrap/>
-            <w:vAlign w:val="bottom"/>
+            <w:vAlign w:val="center"/>
             <w:hideMark/>
           </w:tcPr>
           <w:p>
@@ -3467,15 +3033,13 @@
             <w:r>
               <w:rPr>
                 <w:rFonts w:ascii="Calibri" w:hAnsi="Calibri" w:cs="Calibri"/>
-                <w:noProof/>
-                <w:color w:val="000000"/>
-              </w:rPr>
-              <w:t> </w:t>
-            </w:r>
-            <w:r>
-              <w:rPr>
-                <w:rFonts w:ascii="Calibri" w:hAnsi="Calibri" w:cs="Calibri"/>
-                <w:noProof/>
+                <w:color w:val="000000"/>
+              </w:rPr>
+              <w:t> </w:t>
+            </w:r>
+            <w:r>
+              <w:rPr>
+                <w:rFonts w:ascii="Calibri" w:hAnsi="Calibri" w:cs="Calibri"/>
                 <w:color w:val="000000"/>
               </w:rPr>
               <w:t> </w:t>
@@ -3534,15 +3098,13 @@
             <w:r>
               <w:rPr>
                 <w:rFonts w:ascii="Calibri" w:hAnsi="Calibri" w:cs="Calibri"/>
-                <w:noProof/>
-                <w:color w:val="000000"/>
-              </w:rPr>
-              <w:t> </w:t>
-            </w:r>
-            <w:r>
-              <w:rPr>
-                <w:rFonts w:ascii="Calibri" w:hAnsi="Calibri" w:cs="Calibri"/>
-                <w:noProof/>
+                <w:color w:val="000000"/>
+              </w:rPr>
+              <w:t> </w:t>
+            </w:r>
+            <w:r>
+              <w:rPr>
+                <w:rFonts w:ascii="Calibri" w:hAnsi="Calibri" w:cs="Calibri"/>
                 <w:color w:val="000000"/>
               </w:rPr>
               <w:t> </w:t>
@@ -3561,7 +3123,7 @@
             <w:tcW w:w="2693" w:type="dxa"/>
             <w:gridSpan w:val="3"/>
             <w:noWrap/>
-            <w:vAlign w:val="bottom"/>
+            <w:vAlign w:val="center"/>
             <w:hideMark/>
           </w:tcPr>
           <w:p>
@@ -3584,7 +3146,7 @@
                   <w:enabled/>
                   <w:calcOnExit w:val="0"/>
                   <w:textInput>
-                    <w:default w:val="{{ contactados_5_nome }}"/>
+                    <w:default w:val="primeiro e último nome"/>
                     <w:maxLength w:val="35"/>
                   </w:textInput>
                 </w:ffData>
@@ -3616,11 +3178,10 @@
             <w:r>
               <w:rPr>
                 <w:rFonts w:ascii="Calibri" w:hAnsi="Calibri" w:cs="Tahoma"/>
-                <w:noProof/>
-                <w:sz w:val="18"/>
-                <w:szCs w:val="18"/>
-              </w:rPr>
-              <w:t>{{ contactados_5_nome }}</w:t>
+                <w:sz w:val="18"/>
+                <w:szCs w:val="18"/>
+              </w:rPr>
+              <w:t>primeiro e último nome</w:t>
             </w:r>
             <w:r>
               <w:rPr>
@@ -3682,39 +3243,34 @@
             <w:r>
               <w:rPr>
                 <w:rFonts w:ascii="Calibri" w:hAnsi="Calibri" w:cs="Calibri"/>
-                <w:noProof/>
-                <w:color w:val="000000"/>
-              </w:rPr>
-              <w:t> </w:t>
-            </w:r>
-            <w:r>
-              <w:rPr>
-                <w:rFonts w:ascii="Calibri" w:hAnsi="Calibri" w:cs="Calibri"/>
-                <w:noProof/>
-                <w:color w:val="000000"/>
-              </w:rPr>
-              <w:t> </w:t>
-            </w:r>
-            <w:r>
-              <w:rPr>
-                <w:rFonts w:ascii="Calibri" w:hAnsi="Calibri" w:cs="Calibri"/>
-                <w:noProof/>
-                <w:color w:val="000000"/>
-              </w:rPr>
-              <w:t> </w:t>
-            </w:r>
-            <w:r>
-              <w:rPr>
-                <w:rFonts w:ascii="Calibri" w:hAnsi="Calibri" w:cs="Calibri"/>
-                <w:noProof/>
-                <w:color w:val="000000"/>
-              </w:rPr>
-              <w:t> </w:t>
-            </w:r>
-            <w:r>
-              <w:rPr>
-                <w:rFonts w:ascii="Calibri" w:hAnsi="Calibri" w:cs="Calibri"/>
-                <w:noProof/>
+                <w:color w:val="000000"/>
+              </w:rPr>
+              <w:t> </w:t>
+            </w:r>
+            <w:r>
+              <w:rPr>
+                <w:rFonts w:ascii="Calibri" w:hAnsi="Calibri" w:cs="Calibri"/>
+                <w:color w:val="000000"/>
+              </w:rPr>
+              <w:t> </w:t>
+            </w:r>
+            <w:r>
+              <w:rPr>
+                <w:rFonts w:ascii="Calibri" w:hAnsi="Calibri" w:cs="Calibri"/>
+                <w:color w:val="000000"/>
+              </w:rPr>
+              <w:t> </w:t>
+            </w:r>
+            <w:r>
+              <w:rPr>
+                <w:rFonts w:ascii="Calibri" w:hAnsi="Calibri" w:cs="Calibri"/>
+                <w:color w:val="000000"/>
+              </w:rPr>
+              <w:t> </w:t>
+            </w:r>
+            <w:r>
+              <w:rPr>
+                <w:rFonts w:ascii="Calibri" w:hAnsi="Calibri" w:cs="Calibri"/>
                 <w:color w:val="000000"/>
               </w:rPr>
               <w:t> </w:t>
@@ -3757,7 +3313,7 @@
             <w:tcW w:w="3078" w:type="dxa"/>
             <w:gridSpan w:val="2"/>
             <w:noWrap/>
-            <w:vAlign w:val="bottom"/>
+            <w:vAlign w:val="center"/>
             <w:hideMark/>
           </w:tcPr>
           <w:p>
@@ -3808,13 +3364,15 @@
             <w:r>
               <w:rPr>
                 <w:rFonts w:ascii="Calibri" w:hAnsi="Calibri" w:cs="Calibri"/>
-                <w:color w:val="000000"/>
-              </w:rPr>
-              <w:t> </w:t>
-            </w:r>
-            <w:r>
-              <w:rPr>
-                <w:rFonts w:ascii="Calibri" w:hAnsi="Calibri" w:cs="Calibri"/>
+                <w:noProof/>
+                <w:color w:val="000000"/>
+              </w:rPr>
+              <w:t> </w:t>
+            </w:r>
+            <w:r>
+              <w:rPr>
+                <w:rFonts w:ascii="Calibri" w:hAnsi="Calibri" w:cs="Calibri"/>
+                <w:noProof/>
                 <w:color w:val="000000"/>
               </w:rPr>
               <w:t> </w:t>
@@ -3873,13 +3431,15 @@
             <w:r>
               <w:rPr>
                 <w:rFonts w:ascii="Calibri" w:hAnsi="Calibri" w:cs="Calibri"/>
-                <w:color w:val="000000"/>
-              </w:rPr>
-              <w:t> </w:t>
-            </w:r>
-            <w:r>
-              <w:rPr>
-                <w:rFonts w:ascii="Calibri" w:hAnsi="Calibri" w:cs="Calibri"/>
+                <w:noProof/>
+                <w:color w:val="000000"/>
+              </w:rPr>
+              <w:t> </w:t>
+            </w:r>
+            <w:r>
+              <w:rPr>
+                <w:rFonts w:ascii="Calibri" w:hAnsi="Calibri" w:cs="Calibri"/>
+                <w:noProof/>
                 <w:color w:val="000000"/>
               </w:rPr>
               <w:t> </w:t>
@@ -3898,7 +3458,7 @@
             <w:tcW w:w="2693" w:type="dxa"/>
             <w:gridSpan w:val="3"/>
             <w:noWrap/>
-            <w:vAlign w:val="bottom"/>
+            <w:vAlign w:val="center"/>
             <w:hideMark/>
           </w:tcPr>
           <w:p>
@@ -3921,7 +3481,7 @@
                   <w:enabled/>
                   <w:calcOnExit w:val="0"/>
                   <w:textInput>
-                    <w:default w:val="{{ contactados_6_nome }}"/>
+                    <w:default w:val="primeiro e último nome"/>
                     <w:maxLength w:val="35"/>
                   </w:textInput>
                 </w:ffData>
@@ -3957,7 +3517,7 @@
                 <w:sz w:val="18"/>
                 <w:szCs w:val="18"/>
               </w:rPr>
-              <w:t>{{ contactados_6_nome }}</w:t>
+              <w:t>primeiro e último nome</w:t>
             </w:r>
             <w:r>
               <w:rPr>
@@ -4019,34 +3579,39 @@
             <w:r>
               <w:rPr>
                 <w:rFonts w:ascii="Calibri" w:hAnsi="Calibri" w:cs="Calibri"/>
-                <w:color w:val="000000"/>
-              </w:rPr>
-              <w:t> </w:t>
-            </w:r>
-            <w:r>
-              <w:rPr>
-                <w:rFonts w:ascii="Calibri" w:hAnsi="Calibri" w:cs="Calibri"/>
-                <w:color w:val="000000"/>
-              </w:rPr>
-              <w:t> </w:t>
-            </w:r>
-            <w:r>
-              <w:rPr>
-                <w:rFonts w:ascii="Calibri" w:hAnsi="Calibri" w:cs="Calibri"/>
-                <w:color w:val="000000"/>
-              </w:rPr>
-              <w:t> </w:t>
-            </w:r>
-            <w:r>
-              <w:rPr>
-                <w:rFonts w:ascii="Calibri" w:hAnsi="Calibri" w:cs="Calibri"/>
-                <w:color w:val="000000"/>
-              </w:rPr>
-              <w:t> </w:t>
-            </w:r>
-            <w:r>
-              <w:rPr>
-                <w:rFonts w:ascii="Calibri" w:hAnsi="Calibri" w:cs="Calibri"/>
+                <w:noProof/>
+                <w:color w:val="000000"/>
+              </w:rPr>
+              <w:t> </w:t>
+            </w:r>
+            <w:r>
+              <w:rPr>
+                <w:rFonts w:ascii="Calibri" w:hAnsi="Calibri" w:cs="Calibri"/>
+                <w:noProof/>
+                <w:color w:val="000000"/>
+              </w:rPr>
+              <w:t> </w:t>
+            </w:r>
+            <w:r>
+              <w:rPr>
+                <w:rFonts w:ascii="Calibri" w:hAnsi="Calibri" w:cs="Calibri"/>
+                <w:noProof/>
+                <w:color w:val="000000"/>
+              </w:rPr>
+              <w:t> </w:t>
+            </w:r>
+            <w:r>
+              <w:rPr>
+                <w:rFonts w:ascii="Calibri" w:hAnsi="Calibri" w:cs="Calibri"/>
+                <w:noProof/>
+                <w:color w:val="000000"/>
+              </w:rPr>
+              <w:t> </w:t>
+            </w:r>
+            <w:r>
+              <w:rPr>
+                <w:rFonts w:ascii="Calibri" w:hAnsi="Calibri" w:cs="Calibri"/>
+                <w:noProof/>
                 <w:color w:val="000000"/>
               </w:rPr>
               <w:t> </w:t>
@@ -4089,7 +3654,7 @@
             <w:tcW w:w="3078" w:type="dxa"/>
             <w:gridSpan w:val="2"/>
             <w:noWrap/>
-            <w:vAlign w:val="bottom"/>
+            <w:vAlign w:val="center"/>
             <w:hideMark/>
           </w:tcPr>
           <w:p>
@@ -4230,7 +3795,7 @@
             <w:tcW w:w="2693" w:type="dxa"/>
             <w:gridSpan w:val="3"/>
             <w:noWrap/>
-            <w:vAlign w:val="bottom"/>
+            <w:vAlign w:val="center"/>
             <w:hideMark/>
           </w:tcPr>
           <w:p>
@@ -4253,7 +3818,7 @@
                   <w:enabled/>
                   <w:calcOnExit w:val="0"/>
                   <w:textInput>
-                    <w:default w:val="{{ contactados_7_nome }}"/>
+                    <w:default w:val="primeiro e último nome"/>
                     <w:maxLength w:val="35"/>
                   </w:textInput>
                 </w:ffData>
@@ -4289,7 +3854,7 @@
                 <w:sz w:val="18"/>
                 <w:szCs w:val="18"/>
               </w:rPr>
-              <w:t>{{ contactados_7_nome }}</w:t>
+              <w:t>primeiro e último nome</w:t>
             </w:r>
             <w:r>
               <w:rPr>
@@ -4351,39 +3916,34 @@
             <w:r>
               <w:rPr>
                 <w:rFonts w:ascii="Calibri" w:hAnsi="Calibri" w:cs="Calibri"/>
-                <w:noProof/>
-                <w:color w:val="000000"/>
-              </w:rPr>
-              <w:t> </w:t>
-            </w:r>
-            <w:r>
-              <w:rPr>
-                <w:rFonts w:ascii="Calibri" w:hAnsi="Calibri" w:cs="Calibri"/>
-                <w:noProof/>
-                <w:color w:val="000000"/>
-              </w:rPr>
-              <w:t> </w:t>
-            </w:r>
-            <w:r>
-              <w:rPr>
-                <w:rFonts w:ascii="Calibri" w:hAnsi="Calibri" w:cs="Calibri"/>
-                <w:noProof/>
-                <w:color w:val="000000"/>
-              </w:rPr>
-              <w:t> </w:t>
-            </w:r>
-            <w:r>
-              <w:rPr>
-                <w:rFonts w:ascii="Calibri" w:hAnsi="Calibri" w:cs="Calibri"/>
-                <w:noProof/>
-                <w:color w:val="000000"/>
-              </w:rPr>
-              <w:t> </w:t>
-            </w:r>
-            <w:r>
-              <w:rPr>
-                <w:rFonts w:ascii="Calibri" w:hAnsi="Calibri" w:cs="Calibri"/>
-                <w:noProof/>
+                <w:color w:val="000000"/>
+              </w:rPr>
+              <w:t> </w:t>
+            </w:r>
+            <w:r>
+              <w:rPr>
+                <w:rFonts w:ascii="Calibri" w:hAnsi="Calibri" w:cs="Calibri"/>
+                <w:color w:val="000000"/>
+              </w:rPr>
+              <w:t> </w:t>
+            </w:r>
+            <w:r>
+              <w:rPr>
+                <w:rFonts w:ascii="Calibri" w:hAnsi="Calibri" w:cs="Calibri"/>
+                <w:color w:val="000000"/>
+              </w:rPr>
+              <w:t> </w:t>
+            </w:r>
+            <w:r>
+              <w:rPr>
+                <w:rFonts w:ascii="Calibri" w:hAnsi="Calibri" w:cs="Calibri"/>
+                <w:color w:val="000000"/>
+              </w:rPr>
+              <w:t> </w:t>
+            </w:r>
+            <w:r>
+              <w:rPr>
+                <w:rFonts w:ascii="Calibri" w:hAnsi="Calibri" w:cs="Calibri"/>
                 <w:color w:val="000000"/>
               </w:rPr>
               <w:t> </w:t>
@@ -4426,7 +3986,7 @@
             <w:tcW w:w="3078" w:type="dxa"/>
             <w:gridSpan w:val="2"/>
             <w:noWrap/>
-            <w:vAlign w:val="bottom"/>
+            <w:vAlign w:val="center"/>
             <w:hideMark/>
           </w:tcPr>
           <w:p>
@@ -4477,15 +4037,13 @@
             <w:r>
               <w:rPr>
                 <w:rFonts w:ascii="Calibri" w:hAnsi="Calibri" w:cs="Calibri"/>
-                <w:noProof/>
-                <w:color w:val="000000"/>
-              </w:rPr>
-              <w:t> </w:t>
-            </w:r>
-            <w:r>
-              <w:rPr>
-                <w:rFonts w:ascii="Calibri" w:hAnsi="Calibri" w:cs="Calibri"/>
-                <w:noProof/>
+                <w:color w:val="000000"/>
+              </w:rPr>
+              <w:t> </w:t>
+            </w:r>
+            <w:r>
+              <w:rPr>
+                <w:rFonts w:ascii="Calibri" w:hAnsi="Calibri" w:cs="Calibri"/>
                 <w:color w:val="000000"/>
               </w:rPr>
               <w:t> </w:t>
@@ -4544,15 +4102,13 @@
             <w:r>
               <w:rPr>
                 <w:rFonts w:ascii="Calibri" w:hAnsi="Calibri" w:cs="Calibri"/>
-                <w:noProof/>
-                <w:color w:val="000000"/>
-              </w:rPr>
-              <w:t> </w:t>
-            </w:r>
-            <w:r>
-              <w:rPr>
-                <w:rFonts w:ascii="Calibri" w:hAnsi="Calibri" w:cs="Calibri"/>
-                <w:noProof/>
+                <w:color w:val="000000"/>
+              </w:rPr>
+              <w:t> </w:t>
+            </w:r>
+            <w:r>
+              <w:rPr>
+                <w:rFonts w:ascii="Calibri" w:hAnsi="Calibri" w:cs="Calibri"/>
                 <w:color w:val="000000"/>
               </w:rPr>
               <w:t> </w:t>
@@ -4571,7 +4127,7 @@
             <w:tcW w:w="2693" w:type="dxa"/>
             <w:gridSpan w:val="3"/>
             <w:noWrap/>
-            <w:vAlign w:val="bottom"/>
+            <w:vAlign w:val="center"/>
             <w:hideMark/>
           </w:tcPr>
           <w:p>
@@ -4594,7 +4150,7 @@
                   <w:enabled/>
                   <w:calcOnExit w:val="0"/>
                   <w:textInput>
-                    <w:default w:val="{{ contactados_8_nome }}"/>
+                    <w:default w:val="primeiro e último nome"/>
                     <w:maxLength w:val="35"/>
                   </w:textInput>
                 </w:ffData>
@@ -4630,7 +4186,7 @@
                 <w:sz w:val="18"/>
                 <w:szCs w:val="18"/>
               </w:rPr>
-              <w:t>{{ contactados_8_nome }}</w:t>
+              <w:t>primeiro e último nome</w:t>
             </w:r>
             <w:r>
               <w:rPr>
@@ -4747,7 +4303,7 @@
         <w:tc>
           <w:tcPr>
             <w:tcW w:w="2304" w:type="dxa"/>
-            <w:vMerge w:val="restart"/>
+            <w:vMerge/>
             <w:noWrap/>
             <w:vAlign w:val="center"/>
             <w:hideMark/>
@@ -4760,13 +4316,6 @@
                 <w:color w:val="000000"/>
               </w:rPr>
             </w:pPr>
-            <w:r>
-              <w:rPr>
-                <w:rFonts w:ascii="Calibri" w:hAnsi="Calibri" w:cs="Calibri"/>
-                <w:color w:val="000000"/>
-              </w:rPr>
-              <w:t>Expediente efetuado:</w:t>
-            </w:r>
           </w:p>
         </w:tc>
         <w:tc>
@@ -4774,7 +4323,7 @@
             <w:tcW w:w="3078" w:type="dxa"/>
             <w:gridSpan w:val="2"/>
             <w:noWrap/>
-            <w:vAlign w:val="bottom"/>
+            <w:vAlign w:val="center"/>
             <w:hideMark/>
           </w:tcPr>
           <w:p>
@@ -4790,17 +4339,210 @@
                 <w:rFonts w:ascii="Calibri" w:hAnsi="Calibri" w:cs="Calibri"/>
                 <w:color w:val="000000"/>
               </w:rPr>
-              <w:t>NPP:</w:t>
-            </w:r>
-          </w:p>
-        </w:tc>
-        <w:tc>
-          <w:tcPr>
-            <w:tcW w:w="1729" w:type="dxa"/>
+              <w:fldChar w:fldCharType="begin">
+                <w:ffData>
+                  <w:name w:val="Texto11"/>
+                  <w:enabled/>
+                  <w:calcOnExit w:val="0"/>
+                  <w:textInput>
+                    <w:type w:val="number"/>
+                    <w:maxLength w:val="2"/>
+                  </w:textInput>
+                </w:ffData>
+              </w:fldChar>
+            </w:r>
+            <w:r>
+              <w:rPr>
+                <w:rFonts w:ascii="Calibri" w:hAnsi="Calibri" w:cs="Calibri"/>
+                <w:color w:val="000000"/>
+              </w:rPr>
+              <w:instrText xml:space="preserve"> FORMTEXT </w:instrText>
+            </w:r>
+            <w:r>
+              <w:rPr>
+                <w:rFonts w:ascii="Calibri" w:hAnsi="Calibri" w:cs="Calibri"/>
+                <w:color w:val="000000"/>
+              </w:rPr>
+            </w:r>
+            <w:r>
+              <w:rPr>
+                <w:rFonts w:ascii="Calibri" w:hAnsi="Calibri" w:cs="Calibri"/>
+                <w:color w:val="000000"/>
+              </w:rPr>
+              <w:fldChar w:fldCharType="separate"/>
+            </w:r>
+            <w:r>
+              <w:rPr>
+                <w:rFonts w:ascii="Calibri" w:hAnsi="Calibri" w:cs="Calibri"/>
+                <w:noProof/>
+                <w:color w:val="000000"/>
+              </w:rPr>
+              <w:t> </w:t>
+            </w:r>
+            <w:r>
+              <w:rPr>
+                <w:rFonts w:ascii="Calibri" w:hAnsi="Calibri" w:cs="Calibri"/>
+                <w:noProof/>
+                <w:color w:val="000000"/>
+              </w:rPr>
+              <w:t> </w:t>
+            </w:r>
+            <w:r>
+              <w:rPr>
+                <w:rFonts w:ascii="Calibri" w:hAnsi="Calibri" w:cs="Calibri"/>
+                <w:color w:val="000000"/>
+              </w:rPr>
+              <w:fldChar w:fldCharType="end"/>
+            </w:r>
+            <w:r>
+              <w:rPr>
+                <w:rFonts w:ascii="Calibri" w:hAnsi="Calibri" w:cs="Calibri"/>
+                <w:color w:val="000000"/>
+              </w:rPr>
+              <w:t>H</w:t>
+            </w:r>
+            <w:r>
+              <w:rPr>
+                <w:rFonts w:ascii="Calibri" w:hAnsi="Calibri" w:cs="Calibri"/>
+                <w:color w:val="000000"/>
+              </w:rPr>
+              <w:fldChar w:fldCharType="begin">
+                <w:ffData>
+                  <w:name w:val="Texto11"/>
+                  <w:enabled/>
+                  <w:calcOnExit w:val="0"/>
+                  <w:textInput>
+                    <w:type w:val="number"/>
+                    <w:maxLength w:val="2"/>
+                  </w:textInput>
+                </w:ffData>
+              </w:fldChar>
+            </w:r>
+            <w:r>
+              <w:rPr>
+                <w:rFonts w:ascii="Calibri" w:hAnsi="Calibri" w:cs="Calibri"/>
+                <w:color w:val="000000"/>
+              </w:rPr>
+              <w:instrText xml:space="preserve"> FORMTEXT </w:instrText>
+            </w:r>
+            <w:r>
+              <w:rPr>
+                <w:rFonts w:ascii="Calibri" w:hAnsi="Calibri" w:cs="Calibri"/>
+                <w:color w:val="000000"/>
+              </w:rPr>
+            </w:r>
+            <w:r>
+              <w:rPr>
+                <w:rFonts w:ascii="Calibri" w:hAnsi="Calibri" w:cs="Calibri"/>
+                <w:color w:val="000000"/>
+              </w:rPr>
+              <w:fldChar w:fldCharType="separate"/>
+            </w:r>
+            <w:r>
+              <w:rPr>
+                <w:rFonts w:ascii="Calibri" w:hAnsi="Calibri" w:cs="Calibri"/>
+                <w:noProof/>
+                <w:color w:val="000000"/>
+              </w:rPr>
+              <w:t> </w:t>
+            </w:r>
+            <w:r>
+              <w:rPr>
+                <w:rFonts w:ascii="Calibri" w:hAnsi="Calibri" w:cs="Calibri"/>
+                <w:noProof/>
+                <w:color w:val="000000"/>
+              </w:rPr>
+              <w:t> </w:t>
+            </w:r>
+            <w:r>
+              <w:rPr>
+                <w:rFonts w:ascii="Calibri" w:hAnsi="Calibri" w:cs="Calibri"/>
+                <w:color w:val="000000"/>
+              </w:rPr>
+              <w:fldChar w:fldCharType="end"/>
+            </w:r>
+          </w:p>
+        </w:tc>
+        <w:tc>
+          <w:tcPr>
+            <w:tcW w:w="2693" w:type="dxa"/>
+            <w:gridSpan w:val="3"/>
+            <w:noWrap/>
+            <w:vAlign w:val="center"/>
+            <w:hideMark/>
+          </w:tcPr>
+          <w:p>
+            <w:pPr>
+              <w:jc w:val="center"/>
+              <w:rPr>
+                <w:rFonts w:ascii="Calibri" w:hAnsi="Calibri" w:cs="Calibri"/>
+                <w:color w:val="000000"/>
+              </w:rPr>
+            </w:pPr>
+            <w:r>
+              <w:rPr>
+                <w:rFonts w:ascii="Calibri" w:hAnsi="Calibri" w:cs="Tahoma"/>
+                <w:sz w:val="18"/>
+                <w:szCs w:val="18"/>
+              </w:rPr>
+              <w:fldChar w:fldCharType="begin">
+                <w:ffData>
+                  <w:name w:val="Texto1"/>
+                  <w:enabled/>
+                  <w:calcOnExit w:val="0"/>
+                  <w:textInput>
+                    <w:default w:val="primeiro e último nome"/>
+                    <w:maxLength w:val="35"/>
+                  </w:textInput>
+                </w:ffData>
+              </w:fldChar>
+            </w:r>
+            <w:r>
+              <w:rPr>
+                <w:rFonts w:ascii="Calibri" w:hAnsi="Calibri" w:cs="Tahoma"/>
+                <w:sz w:val="18"/>
+                <w:szCs w:val="18"/>
+              </w:rPr>
+              <w:instrText xml:space="preserve"> FORMTEXT </w:instrText>
+            </w:r>
+            <w:r>
+              <w:rPr>
+                <w:rFonts w:ascii="Calibri" w:hAnsi="Calibri" w:cs="Tahoma"/>
+                <w:sz w:val="18"/>
+                <w:szCs w:val="18"/>
+              </w:rPr>
+            </w:r>
+            <w:r>
+              <w:rPr>
+                <w:rFonts w:ascii="Calibri" w:hAnsi="Calibri" w:cs="Tahoma"/>
+                <w:sz w:val="18"/>
+                <w:szCs w:val="18"/>
+              </w:rPr>
+              <w:fldChar w:fldCharType="separate"/>
+            </w:r>
+            <w:r>
+              <w:rPr>
+                <w:rFonts w:ascii="Calibri" w:hAnsi="Calibri" w:cs="Tahoma"/>
+                <w:noProof/>
+                <w:sz w:val="18"/>
+                <w:szCs w:val="18"/>
+              </w:rPr>
+              <w:t>primeiro e último nome</w:t>
+            </w:r>
+            <w:r>
+              <w:rPr>
+                <w:rFonts w:ascii="Calibri" w:hAnsi="Calibri" w:cs="Tahoma"/>
+                <w:sz w:val="18"/>
+                <w:szCs w:val="18"/>
+              </w:rPr>
+              <w:fldChar w:fldCharType="end"/>
+            </w:r>
+          </w:p>
+        </w:tc>
+        <w:tc>
+          <w:tcPr>
+            <w:tcW w:w="2381" w:type="dxa"/>
             <w:gridSpan w:val="2"/>
-            <w:noWrap/>
-            <w:vAlign w:val="bottom"/>
-            <w:hideMark/>
           </w:tcPr>
           <w:p>
             <w:pPr>
@@ -4815,29 +4557,81 @@
                 <w:rFonts w:ascii="Calibri" w:hAnsi="Calibri" w:cs="Calibri"/>
                 <w:color w:val="000000"/>
               </w:rPr>
-              <w:t>NUIPC:</w:t>
-            </w:r>
-          </w:p>
-        </w:tc>
-        <w:tc>
-          <w:tcPr>
-            <w:tcW w:w="3345" w:type="dxa"/>
-            <w:gridSpan w:val="3"/>
-          </w:tcPr>
-          <w:p>
-            <w:pPr>
-              <w:jc w:val="center"/>
-              <w:rPr>
-                <w:rFonts w:ascii="Calibri" w:hAnsi="Calibri" w:cs="Calibri"/>
-                <w:color w:val="000000"/>
-              </w:rPr>
-            </w:pPr>
-            <w:r>
-              <w:rPr>
-                <w:rFonts w:ascii="Calibri" w:hAnsi="Calibri" w:cs="Calibri"/>
-                <w:color w:val="000000"/>
-              </w:rPr>
-              <w:t>Tipificação:</w:t>
+              <w:fldChar w:fldCharType="begin">
+                <w:ffData>
+                  <w:name w:val="Texto12"/>
+                  <w:enabled/>
+                  <w:calcOnExit w:val="0"/>
+                  <w:textInput/>
+                </w:ffData>
+              </w:fldChar>
+            </w:r>
+            <w:r>
+              <w:rPr>
+                <w:rFonts w:ascii="Calibri" w:hAnsi="Calibri" w:cs="Calibri"/>
+                <w:color w:val="000000"/>
+              </w:rPr>
+              <w:instrText xml:space="preserve"> FORMTEXT </w:instrText>
+            </w:r>
+            <w:r>
+              <w:rPr>
+                <w:rFonts w:ascii="Calibri" w:hAnsi="Calibri" w:cs="Calibri"/>
+                <w:color w:val="000000"/>
+              </w:rPr>
+            </w:r>
+            <w:r>
+              <w:rPr>
+                <w:rFonts w:ascii="Calibri" w:hAnsi="Calibri" w:cs="Calibri"/>
+                <w:color w:val="000000"/>
+              </w:rPr>
+              <w:fldChar w:fldCharType="separate"/>
+            </w:r>
+            <w:r>
+              <w:rPr>
+                <w:rFonts w:ascii="Calibri" w:hAnsi="Calibri" w:cs="Calibri"/>
+                <w:noProof/>
+                <w:color w:val="000000"/>
+              </w:rPr>
+              <w:t> </w:t>
+            </w:r>
+            <w:r>
+              <w:rPr>
+                <w:rFonts w:ascii="Calibri" w:hAnsi="Calibri" w:cs="Calibri"/>
+                <w:noProof/>
+                <w:color w:val="000000"/>
+              </w:rPr>
+              <w:t> </w:t>
+            </w:r>
+            <w:r>
+              <w:rPr>
+                <w:rFonts w:ascii="Calibri" w:hAnsi="Calibri" w:cs="Calibri"/>
+                <w:noProof/>
+                <w:color w:val="000000"/>
+              </w:rPr>
+              <w:t> </w:t>
+            </w:r>
+            <w:r>
+              <w:rPr>
+                <w:rFonts w:ascii="Calibri" w:hAnsi="Calibri" w:cs="Calibri"/>
+                <w:noProof/>
+                <w:color w:val="000000"/>
+              </w:rPr>
+              <w:t> </w:t>
+            </w:r>
+            <w:r>
+              <w:rPr>
+                <w:rFonts w:ascii="Calibri" w:hAnsi="Calibri" w:cs="Calibri"/>
+                <w:noProof/>
+                <w:color w:val="000000"/>
+              </w:rPr>
+              <w:t> </w:t>
+            </w:r>
+            <w:r>
+              <w:rPr>
+                <w:rFonts w:ascii="Calibri" w:hAnsi="Calibri" w:cs="Calibri"/>
+                <w:color w:val="000000"/>
+              </w:rPr>
+              <w:fldChar w:fldCharType="end"/>
             </w:r>
           </w:p>
         </w:tc>
@@ -4850,18 +4644,27 @@
         <w:tc>
           <w:tcPr>
             <w:tcW w:w="2304" w:type="dxa"/>
-            <w:vMerge/>
+            <w:vMerge w:val="restart"/>
             <w:noWrap/>
-            <w:vAlign w:val="bottom"/>
+            <w:vAlign w:val="center"/>
             <w:hideMark/>
           </w:tcPr>
           <w:p>
             <w:pPr>
-              <w:rPr>
-                <w:rFonts w:ascii="Calibri" w:hAnsi="Calibri" w:cs="Calibri"/>
-                <w:color w:val="000000"/>
-              </w:rPr>
-            </w:pPr>
+              <w:jc w:val="center"/>
+              <w:rPr>
+                <w:rFonts w:ascii="Calibri" w:hAnsi="Calibri" w:cs="Calibri"/>
+                <w:color w:val="000000"/>
+              </w:rPr>
+            </w:pPr>
+            <w:r>
+              <w:rPr>
+                <w:rFonts w:ascii="Calibri" w:hAnsi="Calibri" w:cs="Calibri"/>
+                <w:color w:val="000000"/>
+              </w:rPr>
+              <w:lastRenderedPageBreak/>
+              <w:t>Expediente efetuado:</w:t>
+            </w:r>
           </w:p>
         </w:tc>
         <w:tc>
@@ -4869,12 +4672,23 @@
             <w:tcW w:w="3078" w:type="dxa"/>
             <w:gridSpan w:val="2"/>
             <w:noWrap/>
-            <w:vAlign w:val="bottom"/>
+            <w:vAlign w:val="center"/>
             <w:hideMark/>
           </w:tcPr>
           <w:p>
-            <w:r>
-              <w:t>{{ exp_0_npp }}</w:t>
+            <w:pPr>
+              <w:jc w:val="center"/>
+              <w:rPr>
+                <w:rFonts w:ascii="Calibri" w:hAnsi="Calibri" w:cs="Calibri"/>
+                <w:color w:val="000000"/>
+              </w:rPr>
+            </w:pPr>
+            <w:r>
+              <w:rPr>
+                <w:rFonts w:ascii="Calibri" w:hAnsi="Calibri" w:cs="Calibri"/>
+                <w:color w:val="000000"/>
+              </w:rPr>
+              <w:t>NPP:</w:t>
             </w:r>
           </w:p>
         </w:tc>
@@ -4883,12 +4697,23 @@
             <w:tcW w:w="1729" w:type="dxa"/>
             <w:gridSpan w:val="2"/>
             <w:noWrap/>
-            <w:vAlign w:val="bottom"/>
+            <w:vAlign w:val="center"/>
             <w:hideMark/>
           </w:tcPr>
           <w:p>
-            <w:r>
-              <w:t>{{ exp_0_nuipc }}</w:t>
+            <w:pPr>
+              <w:jc w:val="center"/>
+              <w:rPr>
+                <w:rFonts w:ascii="Calibri" w:hAnsi="Calibri" w:cs="Calibri"/>
+                <w:color w:val="000000"/>
+              </w:rPr>
+            </w:pPr>
+            <w:r>
+              <w:rPr>
+                <w:rFonts w:ascii="Calibri" w:hAnsi="Calibri" w:cs="Calibri"/>
+                <w:color w:val="000000"/>
+              </w:rPr>
+              <w:t>NUIPC:</w:t>
             </w:r>
           </w:p>
         </w:tc>
@@ -4898,8 +4723,19 @@
             <w:gridSpan w:val="3"/>
           </w:tcPr>
           <w:p>
-            <w:r>
-              <w:t>{{ exp_0_tipificacao }}</w:t>
+            <w:pPr>
+              <w:jc w:val="center"/>
+              <w:rPr>
+                <w:rFonts w:ascii="Calibri" w:hAnsi="Calibri" w:cs="Calibri"/>
+                <w:color w:val="000000"/>
+              </w:rPr>
+            </w:pPr>
+            <w:r>
+              <w:rPr>
+                <w:rFonts w:ascii="Calibri" w:hAnsi="Calibri" w:cs="Calibri"/>
+                <w:color w:val="000000"/>
+              </w:rPr>
+              <w:t>Tipificação:</w:t>
             </w:r>
           </w:p>
         </w:tc>
@@ -4914,7 +4750,7 @@
             <w:tcW w:w="2304" w:type="dxa"/>
             <w:vMerge/>
             <w:noWrap/>
-            <w:vAlign w:val="bottom"/>
+            <w:vAlign w:val="center"/>
             <w:hideMark/>
           </w:tcPr>
           <w:p>
@@ -4931,7 +4767,69 @@
             <w:tcW w:w="3078" w:type="dxa"/>
             <w:gridSpan w:val="2"/>
             <w:noWrap/>
-            <w:vAlign w:val="bottom"/>
+            <w:vAlign w:val="center"/>
+            <w:hideMark/>
+          </w:tcPr>
+          <w:p>
+            <w:r>
+              <w:t>{% for item in expediente_efetuado %}{{ item.npp }}</w:t>
+            </w:r>
+          </w:p>
+        </w:tc>
+        <w:tc>
+          <w:tcPr>
+            <w:tcW w:w="1729" w:type="dxa"/>
+            <w:gridSpan w:val="2"/>
+            <w:noWrap/>
+            <w:vAlign w:val="center"/>
+            <w:hideMark/>
+          </w:tcPr>
+          <w:p>
+            <w:r>
+              <w:t>{{ item.nuipc }}</w:t>
+            </w:r>
+          </w:p>
+        </w:tc>
+        <w:tc>
+          <w:tcPr>
+            <w:tcW w:w="3345" w:type="dxa"/>
+            <w:gridSpan w:val="3"/>
+          </w:tcPr>
+          <w:p>
+            <w:r>
+              <w:t>{{ item.tipificacao }}{% endfor %}</w:t>
+            </w:r>
+          </w:p>
+        </w:tc>
+      </w:tr>
+      <w:tr>
+        <w:trPr>
+          <w:trHeight w:val="290"/>
+          <w:jc w:val="center"/>
+        </w:trPr>
+        <w:tc>
+          <w:tcPr>
+            <w:tcW w:w="2304" w:type="dxa"/>
+            <w:vMerge/>
+            <w:noWrap/>
+            <w:vAlign w:val="center"/>
+            <w:hideMark/>
+          </w:tcPr>
+          <w:p>
+            <w:pPr>
+              <w:rPr>
+                <w:rFonts w:ascii="Calibri" w:hAnsi="Calibri" w:cs="Calibri"/>
+                <w:color w:val="000000"/>
+              </w:rPr>
+            </w:pPr>
+          </w:p>
+        </w:tc>
+        <w:tc>
+          <w:tcPr>
+            <w:tcW w:w="3078" w:type="dxa"/>
+            <w:gridSpan w:val="2"/>
+            <w:noWrap/>
+            <w:vAlign w:val="center"/>
             <w:hideMark/>
           </w:tcPr>
           <w:p>
@@ -5031,7 +4929,7 @@
                 <w:rFonts w:ascii="Calibri" w:hAnsi="Calibri" w:cs="Calibri"/>
                 <w:color w:val="000000"/>
               </w:rPr>
-              <w:t>/{{ exp_1_npp }}</w:t>
+              <w:t>/</w:t>
             </w:r>
             <w:r>
               <w:rPr>
@@ -5116,7 +5014,7 @@
             <w:tcW w:w="1729" w:type="dxa"/>
             <w:gridSpan w:val="2"/>
             <w:noWrap/>
-            <w:vAlign w:val="bottom"/>
+            <w:vAlign w:val="center"/>
             <w:hideMark/>
           </w:tcPr>
           <w:p>
@@ -5318,7 +5216,7 @@
             <w:tcW w:w="2304" w:type="dxa"/>
             <w:vMerge/>
             <w:noWrap/>
-            <w:vAlign w:val="bottom"/>
+            <w:vAlign w:val="center"/>
             <w:hideMark/>
           </w:tcPr>
           <w:p>
@@ -5335,7 +5233,7 @@
             <w:tcW w:w="3078" w:type="dxa"/>
             <w:gridSpan w:val="2"/>
             <w:noWrap/>
-            <w:vAlign w:val="bottom"/>
+            <w:vAlign w:val="center"/>
             <w:hideMark/>
           </w:tcPr>
           <w:p>
@@ -5435,7 +5333,7 @@
                 <w:rFonts w:ascii="Calibri" w:hAnsi="Calibri" w:cs="Calibri"/>
                 <w:color w:val="000000"/>
               </w:rPr>
-              <w:t>/{{ exp_2_npp }}</w:t>
+              <w:t>/</w:t>
             </w:r>
             <w:r>
               <w:rPr>
@@ -5520,7 +5418,7 @@
             <w:tcW w:w="1729" w:type="dxa"/>
             <w:gridSpan w:val="2"/>
             <w:noWrap/>
-            <w:vAlign w:val="bottom"/>
+            <w:vAlign w:val="center"/>
             <w:hideMark/>
           </w:tcPr>
           <w:p>
@@ -5722,7 +5620,7 @@
             <w:tcW w:w="2304" w:type="dxa"/>
             <w:vMerge/>
             <w:noWrap/>
-            <w:vAlign w:val="bottom"/>
+            <w:vAlign w:val="center"/>
             <w:hideMark/>
           </w:tcPr>
           <w:p>
@@ -5739,7 +5637,7 @@
             <w:tcW w:w="3078" w:type="dxa"/>
             <w:gridSpan w:val="2"/>
             <w:noWrap/>
-            <w:vAlign w:val="bottom"/>
+            <w:vAlign w:val="center"/>
             <w:hideMark/>
           </w:tcPr>
           <w:p>
@@ -5839,7 +5737,7 @@
                 <w:rFonts w:ascii="Calibri" w:hAnsi="Calibri" w:cs="Calibri"/>
                 <w:color w:val="000000"/>
               </w:rPr>
-              <w:t>/{{ exp_3_npp }}</w:t>
+              <w:t>/</w:t>
             </w:r>
             <w:r>
               <w:rPr>
@@ -5924,7 +5822,7 @@
             <w:tcW w:w="1729" w:type="dxa"/>
             <w:gridSpan w:val="2"/>
             <w:noWrap/>
-            <w:vAlign w:val="bottom"/>
+            <w:vAlign w:val="center"/>
             <w:hideMark/>
           </w:tcPr>
           <w:p>
@@ -6388,7 +6286,7 @@
         <w:jc w:val="center"/>
       </w:pPr>
       <w:r>
-        <w:t xml:space="preserve">Data/hora da elaboração do presente relatório: {{ generated_at }}</w:t>
+        <w:t>Data/hora da elaboração do presente relatório: {{ generated_at }}</w:t>
       </w:r>
     </w:p>
     <w:sectPr>
@@ -7209,6 +7107,7 @@
   <w:style w:type="character" w:default="1" w:styleId="Tipodeletrapredefinidodopargrafo">
     <w:name w:val="Default Paragraph Font"/>
     <w:uiPriority w:val="1"/>
+    <w:semiHidden/>
     <w:unhideWhenUsed/>
   </w:style>
   <w:style w:type="table" w:default="1" w:styleId="Tabelanormal">
